--- a/docs/BloodBuddy_Final_Report.docx
+++ b/docs/BloodBuddy_Final_Report.docx
@@ -4,8 +4,49 @@
   <w:body>
     <w:p>
       <w:pPr>
-        <w:spacing w:after="0"/>
-      </w:pPr>
+        <w:spacing w:after="320"/>
+        <w:jc w:val="center"/>
+      </w:pPr>
+      <w:r>
+        <w:rPr>
+          <w:noProof/>
+        </w:rPr>
+        <w:drawing>
+          <wp:inline distT="0" distB="0" distL="0" distR="0" wp14:anchorId="464003F8" wp14:editId="20E50A73">
+            <wp:extent cx="1440000" cy="652235"/>
+            <wp:effectExtent l="0" t="0" r="0" b="0"/>
+            <wp:docPr id="1" name="Picture 1"/>
+            <wp:cNvGraphicFramePr>
+              <a:graphicFrameLocks xmlns:a="http://schemas.openxmlformats.org/drawingml/2006/main" noChangeAspect="1"/>
+            </wp:cNvGraphicFramePr>
+            <a:graphic xmlns:a="http://schemas.openxmlformats.org/drawingml/2006/main">
+              <a:graphicData uri="http://schemas.openxmlformats.org/drawingml/2006/picture">
+                <pic:pic xmlns:pic="http://schemas.openxmlformats.org/drawingml/2006/picture">
+                  <pic:nvPicPr>
+                    <pic:cNvPr id="0" name="cover_logo.png"/>
+                    <pic:cNvPicPr/>
+                  </pic:nvPicPr>
+                  <pic:blipFill>
+                    <a:blip r:embed="rId8"/>
+                    <a:stretch>
+                      <a:fillRect/>
+                    </a:stretch>
+                  </pic:blipFill>
+                  <pic:spPr>
+                    <a:xfrm>
+                      <a:off x="0" y="0"/>
+                      <a:ext cx="1440000" cy="652235"/>
+                    </a:xfrm>
+                    <a:prstGeom prst="rect">
+                      <a:avLst/>
+                    </a:prstGeom>
+                  </pic:spPr>
+                </pic:pic>
+              </a:graphicData>
+            </a:graphic>
+          </wp:inline>
+        </w:drawing>
+      </w:r>
     </w:p>
     <w:p>
       <w:pPr>
@@ -155,7 +196,7 @@
       <w:pPr>
         <w:pStyle w:val="Heading1"/>
       </w:pPr>
-      <w:bookmarkStart w:id="0" w:name="_Toc240405608"/>
+      <w:bookmarkStart w:id="0" w:name="_Toc240543412"/>
       <w:r>
         <w:rPr>
           <w:sz w:val="28"/>
@@ -213,7 +254,7 @@
       <w:pPr>
         <w:pStyle w:val="Heading1"/>
       </w:pPr>
-      <w:bookmarkStart w:id="1" w:name="_Toc240405609"/>
+      <w:bookmarkStart w:id="1" w:name="_Toc240543413"/>
       <w:r>
         <w:rPr>
           <w:sz w:val="28"/>
@@ -256,10 +297,10 @@
         <w:jc w:val="both"/>
       </w:pPr>
       <w:r>
-        <w:t>I also thank my fellow students and p</w:t>
-      </w:r>
-      <w:r>
-        <w:t>eers for their constructive discussions, particularly during the requirement-analysis phase, and my family for their continued support and encouragement throughout my academic journey.</w:t>
+        <w:t xml:space="preserve">I also thank my fellow </w:t>
+      </w:r>
+      <w:r>
+        <w:t>students and peers for their constructive discussions, particularly during the requirement-analysis phase, and my family for their continued support and encouragement throughout my academic journey.</w:t>
       </w:r>
     </w:p>
     <w:p>
@@ -271,7 +312,7 @@
       <w:pPr>
         <w:pStyle w:val="Heading1"/>
       </w:pPr>
-      <w:bookmarkStart w:id="2" w:name="_Toc240405610"/>
+      <w:bookmarkStart w:id="2" w:name="_Toc240543414"/>
       <w:r>
         <w:rPr>
           <w:sz w:val="28"/>
@@ -286,16 +327,16 @@
         <w:jc w:val="both"/>
       </w:pPr>
       <w:r>
-        <w:t xml:space="preserve">BloodBuddy is a web-based blood donor management </w:t>
-      </w:r>
-      <w:r>
-        <w:t>system for Nepal, developed as the final project for the Advanced Java Programming (CPJ119) module. The system addresses the absence of any organised digital platform for blood donor discovery in Nepal, where urgent requests are currently circulated as inf</w:t>
-      </w:r>
-      <w:r>
-        <w:t>ormal social-media appeals with no guarantee of reaching compatible, available donors in time. BloodBuddy serves four user roles: donors register with their blood group and district and toggle their availability; requesters search compatible donors, submit</w:t>
-      </w:r>
-      <w:r>
-        <w:t xml:space="preserve"> blood requests, and track them through a status lifecycle; hospital staff manage blood bank inventory and fulfil incoming requests; and an administrative role moderates requests, manages users, and monitors platform analytics.</w:t>
+        <w:t>BloodBuddy is a web-based blood donor manageme</w:t>
+      </w:r>
+      <w:r>
+        <w:t xml:space="preserve">nt system for Nepal, developed as the final project for the Advanced Java Programming (CPJ119) module. The system addresses the absence of any organised digital platform for blood donor discovery in Nepal, where urgent requests are currently circulated as </w:t>
+      </w:r>
+      <w:r>
+        <w:t>informal social-media appeals with no guarantee of reaching compatible, available donors in time. BloodBuddy serves four user roles: donors register with their blood group and district and toggle their availability; requesters search compatible donors, sub</w:t>
+      </w:r>
+      <w:r>
+        <w:t>mit blood requests, and track them through a status lifecycle; hospital staff manage blood bank inventory and fulfil incoming requests; and an administrative role moderates requests, manages users, and monitors platform analytics.</w:t>
       </w:r>
     </w:p>
     <w:p>
@@ -303,19 +344,19 @@
         <w:jc w:val="both"/>
       </w:pPr>
       <w:r>
-        <w:t>The system is designed aroun</w:t>
-      </w:r>
-      <w:r>
-        <w:t xml:space="preserve">d a strict N-Tier architecture (Controller → Service → Repository) using Spring MVC, with Hibernate/JPA mapping six related entities — USER, DONOR, BLOOD_REQUEST, HOSPITAL, BLOOD_INVENTORY, and EMAIL_NOTIFICATION — onto a MySQL database. Donor matching is </w:t>
-      </w:r>
-      <w:r>
-        <w:t>driven by a blood group compatibility chart applied in the recipient-to-donor direction, and the design provides dedicated, hospital-scoped REST endpoints (/api/hospitals/{hospitalId}/...) for five partner hospitals so that each institution can integrate o</w:t>
-      </w:r>
-      <w:r>
-        <w:t>ver its own data only. Role-based access control, validation on both the client and the server, database-stored images (BLOB/Base64), and SMTP notification with credentials supplied through environment variables complete the security and service design. Th</w:t>
-      </w:r>
-      <w:r>
-        <w:t>e frontend is a fully responsive, framework-free HTML/CSS/JavaScript application that communicates with the backend exclusively through an AJAX/Fetch API facade mirroring the documented REST endpoints.</w:t>
+        <w:t>The system is designed ar</w:t>
+      </w:r>
+      <w:r>
+        <w:t xml:space="preserve">ound a strict N-Tier architecture (Controller → Service → Repository) using Spring MVC, with Hibernate/JPA mapping six related entities — USER, DONOR, BLOOD_REQUEST, HOSPITAL, BLOOD_INVENTORY, and EMAIL_NOTIFICATION — onto a MySQL database. Donor matching </w:t>
+      </w:r>
+      <w:r>
+        <w:t>is driven by a blood group compatibility chart applied in the recipient-to-donor direction, and the design provides dedicated, hospital-scoped REST endpoints (/api/hospitals/{hospitalId}/...) for five partner hospitals so that each institution can integrat</w:t>
+      </w:r>
+      <w:r>
+        <w:t>e over its own data only. Role-based access control, validation on both the client and the server, database-stored images (BLOB/Base64), and SMTP notification with credentials supplied through environment variables complete the security and service design.</w:t>
+      </w:r>
+      <w:r>
+        <w:t xml:space="preserve"> The frontend is a fully responsive, framework-free HTML/CSS/JavaScript application that communicates with the backend exclusively through an AJAX/Fetch API facade mirroring the documented REST endpoints.</w:t>
       </w:r>
     </w:p>
     <w:p>
@@ -323,16 +364,16 @@
         <w:jc w:val="both"/>
       </w:pPr>
       <w:r>
-        <w:t>The completed frontend — 23 pages covering all four ro</w:t>
-      </w:r>
-      <w:r>
-        <w:t>le portals, the public emergency flow, and every mandatory §2.1 capability of the assignment brief — was verified by 266 automated functional checks, a 92/92 responsive layout check across four viewport widths, and a 16/16 real-HTTP transport check against</w:t>
-      </w:r>
-      <w:r>
-        <w:t xml:space="preserve"> a REST stub, with server-side components scheduled for the implementation phase. The completed system demonstrates that a disciplined, well-structured Java web stack can deliver a secure and genuinely usable blood donor management platform tailored to the</w:t>
-      </w:r>
-      <w:r>
-        <w:t xml:space="preserve"> Nepali context.</w:t>
+        <w:t>The completed frontend — 23 pages covering all four</w:t>
+      </w:r>
+      <w:r>
+        <w:t xml:space="preserve"> role portals, the public emergency flow, and every mandatory §2.1 capability of the assignment brief — was verified by 266 automated functional checks, a 92/92 responsive layout check across four viewport widths, and a 16/16 real-HTTP transport check agai</w:t>
+      </w:r>
+      <w:r>
+        <w:t xml:space="preserve">nst a REST stub, with server-side components scheduled for the implementation phase. The completed system demonstrates that a disciplined, well-structured Java web stack can deliver a secure and genuinely usable blood donor management platform tailored to </w:t>
+      </w:r>
+      <w:r>
+        <w:t>the Nepali context.</w:t>
       </w:r>
     </w:p>
     <w:p>
@@ -356,7 +397,7 @@
       <w:pPr>
         <w:pStyle w:val="Heading1"/>
       </w:pPr>
-      <w:bookmarkStart w:id="3" w:name="_Toc240405611"/>
+      <w:bookmarkStart w:id="3" w:name="_Toc240543415"/>
       <w:r>
         <w:rPr>
           <w:sz w:val="28"/>
@@ -386,7 +427,7 @@
       <w:r>
         <w:fldChar w:fldCharType="separate"/>
       </w:r>
-      <w:hyperlink w:anchor="_Toc240405608" w:history="1">
+      <w:hyperlink w:anchor="_Toc240543412" w:history="1">
         <w:r>
           <w:rPr>
             <w:rStyle w:val="Hyperlink"/>
@@ -413,7 +454,7 @@
             <w:noProof/>
             <w:webHidden/>
           </w:rPr>
-          <w:instrText xml:space="preserve"> PAGEREF _Toc240405608 \h </w:instrText>
+          <w:instrText xml:space="preserve"> PAGEREF _Toc240543412 \h </w:instrText>
         </w:r>
         <w:r>
           <w:rPr>
@@ -455,7 +496,7 @@
           <w:noProof/>
         </w:rPr>
       </w:pPr>
-      <w:hyperlink w:anchor="_Toc240405609" w:history="1">
+      <w:hyperlink w:anchor="_Toc240543413" w:history="1">
         <w:r>
           <w:rPr>
             <w:rStyle w:val="Hyperlink"/>
@@ -482,7 +523,7 @@
             <w:noProof/>
             <w:webHidden/>
           </w:rPr>
-          <w:instrText xml:space="preserve"> PAGEREF _Toc240405609 \h </w:instrText>
+          <w:instrText xml:space="preserve"> PAGEREF _Toc240543413 \h </w:instrText>
         </w:r>
         <w:r>
           <w:rPr>
@@ -524,7 +565,7 @@
           <w:noProof/>
         </w:rPr>
       </w:pPr>
-      <w:hyperlink w:anchor="_Toc240405610" w:history="1">
+      <w:hyperlink w:anchor="_Toc240543414" w:history="1">
         <w:r>
           <w:rPr>
             <w:rStyle w:val="Hyperlink"/>
@@ -551,7 +592,7 @@
             <w:noProof/>
             <w:webHidden/>
           </w:rPr>
-          <w:instrText xml:space="preserve"> PAGEREF _Toc240405610 \h </w:instrText>
+          <w:instrText xml:space="preserve"> PAGEREF _Toc240543414 \h </w:instrText>
         </w:r>
         <w:r>
           <w:rPr>
@@ -593,7 +634,7 @@
           <w:noProof/>
         </w:rPr>
       </w:pPr>
-      <w:hyperlink w:anchor="_Toc240405611" w:history="1">
+      <w:hyperlink w:anchor="_Toc240543415" w:history="1">
         <w:r>
           <w:rPr>
             <w:rStyle w:val="Hyperlink"/>
@@ -620,7 +661,7 @@
             <w:noProof/>
             <w:webHidden/>
           </w:rPr>
-          <w:instrText xml:space="preserve"> PAGEREF _Toc240405611 \h </w:instrText>
+          <w:instrText xml:space="preserve"> PAGEREF _Toc240543415 \h </w:instrText>
         </w:r>
         <w:r>
           <w:rPr>
@@ -662,7 +703,7 @@
           <w:noProof/>
         </w:rPr>
       </w:pPr>
-      <w:hyperlink w:anchor="_Toc240405612" w:history="1">
+      <w:hyperlink w:anchor="_Toc240543416" w:history="1">
         <w:r>
           <w:rPr>
             <w:rStyle w:val="Hyperlink"/>
@@ -689,7 +730,7 @@
             <w:noProof/>
             <w:webHidden/>
           </w:rPr>
-          <w:instrText xml:space="preserve"> PAGEREF _Toc240405612 \h </w:instrText>
+          <w:instrText xml:space="preserve"> PAGEREF _Toc240543416 \h </w:instrText>
         </w:r>
         <w:r>
           <w:rPr>
@@ -731,7 +772,7 @@
           <w:noProof/>
         </w:rPr>
       </w:pPr>
-      <w:hyperlink w:anchor="_Toc240405613" w:history="1">
+      <w:hyperlink w:anchor="_Toc240543417" w:history="1">
         <w:r>
           <w:rPr>
             <w:rStyle w:val="Hyperlink"/>
@@ -758,7 +799,7 @@
             <w:noProof/>
             <w:webHidden/>
           </w:rPr>
-          <w:instrText xml:space="preserve"> PAGEREF _Toc240405613 \h </w:instrText>
+          <w:instrText xml:space="preserve"> PAGEREF _Toc240543417 \h </w:instrText>
         </w:r>
         <w:r>
           <w:rPr>
@@ -800,7 +841,7 @@
           <w:noProof/>
         </w:rPr>
       </w:pPr>
-      <w:hyperlink w:anchor="_Toc240405614" w:history="1">
+      <w:hyperlink w:anchor="_Toc240543418" w:history="1">
         <w:r>
           <w:rPr>
             <w:rStyle w:val="Hyperlink"/>
@@ -827,7 +868,7 @@
             <w:noProof/>
             <w:webHidden/>
           </w:rPr>
-          <w:instrText xml:space="preserve"> PAGEREF _Toc240405614 \h </w:instrText>
+          <w:instrText xml:space="preserve"> PAGEREF _Toc240543418 \h </w:instrText>
         </w:r>
         <w:r>
           <w:rPr>
@@ -869,7 +910,7 @@
           <w:noProof/>
         </w:rPr>
       </w:pPr>
-      <w:hyperlink w:anchor="_Toc240405615" w:history="1">
+      <w:hyperlink w:anchor="_Toc240543419" w:history="1">
         <w:r>
           <w:rPr>
             <w:rStyle w:val="Hyperlink"/>
@@ -896,7 +937,7 @@
             <w:noProof/>
             <w:webHidden/>
           </w:rPr>
-          <w:instrText xml:space="preserve"> PAGEREF _Toc240405615 \h </w:instrText>
+          <w:instrText xml:space="preserve"> PAGEREF _Toc240543419 \h </w:instrText>
         </w:r>
         <w:r>
           <w:rPr>
@@ -938,7 +979,7 @@
           <w:noProof/>
         </w:rPr>
       </w:pPr>
-      <w:hyperlink w:anchor="_Toc240405616" w:history="1">
+      <w:hyperlink w:anchor="_Toc240543420" w:history="1">
         <w:r>
           <w:rPr>
             <w:rStyle w:val="Hyperlink"/>
@@ -965,7 +1006,7 @@
             <w:noProof/>
             <w:webHidden/>
           </w:rPr>
-          <w:instrText xml:space="preserve"> PAGEREF _Toc240405616 \h </w:instrText>
+          <w:instrText xml:space="preserve"> PAGEREF _Toc240543420 \h </w:instrText>
         </w:r>
         <w:r>
           <w:rPr>
@@ -1007,7 +1048,7 @@
           <w:noProof/>
         </w:rPr>
       </w:pPr>
-      <w:hyperlink w:anchor="_Toc240405617" w:history="1">
+      <w:hyperlink w:anchor="_Toc240543421" w:history="1">
         <w:r>
           <w:rPr>
             <w:rStyle w:val="Hyperlink"/>
@@ -1034,7 +1075,7 @@
             <w:noProof/>
             <w:webHidden/>
           </w:rPr>
-          <w:instrText xml:space="preserve"> PAGEREF _Toc240405617 \h </w:instrText>
+          <w:instrText xml:space="preserve"> PAGEREF _Toc240543421 \h </w:instrText>
         </w:r>
         <w:r>
           <w:rPr>
@@ -1076,7 +1117,7 @@
           <w:noProof/>
         </w:rPr>
       </w:pPr>
-      <w:hyperlink w:anchor="_Toc240405618" w:history="1">
+      <w:hyperlink w:anchor="_Toc240543422" w:history="1">
         <w:r>
           <w:rPr>
             <w:rStyle w:val="Hyperlink"/>
@@ -1103,7 +1144,7 @@
             <w:noProof/>
             <w:webHidden/>
           </w:rPr>
-          <w:instrText xml:space="preserve"> PAGEREF _Toc240405618 \h </w:instrText>
+          <w:instrText xml:space="preserve"> PAGEREF _Toc240543422 \h </w:instrText>
         </w:r>
         <w:r>
           <w:rPr>
@@ -1145,7 +1186,7 @@
           <w:noProof/>
         </w:rPr>
       </w:pPr>
-      <w:hyperlink w:anchor="_Toc240405619" w:history="1">
+      <w:hyperlink w:anchor="_Toc240543423" w:history="1">
         <w:r>
           <w:rPr>
             <w:rStyle w:val="Hyperlink"/>
@@ -1172,7 +1213,7 @@
             <w:noProof/>
             <w:webHidden/>
           </w:rPr>
-          <w:instrText xml:space="preserve"> PAGEREF _Toc240405619 \h </w:instrText>
+          <w:instrText xml:space="preserve"> PAGEREF _Toc240543423 \h </w:instrText>
         </w:r>
         <w:r>
           <w:rPr>
@@ -1214,7 +1255,7 @@
           <w:noProof/>
         </w:rPr>
       </w:pPr>
-      <w:hyperlink w:anchor="_Toc240405620" w:history="1">
+      <w:hyperlink w:anchor="_Toc240543424" w:history="1">
         <w:r>
           <w:rPr>
             <w:rStyle w:val="Hyperlink"/>
@@ -1241,7 +1282,7 @@
             <w:noProof/>
             <w:webHidden/>
           </w:rPr>
-          <w:instrText xml:space="preserve"> PAGEREF _Toc240405620 \h </w:instrText>
+          <w:instrText xml:space="preserve"> PAGEREF _Toc240543424 \h </w:instrText>
         </w:r>
         <w:r>
           <w:rPr>
@@ -1283,7 +1324,7 @@
           <w:noProof/>
         </w:rPr>
       </w:pPr>
-      <w:hyperlink w:anchor="_Toc240405621" w:history="1">
+      <w:hyperlink w:anchor="_Toc240543425" w:history="1">
         <w:r>
           <w:rPr>
             <w:rStyle w:val="Hyperlink"/>
@@ -1310,7 +1351,7 @@
             <w:noProof/>
             <w:webHidden/>
           </w:rPr>
-          <w:instrText xml:space="preserve"> PAGEREF _Toc240405621 \h </w:instrText>
+          <w:instrText xml:space="preserve"> PAGEREF _Toc240543425 \h </w:instrText>
         </w:r>
         <w:r>
           <w:rPr>
@@ -1352,7 +1393,7 @@
           <w:noProof/>
         </w:rPr>
       </w:pPr>
-      <w:hyperlink w:anchor="_Toc240405622" w:history="1">
+      <w:hyperlink w:anchor="_Toc240543426" w:history="1">
         <w:r>
           <w:rPr>
             <w:rStyle w:val="Hyperlink"/>
@@ -1379,7 +1420,7 @@
             <w:noProof/>
             <w:webHidden/>
           </w:rPr>
-          <w:instrText xml:space="preserve"> PAGEREF _Toc240405622 \h </w:instrText>
+          <w:instrText xml:space="preserve"> PAGEREF _Toc240543426 \h </w:instrText>
         </w:r>
         <w:r>
           <w:rPr>
@@ -1421,7 +1462,7 @@
           <w:noProof/>
         </w:rPr>
       </w:pPr>
-      <w:hyperlink w:anchor="_Toc240405623" w:history="1">
+      <w:hyperlink w:anchor="_Toc240543427" w:history="1">
         <w:r>
           <w:rPr>
             <w:rStyle w:val="Hyperlink"/>
@@ -1448,7 +1489,7 @@
             <w:noProof/>
             <w:webHidden/>
           </w:rPr>
-          <w:instrText xml:space="preserve"> PAGEREF _Toc240405623 \h </w:instrText>
+          <w:instrText xml:space="preserve"> PAGEREF _Toc240543427 \h </w:instrText>
         </w:r>
         <w:r>
           <w:rPr>
@@ -1490,7 +1531,7 @@
           <w:noProof/>
         </w:rPr>
       </w:pPr>
-      <w:hyperlink w:anchor="_Toc240405624" w:history="1">
+      <w:hyperlink w:anchor="_Toc240543428" w:history="1">
         <w:r>
           <w:rPr>
             <w:rStyle w:val="Hyperlink"/>
@@ -1517,7 +1558,7 @@
             <w:noProof/>
             <w:webHidden/>
           </w:rPr>
-          <w:instrText xml:space="preserve"> PAGEREF _Toc240405624 \h </w:instrText>
+          <w:instrText xml:space="preserve"> PAGEREF _Toc240543428 \h </w:instrText>
         </w:r>
         <w:r>
           <w:rPr>
@@ -1559,7 +1600,7 @@
           <w:noProof/>
         </w:rPr>
       </w:pPr>
-      <w:hyperlink w:anchor="_Toc240405625" w:history="1">
+      <w:hyperlink w:anchor="_Toc240543429" w:history="1">
         <w:r>
           <w:rPr>
             <w:rStyle w:val="Hyperlink"/>
@@ -1586,7 +1627,7 @@
             <w:noProof/>
             <w:webHidden/>
           </w:rPr>
-          <w:instrText xml:space="preserve"> PAGEREF _Toc240405625 \h </w:instrText>
+          <w:instrText xml:space="preserve"> PAGEREF _Toc240543429 \h </w:instrText>
         </w:r>
         <w:r>
           <w:rPr>
@@ -1628,7 +1669,7 @@
           <w:noProof/>
         </w:rPr>
       </w:pPr>
-      <w:hyperlink w:anchor="_Toc240405626" w:history="1">
+      <w:hyperlink w:anchor="_Toc240543430" w:history="1">
         <w:r>
           <w:rPr>
             <w:rStyle w:val="Hyperlink"/>
@@ -1655,7 +1696,7 @@
             <w:noProof/>
             <w:webHidden/>
           </w:rPr>
-          <w:instrText xml:space="preserve"> PAGEREF _Toc240405626 \h </w:instrText>
+          <w:instrText xml:space="preserve"> PAGEREF _Toc240543430 \h </w:instrText>
         </w:r>
         <w:r>
           <w:rPr>
@@ -1697,7 +1738,7 @@
           <w:noProof/>
         </w:rPr>
       </w:pPr>
-      <w:hyperlink w:anchor="_Toc240405627" w:history="1">
+      <w:hyperlink w:anchor="_Toc240543431" w:history="1">
         <w:r>
           <w:rPr>
             <w:rStyle w:val="Hyperlink"/>
@@ -1724,7 +1765,7 @@
             <w:noProof/>
             <w:webHidden/>
           </w:rPr>
-          <w:instrText xml:space="preserve"> PAGEREF _Toc240405627 \h </w:instrText>
+          <w:instrText xml:space="preserve"> PAGEREF _Toc240543431 \h </w:instrText>
         </w:r>
         <w:r>
           <w:rPr>
@@ -1766,7 +1807,7 @@
           <w:noProof/>
         </w:rPr>
       </w:pPr>
-      <w:hyperlink w:anchor="_Toc240405628" w:history="1">
+      <w:hyperlink w:anchor="_Toc240543432" w:history="1">
         <w:r>
           <w:rPr>
             <w:rStyle w:val="Hyperlink"/>
@@ -1793,7 +1834,7 @@
             <w:noProof/>
             <w:webHidden/>
           </w:rPr>
-          <w:instrText xml:space="preserve"> PAGEREF _Toc240405628 \h </w:instrText>
+          <w:instrText xml:space="preserve"> PAGEREF _Toc240543432 \h </w:instrText>
         </w:r>
         <w:r>
           <w:rPr>
@@ -1835,7 +1876,7 @@
           <w:noProof/>
         </w:rPr>
       </w:pPr>
-      <w:hyperlink w:anchor="_Toc240405629" w:history="1">
+      <w:hyperlink w:anchor="_Toc240543433" w:history="1">
         <w:r>
           <w:rPr>
             <w:rStyle w:val="Hyperlink"/>
@@ -1862,7 +1903,7 @@
             <w:noProof/>
             <w:webHidden/>
           </w:rPr>
-          <w:instrText xml:space="preserve"> PAGEREF _Toc240405629 \h </w:instrText>
+          <w:instrText xml:space="preserve"> PAGEREF _Toc240543433 \h </w:instrText>
         </w:r>
         <w:r>
           <w:rPr>
@@ -1904,7 +1945,7 @@
           <w:noProof/>
         </w:rPr>
       </w:pPr>
-      <w:hyperlink w:anchor="_Toc240405630" w:history="1">
+      <w:hyperlink w:anchor="_Toc240543434" w:history="1">
         <w:r>
           <w:rPr>
             <w:rStyle w:val="Hyperlink"/>
@@ -1931,7 +1972,7 @@
             <w:noProof/>
             <w:webHidden/>
           </w:rPr>
-          <w:instrText xml:space="preserve"> PAGEREF _Toc240405630 \h </w:instrText>
+          <w:instrText xml:space="preserve"> PAGEREF _Toc240543434 \h </w:instrText>
         </w:r>
         <w:r>
           <w:rPr>
@@ -1973,7 +2014,7 @@
           <w:noProof/>
         </w:rPr>
       </w:pPr>
-      <w:hyperlink w:anchor="_Toc240405631" w:history="1">
+      <w:hyperlink w:anchor="_Toc240543435" w:history="1">
         <w:r>
           <w:rPr>
             <w:rStyle w:val="Hyperlink"/>
@@ -2000,7 +2041,7 @@
             <w:noProof/>
             <w:webHidden/>
           </w:rPr>
-          <w:instrText xml:space="preserve"> PAGEREF _Toc240405631 \h </w:instrText>
+          <w:instrText xml:space="preserve"> PAGEREF _Toc240543435 \h </w:instrText>
         </w:r>
         <w:r>
           <w:rPr>
@@ -2042,7 +2083,7 @@
           <w:noProof/>
         </w:rPr>
       </w:pPr>
-      <w:hyperlink w:anchor="_Toc240405632" w:history="1">
+      <w:hyperlink w:anchor="_Toc240543436" w:history="1">
         <w:r>
           <w:rPr>
             <w:rStyle w:val="Hyperlink"/>
@@ -2069,7 +2110,7 @@
             <w:noProof/>
             <w:webHidden/>
           </w:rPr>
-          <w:instrText xml:space="preserve"> PAGEREF _Toc240405632 \h </w:instrText>
+          <w:instrText xml:space="preserve"> PAGEREF _Toc240543436 \h </w:instrText>
         </w:r>
         <w:r>
           <w:rPr>
@@ -2111,7 +2152,7 @@
           <w:noProof/>
         </w:rPr>
       </w:pPr>
-      <w:hyperlink w:anchor="_Toc240405633" w:history="1">
+      <w:hyperlink w:anchor="_Toc240543437" w:history="1">
         <w:r>
           <w:rPr>
             <w:rStyle w:val="Hyperlink"/>
@@ -2138,7 +2179,7 @@
             <w:noProof/>
             <w:webHidden/>
           </w:rPr>
-          <w:instrText xml:space="preserve"> PAGEREF _Toc240405633 \h </w:instrText>
+          <w:instrText xml:space="preserve"> PAGEREF _Toc240543437 \h </w:instrText>
         </w:r>
         <w:r>
           <w:rPr>
@@ -2180,7 +2221,7 @@
           <w:noProof/>
         </w:rPr>
       </w:pPr>
-      <w:hyperlink w:anchor="_Toc240405634" w:history="1">
+      <w:hyperlink w:anchor="_Toc240543438" w:history="1">
         <w:r>
           <w:rPr>
             <w:rStyle w:val="Hyperlink"/>
@@ -2207,7 +2248,7 @@
             <w:noProof/>
             <w:webHidden/>
           </w:rPr>
-          <w:instrText xml:space="preserve"> PAGEREF _Toc240405634 \h </w:instrText>
+          <w:instrText xml:space="preserve"> PAGEREF _Toc240543438 \h </w:instrText>
         </w:r>
         <w:r>
           <w:rPr>
@@ -2249,7 +2290,7 @@
           <w:noProof/>
         </w:rPr>
       </w:pPr>
-      <w:hyperlink w:anchor="_Toc240405635" w:history="1">
+      <w:hyperlink w:anchor="_Toc240543439" w:history="1">
         <w:r>
           <w:rPr>
             <w:rStyle w:val="Hyperlink"/>
@@ -2276,7 +2317,7 @@
             <w:noProof/>
             <w:webHidden/>
           </w:rPr>
-          <w:instrText xml:space="preserve"> PAGEREF _Toc240405635 \h </w:instrText>
+          <w:instrText xml:space="preserve"> PAGEREF _Toc240543439 \h </w:instrText>
         </w:r>
         <w:r>
           <w:rPr>
@@ -2318,7 +2359,7 @@
           <w:noProof/>
         </w:rPr>
       </w:pPr>
-      <w:hyperlink w:anchor="_Toc240405636" w:history="1">
+      <w:hyperlink w:anchor="_Toc240543440" w:history="1">
         <w:r>
           <w:rPr>
             <w:rStyle w:val="Hyperlink"/>
@@ -2345,7 +2386,7 @@
             <w:noProof/>
             <w:webHidden/>
           </w:rPr>
-          <w:instrText xml:space="preserve"> PAGEREF _Toc240405636 \h </w:instrText>
+          <w:instrText xml:space="preserve"> PAGEREF _Toc240543440 \h </w:instrText>
         </w:r>
         <w:r>
           <w:rPr>
@@ -2387,7 +2428,7 @@
           <w:noProof/>
         </w:rPr>
       </w:pPr>
-      <w:hyperlink w:anchor="_Toc240405637" w:history="1">
+      <w:hyperlink w:anchor="_Toc240543441" w:history="1">
         <w:r>
           <w:rPr>
             <w:rStyle w:val="Hyperlink"/>
@@ -2414,7 +2455,7 @@
             <w:noProof/>
             <w:webHidden/>
           </w:rPr>
-          <w:instrText xml:space="preserve"> PAGEREF _Toc240405637 \h </w:instrText>
+          <w:instrText xml:space="preserve"> PAGEREF _Toc240543441 \h </w:instrText>
         </w:r>
         <w:r>
           <w:rPr>
@@ -2456,7 +2497,7 @@
           <w:noProof/>
         </w:rPr>
       </w:pPr>
-      <w:hyperlink w:anchor="_Toc240405638" w:history="1">
+      <w:hyperlink w:anchor="_Toc240543442" w:history="1">
         <w:r>
           <w:rPr>
             <w:rStyle w:val="Hyperlink"/>
@@ -2483,7 +2524,7 @@
             <w:noProof/>
             <w:webHidden/>
           </w:rPr>
-          <w:instrText xml:space="preserve"> PAGEREF _Toc240405638 \h </w:instrText>
+          <w:instrText xml:space="preserve"> PAGEREF _Toc240543442 \h </w:instrText>
         </w:r>
         <w:r>
           <w:rPr>
@@ -2503,7 +2544,7 @@
             <w:noProof/>
             <w:webHidden/>
           </w:rPr>
-          <w:t>17</w:t>
+          <w:t>18</w:t>
         </w:r>
         <w:r>
           <w:rPr>
@@ -2525,7 +2566,7 @@
           <w:noProof/>
         </w:rPr>
       </w:pPr>
-      <w:hyperlink w:anchor="_Toc240405639" w:history="1">
+      <w:hyperlink w:anchor="_Toc240543443" w:history="1">
         <w:r>
           <w:rPr>
             <w:rStyle w:val="Hyperlink"/>
@@ -2552,7 +2593,7 @@
             <w:noProof/>
             <w:webHidden/>
           </w:rPr>
-          <w:instrText xml:space="preserve"> PAGEREF _Toc240405639 \h </w:instrText>
+          <w:instrText xml:space="preserve"> PAGEREF _Toc240543443 \h </w:instrText>
         </w:r>
         <w:r>
           <w:rPr>
@@ -2572,7 +2613,7 @@
             <w:noProof/>
             <w:webHidden/>
           </w:rPr>
-          <w:t>17</w:t>
+          <w:t>18</w:t>
         </w:r>
         <w:r>
           <w:rPr>
@@ -2594,7 +2635,7 @@
           <w:noProof/>
         </w:rPr>
       </w:pPr>
-      <w:hyperlink w:anchor="_Toc240405640" w:history="1">
+      <w:hyperlink w:anchor="_Toc240543444" w:history="1">
         <w:r>
           <w:rPr>
             <w:rStyle w:val="Hyperlink"/>
@@ -2621,7 +2662,7 @@
             <w:noProof/>
             <w:webHidden/>
           </w:rPr>
-          <w:instrText xml:space="preserve"> PAGEREF _Toc240405640 \h </w:instrText>
+          <w:instrText xml:space="preserve"> PAGEREF _Toc240543444 \h </w:instrText>
         </w:r>
         <w:r>
           <w:rPr>
@@ -2641,7 +2682,7 @@
             <w:noProof/>
             <w:webHidden/>
           </w:rPr>
-          <w:t>18</w:t>
+          <w:t>19</w:t>
         </w:r>
         <w:r>
           <w:rPr>
@@ -2663,7 +2704,7 @@
           <w:noProof/>
         </w:rPr>
       </w:pPr>
-      <w:hyperlink w:anchor="_Toc240405641" w:history="1">
+      <w:hyperlink w:anchor="_Toc240543445" w:history="1">
         <w:r>
           <w:rPr>
             <w:rStyle w:val="Hyperlink"/>
@@ -2690,7 +2731,7 @@
             <w:noProof/>
             <w:webHidden/>
           </w:rPr>
-          <w:instrText xml:space="preserve"> PAGEREF _Toc240405641 \h </w:instrText>
+          <w:instrText xml:space="preserve"> PAGEREF _Toc240543445 \h </w:instrText>
         </w:r>
         <w:r>
           <w:rPr>
@@ -2710,7 +2751,7 @@
             <w:noProof/>
             <w:webHidden/>
           </w:rPr>
-          <w:t>18</w:t>
+          <w:t>20</w:t>
         </w:r>
         <w:r>
           <w:rPr>
@@ -2732,7 +2773,7 @@
           <w:noProof/>
         </w:rPr>
       </w:pPr>
-      <w:hyperlink w:anchor="_Toc240405642" w:history="1">
+      <w:hyperlink w:anchor="_Toc240543446" w:history="1">
         <w:r>
           <w:rPr>
             <w:rStyle w:val="Hyperlink"/>
@@ -2759,7 +2800,7 @@
             <w:noProof/>
             <w:webHidden/>
           </w:rPr>
-          <w:instrText xml:space="preserve"> PAGEREF _Toc240405642 \h </w:instrText>
+          <w:instrText xml:space="preserve"> PAGEREF _Toc240543446 \h </w:instrText>
         </w:r>
         <w:r>
           <w:rPr>
@@ -2779,7 +2820,7 @@
             <w:noProof/>
             <w:webHidden/>
           </w:rPr>
-          <w:t>18</w:t>
+          <w:t>20</w:t>
         </w:r>
         <w:r>
           <w:rPr>
@@ -2801,7 +2842,7 @@
           <w:noProof/>
         </w:rPr>
       </w:pPr>
-      <w:hyperlink w:anchor="_Toc240405643" w:history="1">
+      <w:hyperlink w:anchor="_Toc240543447" w:history="1">
         <w:r>
           <w:rPr>
             <w:rStyle w:val="Hyperlink"/>
@@ -2828,7 +2869,7 @@
             <w:noProof/>
             <w:webHidden/>
           </w:rPr>
-          <w:instrText xml:space="preserve"> PAGEREF _Toc240405643 \h </w:instrText>
+          <w:instrText xml:space="preserve"> PAGEREF _Toc240543447 \h </w:instrText>
         </w:r>
         <w:r>
           <w:rPr>
@@ -2848,7 +2889,7 @@
             <w:noProof/>
             <w:webHidden/>
           </w:rPr>
-          <w:t>19</w:t>
+          <w:t>21</w:t>
         </w:r>
         <w:r>
           <w:rPr>
@@ -2870,7 +2911,7 @@
           <w:noProof/>
         </w:rPr>
       </w:pPr>
-      <w:hyperlink w:anchor="_Toc240405644" w:history="1">
+      <w:hyperlink w:anchor="_Toc240543448" w:history="1">
         <w:r>
           <w:rPr>
             <w:rStyle w:val="Hyperlink"/>
@@ -2897,7 +2938,7 @@
             <w:noProof/>
             <w:webHidden/>
           </w:rPr>
-          <w:instrText xml:space="preserve"> PAGEREF _Toc240405644 \h </w:instrText>
+          <w:instrText xml:space="preserve"> PAGEREF _Toc240543448 \h </w:instrText>
         </w:r>
         <w:r>
           <w:rPr>
@@ -2917,7 +2958,7 @@
             <w:noProof/>
             <w:webHidden/>
           </w:rPr>
-          <w:t>19</w:t>
+          <w:t>22</w:t>
         </w:r>
         <w:r>
           <w:rPr>
@@ -2939,7 +2980,7 @@
           <w:noProof/>
         </w:rPr>
       </w:pPr>
-      <w:hyperlink w:anchor="_Toc240405645" w:history="1">
+      <w:hyperlink w:anchor="_Toc240543449" w:history="1">
         <w:r>
           <w:rPr>
             <w:rStyle w:val="Hyperlink"/>
@@ -2966,7 +3007,7 @@
             <w:noProof/>
             <w:webHidden/>
           </w:rPr>
-          <w:instrText xml:space="preserve"> PAGEREF _Toc240405645 \h </w:instrText>
+          <w:instrText xml:space="preserve"> PAGEREF _Toc240543449 \h </w:instrText>
         </w:r>
         <w:r>
           <w:rPr>
@@ -2986,7 +3027,7 @@
             <w:noProof/>
             <w:webHidden/>
           </w:rPr>
-          <w:t>21</w:t>
+          <w:t>23</w:t>
         </w:r>
         <w:r>
           <w:rPr>
@@ -3008,7 +3049,7 @@
           <w:noProof/>
         </w:rPr>
       </w:pPr>
-      <w:hyperlink w:anchor="_Toc240405646" w:history="1">
+      <w:hyperlink w:anchor="_Toc240543450" w:history="1">
         <w:r>
           <w:rPr>
             <w:rStyle w:val="Hyperlink"/>
@@ -3035,7 +3076,7 @@
             <w:noProof/>
             <w:webHidden/>
           </w:rPr>
-          <w:instrText xml:space="preserve"> PAGEREF _Toc240405646 \h </w:instrText>
+          <w:instrText xml:space="preserve"> PAGEREF _Toc240543450 \h </w:instrText>
         </w:r>
         <w:r>
           <w:rPr>
@@ -3055,7 +3096,7 @@
             <w:noProof/>
             <w:webHidden/>
           </w:rPr>
-          <w:t>21</w:t>
+          <w:t>23</w:t>
         </w:r>
         <w:r>
           <w:rPr>
@@ -3077,7 +3118,7 @@
           <w:noProof/>
         </w:rPr>
       </w:pPr>
-      <w:hyperlink w:anchor="_Toc240405647" w:history="1">
+      <w:hyperlink w:anchor="_Toc240543451" w:history="1">
         <w:r>
           <w:rPr>
             <w:rStyle w:val="Hyperlink"/>
@@ -3104,7 +3145,7 @@
             <w:noProof/>
             <w:webHidden/>
           </w:rPr>
-          <w:instrText xml:space="preserve"> PAGEREF _Toc240405647 \h </w:instrText>
+          <w:instrText xml:space="preserve"> PAGEREF _Toc240543451 \h </w:instrText>
         </w:r>
         <w:r>
           <w:rPr>
@@ -3124,7 +3165,7 @@
             <w:noProof/>
             <w:webHidden/>
           </w:rPr>
-          <w:t>22</w:t>
+          <w:t>24</w:t>
         </w:r>
         <w:r>
           <w:rPr>
@@ -3146,7 +3187,7 @@
           <w:noProof/>
         </w:rPr>
       </w:pPr>
-      <w:hyperlink w:anchor="_Toc240405648" w:history="1">
+      <w:hyperlink w:anchor="_Toc240543452" w:history="1">
         <w:r>
           <w:rPr>
             <w:rStyle w:val="Hyperlink"/>
@@ -3173,7 +3214,7 @@
             <w:noProof/>
             <w:webHidden/>
           </w:rPr>
-          <w:instrText xml:space="preserve"> PAGEREF _Toc240405648 \h </w:instrText>
+          <w:instrText xml:space="preserve"> PAGEREF _Toc240543452 \h </w:instrText>
         </w:r>
         <w:r>
           <w:rPr>
@@ -3193,7 +3234,7 @@
             <w:noProof/>
             <w:webHidden/>
           </w:rPr>
-          <w:t>22</w:t>
+          <w:t>24</w:t>
         </w:r>
         <w:r>
           <w:rPr>
@@ -3215,7 +3256,7 @@
           <w:noProof/>
         </w:rPr>
       </w:pPr>
-      <w:hyperlink w:anchor="_Toc240405649" w:history="1">
+      <w:hyperlink w:anchor="_Toc240543453" w:history="1">
         <w:r>
           <w:rPr>
             <w:rStyle w:val="Hyperlink"/>
@@ -3242,7 +3283,7 @@
             <w:noProof/>
             <w:webHidden/>
           </w:rPr>
-          <w:instrText xml:space="preserve"> PAGEREF _Toc240405649 \h </w:instrText>
+          <w:instrText xml:space="preserve"> PAGEREF _Toc240543453 \h </w:instrText>
         </w:r>
         <w:r>
           <w:rPr>
@@ -3262,7 +3303,7 @@
             <w:noProof/>
             <w:webHidden/>
           </w:rPr>
-          <w:t>22</w:t>
+          <w:t>24</w:t>
         </w:r>
         <w:r>
           <w:rPr>
@@ -3284,7 +3325,7 @@
           <w:noProof/>
         </w:rPr>
       </w:pPr>
-      <w:hyperlink w:anchor="_Toc240405650" w:history="1">
+      <w:hyperlink w:anchor="_Toc240543454" w:history="1">
         <w:r>
           <w:rPr>
             <w:rStyle w:val="Hyperlink"/>
@@ -3311,7 +3352,7 @@
             <w:noProof/>
             <w:webHidden/>
           </w:rPr>
-          <w:instrText xml:space="preserve"> PAGEREF _Toc240405650 \h </w:instrText>
+          <w:instrText xml:space="preserve"> PAGEREF _Toc240543454 \h </w:instrText>
         </w:r>
         <w:r>
           <w:rPr>
@@ -3331,7 +3372,7 @@
             <w:noProof/>
             <w:webHidden/>
           </w:rPr>
-          <w:t>23</w:t>
+          <w:t>25</w:t>
         </w:r>
         <w:r>
           <w:rPr>
@@ -3353,7 +3394,7 @@
           <w:noProof/>
         </w:rPr>
       </w:pPr>
-      <w:hyperlink w:anchor="_Toc240405651" w:history="1">
+      <w:hyperlink w:anchor="_Toc240543455" w:history="1">
         <w:r>
           <w:rPr>
             <w:rStyle w:val="Hyperlink"/>
@@ -3380,7 +3421,7 @@
             <w:noProof/>
             <w:webHidden/>
           </w:rPr>
-          <w:instrText xml:space="preserve"> PAGEREF _Toc240405651 \h </w:instrText>
+          <w:instrText xml:space="preserve"> PAGEREF _Toc240543455 \h </w:instrText>
         </w:r>
         <w:r>
           <w:rPr>
@@ -3400,7 +3441,7 @@
             <w:noProof/>
             <w:webHidden/>
           </w:rPr>
-          <w:t>23</w:t>
+          <w:t>25</w:t>
         </w:r>
         <w:r>
           <w:rPr>
@@ -3422,7 +3463,7 @@
           <w:noProof/>
         </w:rPr>
       </w:pPr>
-      <w:hyperlink w:anchor="_Toc240405652" w:history="1">
+      <w:hyperlink w:anchor="_Toc240543456" w:history="1">
         <w:r>
           <w:rPr>
             <w:rStyle w:val="Hyperlink"/>
@@ -3449,7 +3490,7 @@
             <w:noProof/>
             <w:webHidden/>
           </w:rPr>
-          <w:instrText xml:space="preserve"> PAGEREF _Toc240405652 \h </w:instrText>
+          <w:instrText xml:space="preserve"> PAGEREF _Toc240543456 \h </w:instrText>
         </w:r>
         <w:r>
           <w:rPr>
@@ -3469,7 +3510,7 @@
             <w:noProof/>
             <w:webHidden/>
           </w:rPr>
-          <w:t>23</w:t>
+          <w:t>25</w:t>
         </w:r>
         <w:r>
           <w:rPr>
@@ -3491,7 +3532,7 @@
           <w:noProof/>
         </w:rPr>
       </w:pPr>
-      <w:hyperlink w:anchor="_Toc240405653" w:history="1">
+      <w:hyperlink w:anchor="_Toc240543457" w:history="1">
         <w:r>
           <w:rPr>
             <w:rStyle w:val="Hyperlink"/>
@@ -3518,7 +3559,7 @@
             <w:noProof/>
             <w:webHidden/>
           </w:rPr>
-          <w:instrText xml:space="preserve"> PAGEREF _Toc240405653 \h </w:instrText>
+          <w:instrText xml:space="preserve"> PAGEREF _Toc240543457 \h </w:instrText>
         </w:r>
         <w:r>
           <w:rPr>
@@ -3538,7 +3579,7 @@
             <w:noProof/>
             <w:webHidden/>
           </w:rPr>
-          <w:t>24</w:t>
+          <w:t>26</w:t>
         </w:r>
         <w:r>
           <w:rPr>
@@ -3560,7 +3601,7 @@
           <w:noProof/>
         </w:rPr>
       </w:pPr>
-      <w:hyperlink w:anchor="_Toc240405654" w:history="1">
+      <w:hyperlink w:anchor="_Toc240543458" w:history="1">
         <w:r>
           <w:rPr>
             <w:rStyle w:val="Hyperlink"/>
@@ -3587,7 +3628,7 @@
             <w:noProof/>
             <w:webHidden/>
           </w:rPr>
-          <w:instrText xml:space="preserve"> PAGEREF _Toc240405654 \h </w:instrText>
+          <w:instrText xml:space="preserve"> PAGEREF _Toc240543458 \h </w:instrText>
         </w:r>
         <w:r>
           <w:rPr>
@@ -3607,7 +3648,7 @@
             <w:noProof/>
             <w:webHidden/>
           </w:rPr>
-          <w:t>24</w:t>
+          <w:t>26</w:t>
         </w:r>
         <w:r>
           <w:rPr>
@@ -3629,7 +3670,7 @@
           <w:noProof/>
         </w:rPr>
       </w:pPr>
-      <w:hyperlink w:anchor="_Toc240405655" w:history="1">
+      <w:hyperlink w:anchor="_Toc240543459" w:history="1">
         <w:r>
           <w:rPr>
             <w:rStyle w:val="Hyperlink"/>
@@ -3656,7 +3697,7 @@
             <w:noProof/>
             <w:webHidden/>
           </w:rPr>
-          <w:instrText xml:space="preserve"> PAGEREF _Toc240405655 \h </w:instrText>
+          <w:instrText xml:space="preserve"> PAGEREF _Toc240543459 \h </w:instrText>
         </w:r>
         <w:r>
           <w:rPr>
@@ -3676,7 +3717,7 @@
             <w:noProof/>
             <w:webHidden/>
           </w:rPr>
-          <w:t>24</w:t>
+          <w:t>26</w:t>
         </w:r>
         <w:r>
           <w:rPr>
@@ -3698,7 +3739,7 @@
           <w:noProof/>
         </w:rPr>
       </w:pPr>
-      <w:hyperlink w:anchor="_Toc240405656" w:history="1">
+      <w:hyperlink w:anchor="_Toc240543460" w:history="1">
         <w:r>
           <w:rPr>
             <w:rStyle w:val="Hyperlink"/>
@@ -3725,7 +3766,7 @@
             <w:noProof/>
             <w:webHidden/>
           </w:rPr>
-          <w:instrText xml:space="preserve"> PAGEREF _Toc240405656 \h </w:instrText>
+          <w:instrText xml:space="preserve"> PAGEREF _Toc240543460 \h </w:instrText>
         </w:r>
         <w:r>
           <w:rPr>
@@ -3745,7 +3786,7 @@
             <w:noProof/>
             <w:webHidden/>
           </w:rPr>
-          <w:t>24</w:t>
+          <w:t>26</w:t>
         </w:r>
         <w:r>
           <w:rPr>
@@ -3767,7 +3808,7 @@
           <w:noProof/>
         </w:rPr>
       </w:pPr>
-      <w:hyperlink w:anchor="_Toc240405657" w:history="1">
+      <w:hyperlink w:anchor="_Toc240543461" w:history="1">
         <w:r>
           <w:rPr>
             <w:rStyle w:val="Hyperlink"/>
@@ -3794,7 +3835,7 @@
             <w:noProof/>
             <w:webHidden/>
           </w:rPr>
-          <w:instrText xml:space="preserve"> PAGEREF _Toc240405657 \h </w:instrText>
+          <w:instrText xml:space="preserve"> PAGEREF _Toc240543461 \h </w:instrText>
         </w:r>
         <w:r>
           <w:rPr>
@@ -3814,7 +3855,7 @@
             <w:noProof/>
             <w:webHidden/>
           </w:rPr>
-          <w:t>26</w:t>
+          <w:t>28</w:t>
         </w:r>
         <w:r>
           <w:rPr>
@@ -3836,7 +3877,7 @@
           <w:noProof/>
         </w:rPr>
       </w:pPr>
-      <w:hyperlink w:anchor="_Toc240405658" w:history="1">
+      <w:hyperlink w:anchor="_Toc240543462" w:history="1">
         <w:r>
           <w:rPr>
             <w:rStyle w:val="Hyperlink"/>
@@ -3863,7 +3904,7 @@
             <w:noProof/>
             <w:webHidden/>
           </w:rPr>
-          <w:instrText xml:space="preserve"> PAGEREF _Toc240405658 \h </w:instrText>
+          <w:instrText xml:space="preserve"> PAGEREF _Toc240543462 \h </w:instrText>
         </w:r>
         <w:r>
           <w:rPr>
@@ -3883,7 +3924,7 @@
             <w:noProof/>
             <w:webHidden/>
           </w:rPr>
-          <w:t>26</w:t>
+          <w:t>28</w:t>
         </w:r>
         <w:r>
           <w:rPr>
@@ -3905,7 +3946,7 @@
           <w:noProof/>
         </w:rPr>
       </w:pPr>
-      <w:hyperlink w:anchor="_Toc240405659" w:history="1">
+      <w:hyperlink w:anchor="_Toc240543463" w:history="1">
         <w:r>
           <w:rPr>
             <w:rStyle w:val="Hyperlink"/>
@@ -3932,7 +3973,7 @@
             <w:noProof/>
             <w:webHidden/>
           </w:rPr>
-          <w:instrText xml:space="preserve"> PAGEREF _Toc240405659 \h </w:instrText>
+          <w:instrText xml:space="preserve"> PAGEREF _Toc240543463 \h </w:instrText>
         </w:r>
         <w:r>
           <w:rPr>
@@ -3952,7 +3993,7 @@
             <w:noProof/>
             <w:webHidden/>
           </w:rPr>
-          <w:t>26</w:t>
+          <w:t>28</w:t>
         </w:r>
         <w:r>
           <w:rPr>
@@ -3974,7 +4015,7 @@
           <w:noProof/>
         </w:rPr>
       </w:pPr>
-      <w:hyperlink w:anchor="_Toc240405660" w:history="1">
+      <w:hyperlink w:anchor="_Toc240543464" w:history="1">
         <w:r>
           <w:rPr>
             <w:rStyle w:val="Hyperlink"/>
@@ -4001,7 +4042,7 @@
             <w:noProof/>
             <w:webHidden/>
           </w:rPr>
-          <w:instrText xml:space="preserve"> PAGEREF _Toc240405660 \h </w:instrText>
+          <w:instrText xml:space="preserve"> PAGEREF _Toc240543464 \h </w:instrText>
         </w:r>
         <w:r>
           <w:rPr>
@@ -4021,7 +4062,7 @@
             <w:noProof/>
             <w:webHidden/>
           </w:rPr>
-          <w:t>28</w:t>
+          <w:t>30</w:t>
         </w:r>
         <w:r>
           <w:rPr>
@@ -4043,7 +4084,7 @@
           <w:noProof/>
         </w:rPr>
       </w:pPr>
-      <w:hyperlink w:anchor="_Toc240405661" w:history="1">
+      <w:hyperlink w:anchor="_Toc240543465" w:history="1">
         <w:r>
           <w:rPr>
             <w:rStyle w:val="Hyperlink"/>
@@ -4070,7 +4111,7 @@
             <w:noProof/>
             <w:webHidden/>
           </w:rPr>
-          <w:instrText xml:space="preserve"> PAGEREF _Toc240405661 \h </w:instrText>
+          <w:instrText xml:space="preserve"> PAGEREF _Toc240543465 \h </w:instrText>
         </w:r>
         <w:r>
           <w:rPr>
@@ -4090,7 +4131,7 @@
             <w:noProof/>
             <w:webHidden/>
           </w:rPr>
-          <w:t>28</w:t>
+          <w:t>30</w:t>
         </w:r>
         <w:r>
           <w:rPr>
@@ -4112,7 +4153,7 @@
           <w:noProof/>
         </w:rPr>
       </w:pPr>
-      <w:hyperlink w:anchor="_Toc240405662" w:history="1">
+      <w:hyperlink w:anchor="_Toc240543466" w:history="1">
         <w:r>
           <w:rPr>
             <w:rStyle w:val="Hyperlink"/>
@@ -4139,7 +4180,7 @@
             <w:noProof/>
             <w:webHidden/>
           </w:rPr>
-          <w:instrText xml:space="preserve"> PAGEREF _Toc240405662 \h </w:instrText>
+          <w:instrText xml:space="preserve"> PAGEREF _Toc240543466 \h </w:instrText>
         </w:r>
         <w:r>
           <w:rPr>
@@ -4159,7 +4200,7 @@
             <w:noProof/>
             <w:webHidden/>
           </w:rPr>
-          <w:t>29</w:t>
+          <w:t>31</w:t>
         </w:r>
         <w:r>
           <w:rPr>
@@ -4181,7 +4222,7 @@
           <w:noProof/>
         </w:rPr>
       </w:pPr>
-      <w:hyperlink w:anchor="_Toc240405663" w:history="1">
+      <w:hyperlink w:anchor="_Toc240543467" w:history="1">
         <w:r>
           <w:rPr>
             <w:rStyle w:val="Hyperlink"/>
@@ -4208,7 +4249,7 @@
             <w:noProof/>
             <w:webHidden/>
           </w:rPr>
-          <w:instrText xml:space="preserve"> PAGEREF _Toc240405663 \h </w:instrText>
+          <w:instrText xml:space="preserve"> PAGEREF _Toc240543467 \h </w:instrText>
         </w:r>
         <w:r>
           <w:rPr>
@@ -4228,7 +4269,7 @@
             <w:noProof/>
             <w:webHidden/>
           </w:rPr>
-          <w:t>30</w:t>
+          <w:t>32</w:t>
         </w:r>
         <w:r>
           <w:rPr>
@@ -4250,7 +4291,7 @@
           <w:noProof/>
         </w:rPr>
       </w:pPr>
-      <w:hyperlink w:anchor="_Toc240405664" w:history="1">
+      <w:hyperlink w:anchor="_Toc240543468" w:history="1">
         <w:r>
           <w:rPr>
             <w:rStyle w:val="Hyperlink"/>
@@ -4277,7 +4318,7 @@
             <w:noProof/>
             <w:webHidden/>
           </w:rPr>
-          <w:instrText xml:space="preserve"> PAGEREF _Toc240405664 \h </w:instrText>
+          <w:instrText xml:space="preserve"> PAGEREF _Toc240543468 \h </w:instrText>
         </w:r>
         <w:r>
           <w:rPr>
@@ -4297,7 +4338,7 @@
             <w:noProof/>
             <w:webHidden/>
           </w:rPr>
-          <w:t>32</w:t>
+          <w:t>34</w:t>
         </w:r>
         <w:r>
           <w:rPr>
@@ -4319,7 +4360,7 @@
           <w:noProof/>
         </w:rPr>
       </w:pPr>
-      <w:hyperlink w:anchor="_Toc240405665" w:history="1">
+      <w:hyperlink w:anchor="_Toc240543469" w:history="1">
         <w:r>
           <w:rPr>
             <w:rStyle w:val="Hyperlink"/>
@@ -4346,7 +4387,7 @@
             <w:noProof/>
             <w:webHidden/>
           </w:rPr>
-          <w:instrText xml:space="preserve"> PAGEREF _Toc240405665 \h </w:instrText>
+          <w:instrText xml:space="preserve"> PAGEREF _Toc240543469 \h </w:instrText>
         </w:r>
         <w:r>
           <w:rPr>
@@ -4366,7 +4407,7 @@
             <w:noProof/>
             <w:webHidden/>
           </w:rPr>
-          <w:t>32</w:t>
+          <w:t>34</w:t>
         </w:r>
         <w:r>
           <w:rPr>
@@ -4388,7 +4429,7 @@
           <w:noProof/>
         </w:rPr>
       </w:pPr>
-      <w:hyperlink w:anchor="_Toc240405666" w:history="1">
+      <w:hyperlink w:anchor="_Toc240543470" w:history="1">
         <w:r>
           <w:rPr>
             <w:rStyle w:val="Hyperlink"/>
@@ -4415,7 +4456,7 @@
             <w:noProof/>
             <w:webHidden/>
           </w:rPr>
-          <w:instrText xml:space="preserve"> PAGEREF _Toc240405666 \h </w:instrText>
+          <w:instrText xml:space="preserve"> PAGEREF _Toc240543470 \h </w:instrText>
         </w:r>
         <w:r>
           <w:rPr>
@@ -4435,7 +4476,7 @@
             <w:noProof/>
             <w:webHidden/>
           </w:rPr>
-          <w:t>32</w:t>
+          <w:t>34</w:t>
         </w:r>
         <w:r>
           <w:rPr>
@@ -4457,7 +4498,7 @@
           <w:noProof/>
         </w:rPr>
       </w:pPr>
-      <w:hyperlink w:anchor="_Toc240405667" w:history="1">
+      <w:hyperlink w:anchor="_Toc240543471" w:history="1">
         <w:r>
           <w:rPr>
             <w:rStyle w:val="Hyperlink"/>
@@ -4484,7 +4525,7 @@
             <w:noProof/>
             <w:webHidden/>
           </w:rPr>
-          <w:instrText xml:space="preserve"> PAGEREF _Toc240405667 \h </w:instrText>
+          <w:instrText xml:space="preserve"> PAGEREF _Toc240543471 \h </w:instrText>
         </w:r>
         <w:r>
           <w:rPr>
@@ -4504,7 +4545,7 @@
             <w:noProof/>
             <w:webHidden/>
           </w:rPr>
-          <w:t>32</w:t>
+          <w:t>34</w:t>
         </w:r>
         <w:r>
           <w:rPr>
@@ -4526,7 +4567,7 @@
           <w:noProof/>
         </w:rPr>
       </w:pPr>
-      <w:hyperlink w:anchor="_Toc240405668" w:history="1">
+      <w:hyperlink w:anchor="_Toc240543472" w:history="1">
         <w:r>
           <w:rPr>
             <w:rStyle w:val="Hyperlink"/>
@@ -4553,7 +4594,7 @@
             <w:noProof/>
             <w:webHidden/>
           </w:rPr>
-          <w:instrText xml:space="preserve"> PAGEREF _Toc240405668 \h </w:instrText>
+          <w:instrText xml:space="preserve"> PAGEREF _Toc240543472 \h </w:instrText>
         </w:r>
         <w:r>
           <w:rPr>
@@ -4573,7 +4614,7 @@
             <w:noProof/>
             <w:webHidden/>
           </w:rPr>
-          <w:t>34</w:t>
+          <w:t>36</w:t>
         </w:r>
         <w:r>
           <w:rPr>
@@ -4595,7 +4636,7 @@
           <w:noProof/>
         </w:rPr>
       </w:pPr>
-      <w:hyperlink w:anchor="_Toc240405669" w:history="1">
+      <w:hyperlink w:anchor="_Toc240543473" w:history="1">
         <w:r>
           <w:rPr>
             <w:rStyle w:val="Hyperlink"/>
@@ -4622,7 +4663,7 @@
             <w:noProof/>
             <w:webHidden/>
           </w:rPr>
-          <w:instrText xml:space="preserve"> PAGEREF _Toc240405669 \h </w:instrText>
+          <w:instrText xml:space="preserve"> PAGEREF _Toc240543473 \h </w:instrText>
         </w:r>
         <w:r>
           <w:rPr>
@@ -4642,7 +4683,7 @@
             <w:noProof/>
             <w:webHidden/>
           </w:rPr>
-          <w:t>35</w:t>
+          <w:t>37</w:t>
         </w:r>
         <w:r>
           <w:rPr>
@@ -4664,7 +4705,7 @@
           <w:noProof/>
         </w:rPr>
       </w:pPr>
-      <w:hyperlink w:anchor="_Toc240405670" w:history="1">
+      <w:hyperlink w:anchor="_Toc240543474" w:history="1">
         <w:r>
           <w:rPr>
             <w:rStyle w:val="Hyperlink"/>
@@ -4691,7 +4732,7 @@
             <w:noProof/>
             <w:webHidden/>
           </w:rPr>
-          <w:instrText xml:space="preserve"> PAGEREF _Toc240405670 \h </w:instrText>
+          <w:instrText xml:space="preserve"> PAGEREF _Toc240543474 \h </w:instrText>
         </w:r>
         <w:r>
           <w:rPr>
@@ -4711,7 +4752,7 @@
             <w:noProof/>
             <w:webHidden/>
           </w:rPr>
-          <w:t>35</w:t>
+          <w:t>37</w:t>
         </w:r>
         <w:r>
           <w:rPr>
@@ -4733,7 +4774,7 @@
           <w:noProof/>
         </w:rPr>
       </w:pPr>
-      <w:hyperlink w:anchor="_Toc240405671" w:history="1">
+      <w:hyperlink w:anchor="_Toc240543475" w:history="1">
         <w:r>
           <w:rPr>
             <w:rStyle w:val="Hyperlink"/>
@@ -4760,7 +4801,7 @@
             <w:noProof/>
             <w:webHidden/>
           </w:rPr>
-          <w:instrText xml:space="preserve"> PAGEREF _Toc240405671 \h </w:instrText>
+          <w:instrText xml:space="preserve"> PAGEREF _Toc240543475 \h </w:instrText>
         </w:r>
         <w:r>
           <w:rPr>
@@ -4780,7 +4821,7 @@
             <w:noProof/>
             <w:webHidden/>
           </w:rPr>
-          <w:t>35</w:t>
+          <w:t>37</w:t>
         </w:r>
         <w:r>
           <w:rPr>
@@ -4802,7 +4843,7 @@
           <w:noProof/>
         </w:rPr>
       </w:pPr>
-      <w:hyperlink w:anchor="_Toc240405672" w:history="1">
+      <w:hyperlink w:anchor="_Toc240543476" w:history="1">
         <w:r>
           <w:rPr>
             <w:rStyle w:val="Hyperlink"/>
@@ -4829,7 +4870,7 @@
             <w:noProof/>
             <w:webHidden/>
           </w:rPr>
-          <w:instrText xml:space="preserve"> PAGEREF _Toc240405672 \h </w:instrText>
+          <w:instrText xml:space="preserve"> PAGEREF _Toc240543476 \h </w:instrText>
         </w:r>
         <w:r>
           <w:rPr>
@@ -4849,7 +4890,7 @@
             <w:noProof/>
             <w:webHidden/>
           </w:rPr>
-          <w:t>36</w:t>
+          <w:t>38</w:t>
         </w:r>
         <w:r>
           <w:rPr>
@@ -4871,7 +4912,7 @@
           <w:noProof/>
         </w:rPr>
       </w:pPr>
-      <w:hyperlink w:anchor="_Toc240405673" w:history="1">
+      <w:hyperlink w:anchor="_Toc240543477" w:history="1">
         <w:r>
           <w:rPr>
             <w:rStyle w:val="Hyperlink"/>
@@ -4898,7 +4939,7 @@
             <w:noProof/>
             <w:webHidden/>
           </w:rPr>
-          <w:instrText xml:space="preserve"> PAGEREF _Toc240405673 \h </w:instrText>
+          <w:instrText xml:space="preserve"> PAGEREF _Toc240543477 \h </w:instrText>
         </w:r>
         <w:r>
           <w:rPr>
@@ -4918,7 +4959,7 @@
             <w:noProof/>
             <w:webHidden/>
           </w:rPr>
-          <w:t>36</w:t>
+          <w:t>38</w:t>
         </w:r>
         <w:r>
           <w:rPr>
@@ -4940,7 +4981,7 @@
           <w:noProof/>
         </w:rPr>
       </w:pPr>
-      <w:hyperlink w:anchor="_Toc240405674" w:history="1">
+      <w:hyperlink w:anchor="_Toc240543478" w:history="1">
         <w:r>
           <w:rPr>
             <w:rStyle w:val="Hyperlink"/>
@@ -4967,7 +5008,7 @@
             <w:noProof/>
             <w:webHidden/>
           </w:rPr>
-          <w:instrText xml:space="preserve"> PAGEREF _Toc240405674 \h </w:instrText>
+          <w:instrText xml:space="preserve"> PAGEREF _Toc240543478 \h </w:instrText>
         </w:r>
         <w:r>
           <w:rPr>
@@ -4987,7 +5028,7 @@
             <w:noProof/>
             <w:webHidden/>
           </w:rPr>
-          <w:t>36</w:t>
+          <w:t>38</w:t>
         </w:r>
         <w:r>
           <w:rPr>
@@ -5009,7 +5050,7 @@
           <w:noProof/>
         </w:rPr>
       </w:pPr>
-      <w:hyperlink w:anchor="_Toc240405675" w:history="1">
+      <w:hyperlink w:anchor="_Toc240543479" w:history="1">
         <w:r>
           <w:rPr>
             <w:rStyle w:val="Hyperlink"/>
@@ -5036,7 +5077,7 @@
             <w:noProof/>
             <w:webHidden/>
           </w:rPr>
-          <w:instrText xml:space="preserve"> PAGEREF _Toc240405675 \h </w:instrText>
+          <w:instrText xml:space="preserve"> PAGEREF _Toc240543479 \h </w:instrText>
         </w:r>
         <w:r>
           <w:rPr>
@@ -5056,7 +5097,7 @@
             <w:noProof/>
             <w:webHidden/>
           </w:rPr>
-          <w:t>37</w:t>
+          <w:t>39</w:t>
         </w:r>
         <w:r>
           <w:rPr>
@@ -5081,7 +5122,7 @@
       <w:pPr>
         <w:pStyle w:val="Heading1"/>
       </w:pPr>
-      <w:bookmarkStart w:id="4" w:name="_Toc240405612"/>
+      <w:bookmarkStart w:id="4" w:name="_Toc240543416"/>
       <w:r>
         <w:rPr>
           <w:sz w:val="28"/>
@@ -5096,10 +5137,10 @@
         <w:spacing w:after="80"/>
       </w:pPr>
       <w:r>
-        <w:t>Table 2-1: Comparison of Existing Blood D</w:t>
-      </w:r>
-      <w:r>
-        <w:t>onor Management Systems</w:t>
+        <w:t>Table 2-1: Comparison of Existing Bloo</w:t>
+      </w:r>
+      <w:r>
+        <w:t>d Donor Management Systems</w:t>
       </w:r>
     </w:p>
     <w:p>
@@ -5186,7 +5227,7 @@
       <w:pPr>
         <w:pStyle w:val="Heading1"/>
       </w:pPr>
-      <w:bookmarkStart w:id="5" w:name="_Toc240405613"/>
+      <w:bookmarkStart w:id="5" w:name="_Toc240543417"/>
       <w:r>
         <w:rPr>
           <w:sz w:val="28"/>
@@ -5318,7 +5359,7 @@
       <w:pPr>
         <w:pStyle w:val="Heading1"/>
       </w:pPr>
-      <w:bookmarkStart w:id="6" w:name="_Toc240405614"/>
+      <w:bookmarkStart w:id="6" w:name="_Toc240543418"/>
       <w:r>
         <w:rPr>
           <w:sz w:val="28"/>
@@ -6091,7 +6132,7 @@
       <w:pPr>
         <w:pStyle w:val="Heading1"/>
       </w:pPr>
-      <w:bookmarkStart w:id="7" w:name="_Toc240405615"/>
+      <w:bookmarkStart w:id="7" w:name="_Toc240543419"/>
       <w:r>
         <w:lastRenderedPageBreak/>
         <w:t>CHAPTER 1: INTRODUCTION</w:t>
@@ -6102,7 +6143,7 @@
       <w:pPr>
         <w:pStyle w:val="Heading2"/>
       </w:pPr>
-      <w:bookmarkStart w:id="8" w:name="_Toc240405616"/>
+      <w:bookmarkStart w:id="8" w:name="_Toc240543420"/>
       <w:r>
         <w:t>1.1 Overview</w:t>
       </w:r>
@@ -6160,7 +6201,7 @@
       <w:pPr>
         <w:pStyle w:val="Heading2"/>
       </w:pPr>
-      <w:bookmarkStart w:id="9" w:name="_Toc240405617"/>
+      <w:bookmarkStart w:id="9" w:name="_Toc240543421"/>
       <w:r>
         <w:t>1.2 Problem Statement</w:t>
       </w:r>
@@ -6228,10 +6269,10 @@
         <w:spacing w:after="60"/>
       </w:pPr>
       <w:r>
-        <w:t>The absence of a centralised platform means that duplicate, fraudulent, or outdated requests cannot be mo</w:t>
-      </w:r>
-      <w:r>
-        <w:t>derated.</w:t>
+        <w:t xml:space="preserve">The absence of a centralised platform means that duplicate, fraudulent, or outdated requests cannot be </w:t>
+      </w:r>
+      <w:r>
+        <w:t>moderated.</w:t>
       </w:r>
     </w:p>
     <w:p>
@@ -6240,17 +6281,17 @@
       </w:pPr>
       <w:r>
         <w:lastRenderedPageBreak/>
-        <w:t xml:space="preserve">These gaps result in delayed responses during emergencies, wasted donor effort, and preventable loss of life. BloodBuddy exists to close these gaps with a structured, database-backed system whose critical logic — donor matching, request </w:t>
-      </w:r>
-      <w:r>
-        <w:t>lifecycle, inventory integrity, and authorisation — lives in the backend.</w:t>
+        <w:t>These gaps result in delayed responses during emergencies, wasted donor effort, and preventable loss of life. BloodBuddy exists to close these gaps with a structured, database-backed system whose critical logic — donor matching, request lifecycl</w:t>
+      </w:r>
+      <w:r>
+        <w:t>e, inventory integrity, and authorisation — lives in the backend.</w:t>
       </w:r>
     </w:p>
     <w:p>
       <w:pPr>
         <w:pStyle w:val="Heading2"/>
       </w:pPr>
-      <w:bookmarkStart w:id="10" w:name="_Toc240405618"/>
+      <w:bookmarkStart w:id="10" w:name="_Toc240543422"/>
       <w:r>
         <w:t>1.3 Objectives</w:t>
       </w:r>
@@ -6261,10 +6302,10 @@
         <w:jc w:val="both"/>
       </w:pPr>
       <w:r>
-        <w:t>The general objective of this project was to design, implement, and test a secure web-based blood donor management system for Nepal using Spring MVC, Hibernate/JPA, an</w:t>
-      </w:r>
-      <w:r>
-        <w:t>d MySQL, satisfying the mandatory requirements of the CPJ119 assignment brief. The specific objectives were:</w:t>
+        <w:t>The general objective of this project was to design, implement, and test a secure web-based blood donor management system for Nepal using Spring MVC, Hibernate/JPA, and MySQL,</w:t>
+      </w:r>
+      <w:r>
+        <w:t xml:space="preserve"> satisfying the mandatory requirements of the CPJ119 assignment brief. The specific objectives were:</w:t>
       </w:r>
     </w:p>
     <w:p>
@@ -6315,10 +6356,10 @@
         <w:spacing w:after="60"/>
       </w:pPr>
       <w:r>
-        <w:t xml:space="preserve">To </w:t>
-      </w:r>
-      <w:r>
-        <w:t>implement role-based access control distinguishing between Donors, Requesters, Hospital Staff, and Administrators.</w:t>
+        <w:t>To implement</w:t>
+      </w:r>
+      <w:r>
+        <w:t xml:space="preserve"> role-based access control distinguishing between Donors, Requesters, Hospital Staff, and Administrators.</w:t>
       </w:r>
     </w:p>
     <w:p>
@@ -6336,10 +6377,10 @@
         <w:spacing w:after="60"/>
       </w:pPr>
       <w:r>
-        <w:t xml:space="preserve">To deliver a fully responsive </w:t>
-      </w:r>
-      <w:r>
-        <w:t>frontend with client-side form validation, dynamic UI updates, and AJAX/Fetch communication with backend REST endpoints.</w:t>
+        <w:t xml:space="preserve">To deliver a fully responsive frontend </w:t>
+      </w:r>
+      <w:r>
+        <w:t>with client-side form validation, dynamic UI updates, and AJAX/Fetch communication with backend REST endpoints.</w:t>
       </w:r>
     </w:p>
     <w:p>
@@ -6355,7 +6396,7 @@
       <w:pPr>
         <w:pStyle w:val="Heading2"/>
       </w:pPr>
-      <w:bookmarkStart w:id="11" w:name="_Toc240405619"/>
+      <w:bookmarkStart w:id="11" w:name="_Toc240543423"/>
       <w:r>
         <w:t>1.4 Scope</w:t>
       </w:r>
@@ -6366,10 +6407,7 @@
         <w:jc w:val="both"/>
       </w:pPr>
       <w:r>
-        <w:t xml:space="preserve">In </w:t>
-      </w:r>
-      <w:r>
-        <w:t>scope:</w:t>
+        <w:t>In scope:</w:t>
       </w:r>
     </w:p>
     <w:p>
@@ -6378,7 +6416,10 @@
         <w:spacing w:after="60"/>
       </w:pPr>
       <w:r>
-        <w:t>A web-based application accessible via desktop and mobile browsers, targeting the Nepali population.</w:t>
+        <w:t xml:space="preserve">A </w:t>
+      </w:r>
+      <w:r>
+        <w:t>web-based application accessible via desktop and mobile browsers, targeting the Nepali population.</w:t>
       </w:r>
     </w:p>
     <w:p>
@@ -6396,10 +6437,10 @@
         <w:spacing w:after="60"/>
       </w:pPr>
       <w:r>
-        <w:t>Blood request submission, tracking, and management by requesters, including a pub</w:t>
-      </w:r>
-      <w:r>
-        <w:t>lic emergency request flow for guests without an account.</w:t>
+        <w:t>Blood request submission, tracking, and management by requesters, including a public emerg</w:t>
+      </w:r>
+      <w:r>
+        <w:t>ency request flow for guests without an account.</w:t>
       </w:r>
     </w:p>
     <w:p>
@@ -6426,10 +6467,10 @@
         <w:spacing w:after="60"/>
       </w:pPr>
       <w:r>
-        <w:t>Local REST API integration with five partner hosp</w:t>
-      </w:r>
-      <w:r>
-        <w:t>itals (TUTH, Bir Hospital, Patan Hospital, Manmohan Memorial Community Hospital, and NMCTH), each with dedicated endpoints for inventory retrieval, stock updates, and blood request forwarding.</w:t>
+        <w:t>Local REST API integration with five partner hospitals (TU</w:t>
+      </w:r>
+      <w:r>
+        <w:t>TH, Bir Hospital, Patan Hospital, Manmohan Memorial Community Hospital, and NMCTH), each with dedicated endpoints for inventory retrieval, stock updates, and blood request forwarding.</w:t>
       </w:r>
     </w:p>
     <w:p>
@@ -6438,10 +6479,10 @@
         <w:spacing w:after="60"/>
       </w:pPr>
       <w:r>
-        <w:t>Administrative controls for user management, request moderation</w:t>
-      </w:r>
-      <w:r>
-        <w:t>, and system analytics.</w:t>
+        <w:t>Administrative controls for user management, request moderation, and sys</w:t>
+      </w:r>
+      <w:r>
+        <w:t>tem analytics.</w:t>
       </w:r>
     </w:p>
     <w:p>
@@ -6468,10 +6509,10 @@
         <w:spacing w:after="60"/>
       </w:pPr>
       <w:r>
-        <w:t>Pagination for l</w:t>
-      </w:r>
-      <w:r>
-        <w:t>arge result sets, including donor search results and administrative user and request listings.</w:t>
+        <w:t>Pagination for large resu</w:t>
+      </w:r>
+      <w:r>
+        <w:t>lt sets, including donor search results and administrative user and request listings.</w:t>
       </w:r>
     </w:p>
     <w:p>
@@ -6489,10 +6530,7 @@
         <w:spacing w:after="60"/>
       </w:pPr>
       <w:r>
-        <w:t>Real-time chat between donors and requesters; native mobile applications; and payment gateways — explicitly deferred to future work in the proposal</w:t>
-      </w:r>
-      <w:r>
-        <w:t>.</w:t>
+        <w:t>Real-time chat between donors and requesters; native mobile applications; and payment gateways — explicitly deferred to future work in the proposal.</w:t>
       </w:r>
     </w:p>
     <w:p>
@@ -6501,7 +6539,10 @@
         <w:spacing w:after="60"/>
       </w:pPr>
       <w:r>
-        <w:t>Live integration with hospital information systems; hospital and inventory data is admin-managed and seeded, and the local hospital APIs are designed but not yet connected to live institutional feeds.</w:t>
+        <w:t>Live in</w:t>
+      </w:r>
+      <w:r>
+        <w:t>tegration with hospital information systems; hospital and inventory data is admin-managed and seeded, and the local hospital APIs are designed but not yet connected to live institutional feeds.</w:t>
       </w:r>
     </w:p>
     <w:p>
@@ -6510,17 +6551,17 @@
         <w:spacing w:after="60"/>
       </w:pPr>
       <w:r>
-        <w:t>Clinical decision support of any kind; the compatibil</w:t>
-      </w:r>
-      <w:r>
-        <w:t>ity chart is a matching filter, not medical advice.</w:t>
+        <w:t>Clinical decision support of any kind; the compatibility chart</w:t>
+      </w:r>
+      <w:r>
+        <w:t xml:space="preserve"> is a matching filter, not medical advice.</w:t>
       </w:r>
     </w:p>
     <w:p>
       <w:pPr>
         <w:pStyle w:val="Heading2"/>
       </w:pPr>
-      <w:bookmarkStart w:id="12" w:name="_Toc240405620"/>
+      <w:bookmarkStart w:id="12" w:name="_Toc240543424"/>
       <w:r>
         <w:t>1.5 Justification and Significance of the Study</w:t>
       </w:r>
@@ -6577,7 +6618,7 @@
       <w:pPr>
         <w:pStyle w:val="Heading1"/>
       </w:pPr>
-      <w:bookmarkStart w:id="13" w:name="_Toc240405621"/>
+      <w:bookmarkStart w:id="13" w:name="_Toc240543425"/>
       <w:r>
         <w:lastRenderedPageBreak/>
         <w:t>CHAPTER 2: LITERATURE REVIEW</w:t>
@@ -6588,7 +6629,7 @@
       <w:pPr>
         <w:pStyle w:val="Heading2"/>
       </w:pPr>
-      <w:bookmarkStart w:id="14" w:name="_Toc240405622"/>
+      <w:bookmarkStart w:id="14" w:name="_Toc240543426"/>
       <w:r>
         <w:t>2.1 Introduction</w:t>
       </w:r>
@@ -6612,7 +6653,7 @@
       <w:pPr>
         <w:pStyle w:val="Heading2"/>
       </w:pPr>
-      <w:bookmarkStart w:id="15" w:name="_Toc240405623"/>
+      <w:bookmarkStart w:id="15" w:name="_Toc240543427"/>
       <w:r>
         <w:t>2.2 Related Concepts</w:t>
       </w:r>
@@ -6622,7 +6663,7 @@
       <w:pPr>
         <w:pStyle w:val="Heading3"/>
       </w:pPr>
-      <w:bookmarkStart w:id="16" w:name="_Toc240405624"/>
+      <w:bookmarkStart w:id="16" w:name="_Toc240543428"/>
       <w:r>
         <w:t>2.2.1 Blood Donation Management</w:t>
       </w:r>
@@ -6646,7 +6687,7 @@
       <w:pPr>
         <w:pStyle w:val="Heading3"/>
       </w:pPr>
-      <w:bookmarkStart w:id="17" w:name="_Toc240405625"/>
+      <w:bookmarkStart w:id="17" w:name="_Toc240543429"/>
       <w:r>
         <w:t>2.2.2 Web-Based Information S</w:t>
       </w:r>
@@ -6673,7 +6714,7 @@
       <w:pPr>
         <w:pStyle w:val="Heading3"/>
       </w:pPr>
-      <w:bookmarkStart w:id="18" w:name="_Toc240405626"/>
+      <w:bookmarkStart w:id="18" w:name="_Toc240543430"/>
       <w:r>
         <w:t>2.2.3 Hibernate ORM and Entity Relationships</w:t>
       </w:r>
@@ -6694,7 +6735,7 @@
       <w:pPr>
         <w:pStyle w:val="Heading3"/>
       </w:pPr>
-      <w:bookmarkStart w:id="19" w:name="_Toc240405627"/>
+      <w:bookmarkStart w:id="19" w:name="_Toc240543431"/>
       <w:r>
         <w:t xml:space="preserve">2.2.4 RESTful APIs and </w:t>
       </w:r>
@@ -6718,7 +6759,7 @@
       <w:pPr>
         <w:pStyle w:val="Heading3"/>
       </w:pPr>
-      <w:bookmarkStart w:id="20" w:name="_Toc240405628"/>
+      <w:bookmarkStart w:id="20" w:name="_Toc240543432"/>
       <w:r>
         <w:t>2.2.5 Web Security: Role-Based Access Control</w:t>
       </w:r>
@@ -6749,7 +6790,7 @@
       <w:pPr>
         <w:pStyle w:val="Heading3"/>
       </w:pPr>
-      <w:bookmarkStart w:id="21" w:name="_Toc240405629"/>
+      <w:bookmarkStart w:id="21" w:name="_Toc240543433"/>
       <w:r>
         <w:t>2.2.6 Image Storage Strategies</w:t>
       </w:r>
@@ -6773,7 +6814,7 @@
       <w:pPr>
         <w:pStyle w:val="Heading2"/>
       </w:pPr>
-      <w:bookmarkStart w:id="22" w:name="_Toc240405630"/>
+      <w:bookmarkStart w:id="22" w:name="_Toc240543434"/>
       <w:r>
         <w:t>2.3 Review of Existing Systems</w:t>
       </w:r>
@@ -6783,7 +6824,7 @@
       <w:pPr>
         <w:pStyle w:val="Heading3"/>
       </w:pPr>
-      <w:bookmarkStart w:id="23" w:name="_Toc240405631"/>
+      <w:bookmarkStart w:id="23" w:name="_Toc240543435"/>
       <w:r>
         <w:t>2.3.1 Hamro Donor (Nepal)</w:t>
       </w:r>
@@ -6805,20 +6846,20 @@
         <w:jc w:val="both"/>
       </w:pPr>
       <w:r>
-        <w:t xml:space="preserve">Issues and limitations (for this project's context). The platform lacks a request management system — it provides donor contact details </w:t>
-      </w:r>
-      <w:r>
-        <w:t>and leaves all coordination to the requester; there is no automated notification when a matching request is submitted; there is no administrative moderation, so outdated and unverified donor profiles accumulate; and hospital blood bank inventory is not int</w:t>
-      </w:r>
-      <w:r>
-        <w:t>egrated at all.</w:t>
+        <w:t xml:space="preserve">Issues and limitations (for this project's context). The platform lacks a request management system — it provides donor contact </w:t>
+      </w:r>
+      <w:r>
+        <w:t>details and leaves all coordination to the requester; there is no automated notification when a matching request is submitted; there is no administrative moderation, so outdated and unverified donor profiles accumulate; and hospital blood bank inventory is</w:t>
+      </w:r>
+      <w:r>
+        <w:t xml:space="preserve"> not integrated at all.</w:t>
       </w:r>
     </w:p>
     <w:p>
       <w:pPr>
         <w:pStyle w:val="Heading3"/>
       </w:pPr>
-      <w:bookmarkStart w:id="24" w:name="_Toc240405632"/>
+      <w:bookmarkStart w:id="24" w:name="_Toc240543436"/>
       <w:r>
         <w:t>2.3.2 Sankalp India (Comparative Reference)</w:t>
       </w:r>
@@ -6829,10 +6870,10 @@
         <w:jc w:val="both"/>
       </w:pPr>
       <w:r>
-        <w:t>Methodology/model used. Sankalp is a well-established voluntary blood donation platform operating across India, with a structured backend, donor database, and request tracking. Automated SMS and e</w:t>
-      </w:r>
-      <w:r>
-        <w:t>mail notifications and geolocation- and compatibility-based donor matching make it a useful benchmark for what a mature system can achieve.</w:t>
+        <w:t>Methodology/model used. Sankalp is a well-established voluntary blood donation platform operating across India, with a structured backend, donor database, and request tracking. Automated S</w:t>
+      </w:r>
+      <w:r>
+        <w:t>MS and email notifications and geolocation- and compatibility-based donor matching make it a useful benchmark for what a mature system can achieve.</w:t>
       </w:r>
     </w:p>
     <w:p>
@@ -6840,22 +6881,22 @@
         <w:jc w:val="both"/>
       </w:pPr>
       <w:r>
-        <w:t xml:space="preserve">Issues and limitations. The system is designed for the Indian context and does not address Nepali </w:t>
-      </w:r>
-      <w:r>
-        <w:t>administrative divisions (districts, municipalities); it is not open source and cannot be adapted for local deployment in Nepal; and it does not provide a hospital-facing inventory management module.</w:t>
+        <w:t>Issues and limitations. The system is designed for the Indian context and does not address Nepali administra</w:t>
+      </w:r>
+      <w:r>
+        <w:t>tive divisions (districts, municipalities); it is not open source and cannot be adapted for local deployment in Nepal; and it does not provide a hospital-facing inventory management module.</w:t>
       </w:r>
     </w:p>
     <w:p>
       <w:pPr>
         <w:pStyle w:val="Heading3"/>
       </w:pPr>
-      <w:bookmarkStart w:id="25" w:name="_Toc240405633"/>
-      <w:r>
-        <w:t>2.3.3 The Manual Social-Media Workflow (Current Practice</w:t>
-      </w:r>
-      <w:r>
-        <w:t xml:space="preserve"> in Nepal)</w:t>
+      <w:bookmarkStart w:id="25" w:name="_Toc240543437"/>
+      <w:r>
+        <w:t xml:space="preserve">2.3.3 The Manual Social-Media Workflow (Current Practice in </w:t>
+      </w:r>
+      <w:r>
+        <w:t>Nepal)</w:t>
       </w:r>
       <w:bookmarkEnd w:id="25"/>
     </w:p>
@@ -6864,10 +6905,10 @@
         <w:jc w:val="both"/>
       </w:pPr>
       <w:r>
-        <w:t xml:space="preserve">Issues and limitations. Requests circulate as Facebook and WhatsApp posts with no structured matching or notification mechanism; hospitals keep blood bank records manually with no real-time visibility; requesters cannot confirm a donor's </w:t>
-      </w:r>
-      <w:r>
-        <w:t>availability, compatibility, or location before making contact; and nobody can moderate duplicate, fraudulent, or outdated appeals (see Table 2-2).</w:t>
+        <w:t>Issues and limitations. Requests circulate as Facebook and WhatsApp posts with no structured matching or notification mechanism; hospitals keep blood bank records manually with no real-time visibility; requesters cannot confirm a donor's availabilit</w:t>
+      </w:r>
+      <w:r>
+        <w:t>y, compatibility, or location before making contact; and nobody can moderate duplicate, fraudulent, or outdated appeals (see Table 2-2).</w:t>
       </w:r>
     </w:p>
     <w:p>
@@ -6964,14 +7005,14 @@
                 <w:b/>
                 <w:sz w:val="19"/>
               </w:rPr>
-              <w:t>Manual So</w:t>
+              <w:t xml:space="preserve">Manual Social-Media </w:t>
             </w:r>
             <w:r>
               <w:rPr>
                 <w:b/>
                 <w:sz w:val="19"/>
               </w:rPr>
-              <w:t>cial-Media Workflow</w:t>
+              <w:t>Workflow</w:t>
             </w:r>
           </w:p>
         </w:tc>
@@ -8009,7 +8050,7 @@
       <w:pPr>
         <w:pStyle w:val="Heading2"/>
       </w:pPr>
-      <w:bookmarkStart w:id="26" w:name="_Toc240405634"/>
+      <w:bookmarkStart w:id="26" w:name="_Toc240543438"/>
       <w:r>
         <w:t>2.4 The Market Gap and BloodBuddy's Position</w:t>
       </w:r>
@@ -8041,7 +8082,7 @@
       <w:pPr>
         <w:pStyle w:val="Heading1"/>
       </w:pPr>
-      <w:bookmarkStart w:id="27" w:name="_Toc240405635"/>
+      <w:bookmarkStart w:id="27" w:name="_Toc240543439"/>
       <w:r>
         <w:lastRenderedPageBreak/>
         <w:t>CHAPTER 3: SYSTEM ANALYSIS AND DE</w:t>
@@ -8055,7 +8096,7 @@
       <w:pPr>
         <w:pStyle w:val="Heading2"/>
       </w:pPr>
-      <w:bookmarkStart w:id="28" w:name="_Toc240405636"/>
+      <w:bookmarkStart w:id="28" w:name="_Toc240543440"/>
       <w:r>
         <w:t>3.1 Requirements Summary</w:t>
       </w:r>
@@ -8085,7 +8126,7 @@
       <w:pPr>
         <w:pStyle w:val="Heading2"/>
       </w:pPr>
-      <w:bookmarkStart w:id="29" w:name="_Toc240405637"/>
+      <w:bookmarkStart w:id="29" w:name="_Toc240543441"/>
       <w:r>
         <w:t>3.2 System Architectur</w:t>
       </w:r>
@@ -8108,64 +8149,49 @@
     <w:p>
       <w:pPr>
         <w:keepNext/>
-        <w:spacing w:after="0"/>
+        <w:spacing w:after="40"/>
         <w:jc w:val="center"/>
       </w:pPr>
       <w:r>
         <w:rPr>
-          <w:i/>
-          <w:sz w:val="19"/>
+          <w:noProof/>
         </w:rPr>
-        <w:t>[INSERT DIAGRAM: Figure 3-1 — redraw or reuse your architecture diagram; layers:</w:t>
-      </w:r>
-    </w:p>
-    <w:p>
-      <w:pPr>
-        <w:keepNext/>
-        <w:spacing w:after="0"/>
-        <w:jc w:val="center"/>
-      </w:pPr>
-      <w:r>
-        <w:rPr>
-          <w:i/>
-          <w:sz w:val="19"/>
-        </w:rPr>
-        <w:t>Presentation (HTML/CSS/JS, AJAX/Fetch facade) → Controllers → Services → Repo</w:t>
-      </w:r>
-      <w:r>
-        <w:rPr>
-          <w:i/>
-          <w:sz w:val="19"/>
-        </w:rPr>
-        <w:t>sitories →</w:t>
-      </w:r>
-    </w:p>
-    <w:p>
-      <w:pPr>
-        <w:keepNext/>
-        <w:spacing w:after="0"/>
-        <w:jc w:val="center"/>
-      </w:pPr>
-      <w:r>
-        <w:rPr>
-          <w:i/>
-          <w:sz w:val="19"/>
-        </w:rPr>
-        <w:t>Hibernate/JPA → MySQL; side elements: Spring Security role rules, @ControllerAdvice global</w:t>
-      </w:r>
-    </w:p>
-    <w:p>
-      <w:pPr>
-        <w:keepNext/>
-        <w:spacing w:after="0"/>
-        <w:jc w:val="center"/>
-      </w:pPr>
-      <w:r>
-        <w:rPr>
-          <w:i/>
-          <w:sz w:val="19"/>
-        </w:rPr>
-        <w:t>exception handling, Spring Mail (SMTP), five hospital-scoped controller modules]</w:t>
+        <w:lastRenderedPageBreak/>
+        <w:drawing>
+          <wp:inline distT="0" distB="0" distL="0" distR="0" wp14:anchorId="0DCEB0F3" wp14:editId="4D672594">
+            <wp:extent cx="5040000" cy="4222400"/>
+            <wp:effectExtent l="0" t="0" r="0" b="0"/>
+            <wp:docPr id="2" name="Picture 2"/>
+            <wp:cNvGraphicFramePr>
+              <a:graphicFrameLocks xmlns:a="http://schemas.openxmlformats.org/drawingml/2006/main" noChangeAspect="1"/>
+            </wp:cNvGraphicFramePr>
+            <a:graphic xmlns:a="http://schemas.openxmlformats.org/drawingml/2006/main">
+              <a:graphicData uri="http://schemas.openxmlformats.org/drawingml/2006/picture">
+                <pic:pic xmlns:pic="http://schemas.openxmlformats.org/drawingml/2006/picture">
+                  <pic:nvPicPr>
+                    <pic:cNvPr id="0" name="fig3_1_architecture.png"/>
+                    <pic:cNvPicPr/>
+                  </pic:nvPicPr>
+                  <pic:blipFill>
+                    <a:blip r:embed="rId9"/>
+                    <a:stretch>
+                      <a:fillRect/>
+                    </a:stretch>
+                  </pic:blipFill>
+                  <pic:spPr>
+                    <a:xfrm>
+                      <a:off x="0" y="0"/>
+                      <a:ext cx="5040000" cy="4222400"/>
+                    </a:xfrm>
+                    <a:prstGeom prst="rect">
+                      <a:avLst/>
+                    </a:prstGeom>
+                  </pic:spPr>
+                </pic:pic>
+              </a:graphicData>
+            </a:graphic>
+          </wp:inline>
+        </w:drawing>
       </w:r>
     </w:p>
     <w:p>
@@ -8196,15 +8222,7 @@
           <w:b/>
           <w:sz w:val="18"/>
         </w:rPr>
-        <w:t>com.blo</w:t>
-      </w:r>
-      <w:r>
-        <w:rPr>
-          <w:rFonts w:ascii="Courier New" w:hAnsi="Courier New"/>
-          <w:b/>
-          <w:sz w:val="18"/>
-        </w:rPr>
-        <w:t xml:space="preserve">odbuddy   </w:t>
+        <w:t xml:space="preserve">com.bloodbuddy   </w:t>
       </w:r>
       <w:r>
         <w:rPr>
@@ -8232,7 +8250,14 @@
           <w:rFonts w:ascii="Courier New" w:hAnsi="Courier New"/>
           <w:sz w:val="18"/>
         </w:rPr>
-        <w:t>AuthController, DonorController, RequestController, HospitalController, InventoryController, AdminController, ProfileController — one hospital-scoped controller module per partner hospital</w:t>
+        <w:t xml:space="preserve">AuthController, </w:t>
+      </w:r>
+      <w:r>
+        <w:rPr>
+          <w:rFonts w:ascii="Courier New" w:hAnsi="Courier New"/>
+          <w:sz w:val="18"/>
+        </w:rPr>
+        <w:t>DonorController, RequestController, HospitalController, InventoryController, AdminController, ProfileController — one hospital-scoped controller module per partner hospital</w:t>
       </w:r>
     </w:p>
     <w:p>
@@ -8253,7 +8278,14 @@
           <w:rFonts w:ascii="Courier New" w:hAnsi="Courier New"/>
           <w:sz w:val="18"/>
         </w:rPr>
-        <w:t>matching *Service / *ServiceImpl per domain: DonorSearchService, BloodRequestService, InventoryService, NotificationService, AdminService</w:t>
+        <w:t>matching *Service / *ServiceImpl per domain: DonorSearchService, BloodRe</w:t>
+      </w:r>
+      <w:r>
+        <w:rPr>
+          <w:rFonts w:ascii="Courier New" w:hAnsi="Courier New"/>
+          <w:sz w:val="18"/>
+        </w:rPr>
+        <w:t>questService, InventoryService, NotificationService, AdminService</w:t>
       </w:r>
     </w:p>
     <w:p>
@@ -8295,14 +8327,7 @@
           <w:rFonts w:ascii="Courier New" w:hAnsi="Courier New"/>
           <w:sz w:val="18"/>
         </w:rPr>
-        <w:t>User, Donor, BloodRequest, Hospital, BloodInv</w:t>
-      </w:r>
-      <w:r>
-        <w:rPr>
-          <w:rFonts w:ascii="Courier New" w:hAnsi="Courier New"/>
-          <w:sz w:val="18"/>
-        </w:rPr>
-        <w:t>entory, EmailNotification</w:t>
+        <w:t>User, Donor, BloodRequest, Hospital, BloodInventory, EmailNotification</w:t>
       </w:r>
     </w:p>
     <w:p>
@@ -8323,7 +8348,14 @@
           <w:rFonts w:ascii="Courier New" w:hAnsi="Courier New"/>
           <w:sz w:val="18"/>
         </w:rPr>
-        <w:t>request/response bodies (entities never exposed directly)</w:t>
+        <w:t>request/response bodies (entities never</w:t>
+      </w:r>
+      <w:r>
+        <w:rPr>
+          <w:rFonts w:ascii="Courier New" w:hAnsi="Courier New"/>
+          <w:sz w:val="18"/>
+        </w:rPr>
+        <w:t xml:space="preserve"> exposed directly)</w:t>
       </w:r>
     </w:p>
     <w:p>
@@ -8365,14 +8397,7 @@
           <w:rFonts w:ascii="Courier New" w:hAnsi="Courier New"/>
           <w:sz w:val="18"/>
         </w:rPr>
-        <w:t>GlobalExceptionHandler (@ControllerAdvice), ResourceNotFoundException, Validati</w:t>
-      </w:r>
-      <w:r>
-        <w:rPr>
-          <w:rFonts w:ascii="Courier New" w:hAnsi="Courier New"/>
-          <w:sz w:val="18"/>
-        </w:rPr>
-        <w:t>onException</w:t>
+        <w:t>GlobalExceptionHandler (@ControllerAdvice), ResourceNotFoundException, ValidationException</w:t>
       </w:r>
     </w:p>
     <w:p>
@@ -8380,14 +8405,13 @@
         <w:jc w:val="both"/>
       </w:pPr>
       <w:r>
-        <w:t>The presentation layer as built is a framework-free HTML/CSS/JavaScript application of 23 pages organised into public pages (landing, about, contact, legal, 404), authentication pages, and four role portals, with five shared JavaScript modules:</w:t>
-      </w:r>
-      <w:r>
-        <w:t xml:space="preserve"> a session-aware navigation and role-guard module (nav.js), a validation module (bb-validate.js), the API facade (bb-api.js), a </w:t>
-      </w:r>
-      <w:r>
-        <w:lastRenderedPageBreak/>
-        <w:t>reusable pagination component (bb-paginate.js), a shared demo store (bb-store.js), and the compatibility module (bb-compat.js).</w:t>
+        <w:t>The presentation layer as built is a framework-free HTML/CSS</w:t>
+      </w:r>
+      <w:r>
+        <w:t>/JavaScript application of 23 pages organised into public pages (landing, about, contact, legal, 404), authentication pages, and four role portals, with five shared JavaScript modules: a session-aware navigation and role-guard module (nav.js), a validation</w:t>
+      </w:r>
+      <w:r>
+        <w:t xml:space="preserve"> module (bb-validate.js), the API facade (bb-api.js), a reusable pagination component (bb-paginate.js), a shared demo store (bb-store.js), and the compatibility module (bb-compat.js).</w:t>
       </w:r>
     </w:p>
     <w:p>
@@ -8401,7 +8425,14 @@
           <w:i/>
           <w:sz w:val="19"/>
         </w:rPr>
-        <w:t>[INSERT SCREENSHOT: Figure 4-1 — VS Code explorer showing CODE/HTML, CODE/js (nav.js,</w:t>
+        <w:t>[INSERT SCREENSHOT: Figure 4-1 — VS Code explorer showing CODE/HTML, COD</w:t>
+      </w:r>
+      <w:r>
+        <w:rPr>
+          <w:i/>
+          <w:sz w:val="19"/>
+        </w:rPr>
+        <w:t>E/js (nav.js,</w:t>
       </w:r>
     </w:p>
     <w:p>
@@ -8431,8 +8462,9 @@
       <w:pPr>
         <w:pStyle w:val="Heading2"/>
       </w:pPr>
-      <w:bookmarkStart w:id="30" w:name="_Toc240405638"/>
-      <w:r>
+      <w:bookmarkStart w:id="30" w:name="_Toc240543442"/>
+      <w:r>
+        <w:lastRenderedPageBreak/>
         <w:t>3.3 Use Case Model</w:t>
       </w:r>
       <w:bookmarkEnd w:id="30"/>
@@ -8448,14 +8480,14 @@
           <w:i/>
           <w:sz w:val="19"/>
         </w:rPr>
-        <w:t>[INSERT DIAG</w:t>
+        <w:t xml:space="preserve">[INSERT DIAGRAM: Figure 3-2 — use case diagram: Donor (register, manage </w:t>
       </w:r>
       <w:r>
         <w:rPr>
           <w:i/>
           <w:sz w:val="19"/>
         </w:rPr>
-        <w:t>RAM: Figure 3-2 — use case diagram: Donor (register, manage profile and availability,</w:t>
+        <w:t>profile and availability,</w:t>
       </w:r>
     </w:p>
     <w:p>
@@ -8483,28 +8515,28 @@
           <w:i/>
           <w:sz w:val="19"/>
         </w:rPr>
-        <w:t xml:space="preserve">donors, submit request, submit public emergency request, track requests, </w:t>
-      </w:r>
+        <w:t>donors, submit request, submit public emergency request, track requests, cancel); Hospital Staff</w:t>
+      </w:r>
+    </w:p>
+    <w:p>
+      <w:pPr>
+        <w:keepNext/>
+        <w:spacing w:after="0"/>
+        <w:jc w:val="center"/>
+      </w:pPr>
       <w:r>
         <w:rPr>
           <w:i/>
           <w:sz w:val="19"/>
         </w:rPr>
-        <w:t>cancel); Hospital Staff</w:t>
-      </w:r>
-    </w:p>
-    <w:p>
-      <w:pPr>
-        <w:keepNext/>
-        <w:spacing w:after="0"/>
-        <w:jc w:val="center"/>
-      </w:pPr>
+        <w:t>(login, manage inventory, review que</w:t>
+      </w:r>
       <w:r>
         <w:rPr>
           <w:i/>
           <w:sz w:val="19"/>
         </w:rPr>
-        <w:t>(login, manage inventory, review queue, accept/fulfil requests, update stock); Administrator (manage</w:t>
+        <w:t>ue, accept/fulfil requests, update stock); Administrator (manage</w:t>
       </w:r>
     </w:p>
     <w:p>
@@ -8548,38 +8580,60 @@
       <w:pPr>
         <w:pStyle w:val="Heading2"/>
       </w:pPr>
-      <w:bookmarkStart w:id="31" w:name="_Toc240405639"/>
-      <w:r>
-        <w:t>3.4 Entity Relationship Design</w:t>
+      <w:bookmarkStart w:id="31" w:name="_Toc240543443"/>
+      <w:r>
+        <w:t>3.4 Entity Relationship Desig</w:t>
+      </w:r>
+      <w:r>
+        <w:t>n</w:t>
       </w:r>
       <w:bookmarkEnd w:id="31"/>
     </w:p>
     <w:p>
       <w:pPr>
         <w:keepNext/>
-        <w:spacing w:after="0"/>
+        <w:spacing w:after="40"/>
         <w:jc w:val="center"/>
       </w:pPr>
       <w:r>
         <w:rPr>
-          <w:i/>
-          <w:sz w:val="19"/>
+          <w:noProof/>
         </w:rPr>
-        <w:t>[INSERT DIAGRAM: Figure 3-3 — your ERD showing the six entities (USER, DONOR, BLOOD_REQUEST,</w:t>
-      </w:r>
-    </w:p>
-    <w:p>
-      <w:pPr>
-        <w:keepNext/>
-        <w:spacing w:after="0"/>
-        <w:jc w:val="center"/>
-      </w:pPr>
-      <w:r>
-        <w:rPr>
-          <w:i/>
-          <w:sz w:val="19"/>
-        </w:rPr>
-        <w:t>HOSPITAL, BLOOD_INVENTORY, EMAIL_NOTIFICATION) and FK constraints]</w:t>
+        <w:drawing>
+          <wp:inline distT="0" distB="0" distL="0" distR="0" wp14:anchorId="09198DAA" wp14:editId="345C5FA4">
+            <wp:extent cx="5040000" cy="4838400"/>
+            <wp:effectExtent l="0" t="0" r="0" b="0"/>
+            <wp:docPr id="3" name="Picture 3"/>
+            <wp:cNvGraphicFramePr>
+              <a:graphicFrameLocks xmlns:a="http://schemas.openxmlformats.org/drawingml/2006/main" noChangeAspect="1"/>
+            </wp:cNvGraphicFramePr>
+            <a:graphic xmlns:a="http://schemas.openxmlformats.org/drawingml/2006/main">
+              <a:graphicData uri="http://schemas.openxmlformats.org/drawingml/2006/picture">
+                <pic:pic xmlns:pic="http://schemas.openxmlformats.org/drawingml/2006/picture">
+                  <pic:nvPicPr>
+                    <pic:cNvPr id="0" name="fig3_3_erd.png"/>
+                    <pic:cNvPicPr/>
+                  </pic:nvPicPr>
+                  <pic:blipFill>
+                    <a:blip r:embed="rId10"/>
+                    <a:stretch>
+                      <a:fillRect/>
+                    </a:stretch>
+                  </pic:blipFill>
+                  <pic:spPr>
+                    <a:xfrm>
+                      <a:off x="0" y="0"/>
+                      <a:ext cx="5040000" cy="4838400"/>
+                    </a:xfrm>
+                    <a:prstGeom prst="rect">
+                      <a:avLst/>
+                    </a:prstGeom>
+                  </pic:spPr>
+                </pic:pic>
+              </a:graphicData>
+            </a:graphic>
+          </wp:inline>
+        </w:drawing>
       </w:r>
     </w:p>
     <w:p>
@@ -8587,10 +8641,7 @@
         <w:pStyle w:val="BBCaption"/>
       </w:pPr>
       <w:r>
-        <w:t>Figure 3-3: Entity Relationship Di</w:t>
-      </w:r>
-      <w:r>
-        <w:t>agram</w:t>
+        <w:t>Figure 3-3: Entity Relationship Diagram</w:t>
       </w:r>
     </w:p>
     <w:p/>
@@ -8774,7 +8825,13 @@
               <w:rPr>
                 <w:sz w:val="19"/>
               </w:rPr>
-              <w:t>A requester owns many requests</w:t>
+              <w:t xml:space="preserve">A requester owns many </w:t>
+            </w:r>
+            <w:r>
+              <w:rPr>
+                <w:sz w:val="19"/>
+              </w:rPr>
+              <w:t>requests</w:t>
             </w:r>
           </w:p>
         </w:tc>
@@ -8827,13 +8884,14 @@
               <w:rPr>
                 <w:sz w:val="19"/>
               </w:rPr>
-              <w:t xml:space="preserve">A </w:t>
-            </w:r>
-            <w:r>
-              <w:rPr>
-                <w:sz w:val="19"/>
-              </w:rPr>
-              <w:t>donor may serve multiple requests; each request is served by at most one donor (matched at accept)</w:t>
+              <w:t xml:space="preserve">A donor may serve multiple requests; each request is served </w:t>
+            </w:r>
+            <w:r>
+              <w:rPr>
+                <w:sz w:val="19"/>
+              </w:rPr>
+              <w:lastRenderedPageBreak/>
+              <w:t>by at most one donor (matched at accept)</w:t>
             </w:r>
           </w:p>
         </w:tc>
@@ -8854,6 +8912,7 @@
               <w:rPr>
                 <w:sz w:val="19"/>
               </w:rPr>
+              <w:lastRenderedPageBreak/>
               <w:t>Hospital → BloodInventory</w:t>
             </w:r>
           </w:p>
@@ -8939,13 +8998,7 @@
               <w:rPr>
                 <w:sz w:val="19"/>
               </w:rPr>
-              <w:t xml:space="preserve">Requests routed/forwarded into a </w:t>
-            </w:r>
-            <w:r>
-              <w:rPr>
-                <w:sz w:val="19"/>
-              </w:rPr>
-              <w:t>hospital's queue</w:t>
+              <w:t>Requests routed/forwarded into a hospital's queue</w:t>
             </w:r>
           </w:p>
         </w:tc>
@@ -9019,7 +9072,7 @@
               <w:rPr>
                 <w:sz w:val="19"/>
               </w:rPr>
-              <w:t>Donor ↔ Blood Group (compatibility)</w:t>
+              <w:t>Donor ↔ Hospital (affiliation)</w:t>
             </w:r>
           </w:p>
         </w:tc>
@@ -9051,7 +9104,13 @@
               <w:rPr>
                 <w:sz w:val="19"/>
               </w:rPr>
-              <w:t>Realised through the Appendix A compatibility chart; drives donor matching</w:t>
+              <w:t xml:space="preserve">A donor is registered with the partner hospitals in their own district — </w:t>
+            </w:r>
+            <w:r>
+              <w:rPr>
+                <w:sz w:val="19"/>
+              </w:rPr>
+              <w:t>"the blood banks near you". Realised as the donor_hospital_affiliation join table (CPJ119 §2.3)</w:t>
             </w:r>
           </w:p>
         </w:tc>
@@ -9072,6 +9131,65 @@
               <w:rPr>
                 <w:sz w:val="19"/>
               </w:rPr>
+              <w:t>Donor ↔ Blood Group (compatibility)</w:t>
+            </w:r>
+          </w:p>
+        </w:tc>
+        <w:tc>
+          <w:tcPr>
+            <w:tcW w:w="3061" w:type="dxa"/>
+          </w:tcPr>
+          <w:p>
+            <w:pPr>
+              <w:spacing w:after="40"/>
+            </w:pPr>
+            <w:r>
+              <w:rPr>
+                <w:sz w:val="19"/>
+              </w:rPr>
+              <w:t>M:N</w:t>
+            </w:r>
+          </w:p>
+        </w:tc>
+        <w:tc>
+          <w:tcPr>
+            <w:tcW w:w="3061" w:type="dxa"/>
+          </w:tcPr>
+          <w:p>
+            <w:pPr>
+              <w:spacing w:after="40"/>
+            </w:pPr>
+            <w:r>
+              <w:rPr>
+                <w:sz w:val="19"/>
+              </w:rPr>
+              <w:t>Realised through the Appendix A compatibility chart; drives donor matching. A compatibility rule, not a physical join t</w:t>
+            </w:r>
+            <w:r>
+              <w:rPr>
+                <w:sz w:val="19"/>
+              </w:rPr>
+              <w:t>able</w:t>
+            </w:r>
+          </w:p>
+        </w:tc>
+      </w:tr>
+      <w:tr>
+        <w:trPr>
+          <w:jc w:val="center"/>
+        </w:trPr>
+        <w:tc>
+          <w:tcPr>
+            <w:tcW w:w="3061" w:type="dxa"/>
+          </w:tcPr>
+          <w:p>
+            <w:pPr>
+              <w:spacing w:after="40"/>
+            </w:pPr>
+            <w:r>
+              <w:rPr>
+                <w:sz w:val="19"/>
+              </w:rPr>
               <w:t>User → Role</w:t>
             </w:r>
           </w:p>
@@ -9104,13 +9222,7 @@
               <w:rPr>
                 <w:sz w:val="19"/>
               </w:rPr>
-              <w:t>Role enum</w:t>
-            </w:r>
-            <w:r>
-              <w:rPr>
-                <w:sz w:val="19"/>
-              </w:rPr>
-              <w:t>: DONOR / REQUESTER / HOSPITAL / ADMIN</w:t>
+              <w:t>Role enum: DONOR / REQUESTER / HOSPITAL / ADMIN</w:t>
             </w:r>
           </w:p>
         </w:tc>
@@ -9216,7 +9328,6 @@
               <w:rPr>
                 <w:sz w:val="19"/>
               </w:rPr>
-              <w:lastRenderedPageBreak/>
               <w:t>userId</w:t>
             </w:r>
           </w:p>
@@ -9249,7 +9360,13 @@
               <w:rPr>
                 <w:sz w:val="19"/>
               </w:rPr>
-              <w:t>Unique user identifier; name, email, phone, role enum (DONOR/REQUESTER/HOSPITAL/ADMIN), status (ACTIVE/SUSPENDED)</w:t>
+              <w:t xml:space="preserve">Unique user identifier; name, email, phone, role enum </w:t>
+            </w:r>
+            <w:r>
+              <w:rPr>
+                <w:sz w:val="19"/>
+              </w:rPr>
+              <w:t>(DONOR/REQUESTER/HOSPITAL/ADMIN), status (ACTIVE/SUSPENDED)</w:t>
             </w:r>
           </w:p>
         </w:tc>
@@ -9355,13 +9472,13 @@
               <w:rPr>
                 <w:sz w:val="19"/>
               </w:rPr>
-              <w:t>Unique request; blood group, units, needed-by date, urgency, district, hospital, contact; status (PENDING/MATCHED/FULFILLED/CANCEL</w:t>
-            </w:r>
-            <w:r>
-              <w:rPr>
-                <w:sz w:val="19"/>
-              </w:rPr>
-              <w:t>LED/REJECTED); timeline entries; guest requests carry an EM- public identifier</w:t>
+              <w:t>Unique request; blood group, units, needed-by date,</w:t>
+            </w:r>
+            <w:r>
+              <w:rPr>
+                <w:sz w:val="19"/>
+              </w:rPr>
+              <w:t xml:space="preserve"> urgency, district, hospital, contact; status (PENDING/MATCHED/FULFILLED/CANCELLED/REJECTED); timeline entries; guest requests carry an EM- public identifier</w:t>
             </w:r>
           </w:p>
         </w:tc>
@@ -9467,13 +9584,7 @@
               <w:rPr>
                 <w:sz w:val="19"/>
               </w:rPr>
-              <w:t xml:space="preserve">Stock row: hospital_id FK + blood group, units available, </w:t>
-            </w:r>
-            <w:r>
-              <w:rPr>
-                <w:sz w:val="19"/>
-              </w:rPr>
-              <w:t>updated timestamp</w:t>
+              <w:t>Stock row: hospital_id FK + blood group, units available, updated timestamp</w:t>
             </w:r>
           </w:p>
         </w:tc>
@@ -9541,7 +9652,7 @@
       <w:pPr>
         <w:pStyle w:val="Heading2"/>
       </w:pPr>
-      <w:bookmarkStart w:id="32" w:name="_Toc240405640"/>
+      <w:bookmarkStart w:id="32" w:name="_Toc240543444"/>
       <w:r>
         <w:t>3.5 Class Design</w:t>
       </w:r>
@@ -9552,11 +9663,81 @@
         <w:jc w:val="both"/>
       </w:pPr>
       <w:r>
-        <w:t>The class structure inherits from an abstract User base class specialised by role, with the reque</w:t>
-      </w:r>
-      <w:r>
-        <w:t>st, inventory, and notification classes associated to it, and service interfaces encapsulating the business operations (DonorSearchService, BloodRequestService, InventoryService, NotificationService).</w:t>
-      </w:r>
+        <w:t>The class structu</w:t>
+      </w:r>
+      <w:r>
+        <w:t>re inherits from an abstract User base class specialised by role, with the request, inventory, and notification classes associated to it, and service interfaces encapsulating the business operations (DonorSearchService, BloodRequestService, InventoryServic</w:t>
+      </w:r>
+      <w:r>
+        <w:t>e, NotificationService).</w:t>
+      </w:r>
+    </w:p>
+    <w:p>
+      <w:pPr>
+        <w:keepNext/>
+        <w:spacing w:after="40"/>
+        <w:jc w:val="center"/>
+      </w:pPr>
+      <w:r>
+        <w:rPr>
+          <w:noProof/>
+        </w:rPr>
+        <w:lastRenderedPageBreak/>
+        <w:drawing>
+          <wp:inline distT="0" distB="0" distL="0" distR="0" wp14:anchorId="56CDE8D9" wp14:editId="346AB79B">
+            <wp:extent cx="5040000" cy="5062400"/>
+            <wp:effectExtent l="0" t="0" r="0" b="0"/>
+            <wp:docPr id="4" name="Picture 4"/>
+            <wp:cNvGraphicFramePr>
+              <a:graphicFrameLocks xmlns:a="http://schemas.openxmlformats.org/drawingml/2006/main" noChangeAspect="1"/>
+            </wp:cNvGraphicFramePr>
+            <a:graphic xmlns:a="http://schemas.openxmlformats.org/drawingml/2006/main">
+              <a:graphicData uri="http://schemas.openxmlformats.org/drawingml/2006/picture">
+                <pic:pic xmlns:pic="http://schemas.openxmlformats.org/drawingml/2006/picture">
+                  <pic:nvPicPr>
+                    <pic:cNvPr id="0" name="fig3_2_class_diagram.png"/>
+                    <pic:cNvPicPr/>
+                  </pic:nvPicPr>
+                  <pic:blipFill>
+                    <a:blip r:embed="rId11"/>
+                    <a:stretch>
+                      <a:fillRect/>
+                    </a:stretch>
+                  </pic:blipFill>
+                  <pic:spPr>
+                    <a:xfrm>
+                      <a:off x="0" y="0"/>
+                      <a:ext cx="5040000" cy="5062400"/>
+                    </a:xfrm>
+                    <a:prstGeom prst="rect">
+                      <a:avLst/>
+                    </a:prstGeom>
+                  </pic:spPr>
+                </pic:pic>
+              </a:graphicData>
+            </a:graphic>
+          </wp:inline>
+        </w:drawing>
+      </w:r>
+    </w:p>
+    <w:p>
+      <w:pPr>
+        <w:pStyle w:val="BBCaption"/>
+      </w:pPr>
+      <w:r>
+        <w:t>Figure 3-4: Class Diagram of Core Entities</w:t>
+      </w:r>
+    </w:p>
+    <w:p/>
+    <w:p>
+      <w:pPr>
+        <w:pStyle w:val="Heading2"/>
+      </w:pPr>
+      <w:bookmarkStart w:id="33" w:name="_Toc240543445"/>
+      <w:r>
+        <w:t>3.6 Data Flow</w:t>
+      </w:r>
+      <w:bookmarkEnd w:id="33"/>
     </w:p>
     <w:p>
       <w:pPr>
@@ -9569,82 +9750,28 @@
           <w:i/>
           <w:sz w:val="19"/>
         </w:rPr>
-        <w:t>[INSERT DIAGRAM: Figure 3-4 — class diagram: abstract U</w:t>
-      </w:r>
+        <w:t>[INSERT DIAGRAM: Figure 3-5 — Level-1 DFD: processes 1 User &amp; Role Management, 2 Donor Registry &amp;</w:t>
+      </w:r>
+    </w:p>
+    <w:p>
+      <w:pPr>
+        <w:keepNext/>
+        <w:spacing w:after="0"/>
+        <w:jc w:val="center"/>
+      </w:pPr>
       <w:r>
         <w:rPr>
           <w:i/>
           <w:sz w:val="19"/>
         </w:rPr>
-        <w:t>ser ← Donor, Requester, HospitalStaff,</w:t>
-      </w:r>
-    </w:p>
-    <w:p>
-      <w:pPr>
-        <w:keepNext/>
-        <w:spacing w:after="0"/>
-        <w:jc w:val="center"/>
-      </w:pPr>
+        <w:t xml:space="preserve">Search, 3 Blood Request Management, 4 Inventory Management, 5 </w:t>
+      </w:r>
       <w:r>
         <w:rPr>
           <w:i/>
           <w:sz w:val="19"/>
         </w:rPr>
-        <w:t>Administrator; BloodRequest, BloodInventory, EmailNotification; service interfaces]</w:t>
-      </w:r>
-    </w:p>
-    <w:p>
-      <w:pPr>
-        <w:pStyle w:val="BBCaption"/>
-      </w:pPr>
-      <w:r>
-        <w:t>Figure 3-4: Class Diagram of Core Entities</w:t>
-      </w:r>
-    </w:p>
-    <w:p/>
-    <w:p>
-      <w:pPr>
-        <w:pStyle w:val="Heading2"/>
-      </w:pPr>
-      <w:bookmarkStart w:id="33" w:name="_Toc240405641"/>
-      <w:r>
-        <w:t>3.6 Data Flow</w:t>
-      </w:r>
-      <w:bookmarkEnd w:id="33"/>
-    </w:p>
-    <w:p>
-      <w:pPr>
-        <w:keepNext/>
-        <w:spacing w:after="0"/>
-        <w:jc w:val="center"/>
-      </w:pPr>
-      <w:r>
-        <w:rPr>
-          <w:i/>
-          <w:sz w:val="19"/>
-        </w:rPr>
-        <w:t xml:space="preserve">[INSERT DIAGRAM: Figure 3-5 — Level-1 DFD: processes 1 User &amp; Role </w:t>
-      </w:r>
-      <w:r>
-        <w:rPr>
-          <w:i/>
-          <w:sz w:val="19"/>
-        </w:rPr>
-        <w:t>Management, 2 Donor Registry &amp;</w:t>
-      </w:r>
-    </w:p>
-    <w:p>
-      <w:pPr>
-        <w:keepNext/>
-        <w:spacing w:after="0"/>
-        <w:jc w:val="center"/>
-      </w:pPr>
-      <w:r>
-        <w:rPr>
-          <w:i/>
-          <w:sz w:val="19"/>
-        </w:rPr>
-        <w:t>Search, 3 Blood Request Management, 4 Inventory Management, 5 Notification Management,</w:t>
+        <w:t>Notification Management,</w:t>
       </w:r>
     </w:p>
     <w:p>
@@ -9680,10 +9807,7 @@
         <w:pStyle w:val="BBCaption"/>
       </w:pPr>
       <w:r>
-        <w:t>Figure 3-5: Level-1 Data F</w:t>
-      </w:r>
-      <w:r>
-        <w:t>low Diagram</w:t>
+        <w:t>Figure 3-5: Level-1 Data Flow Diagram</w:t>
       </w:r>
     </w:p>
     <w:p/>
@@ -9691,7 +9815,7 @@
       <w:pPr>
         <w:pStyle w:val="Heading2"/>
       </w:pPr>
-      <w:bookmarkStart w:id="34" w:name="_Toc240405642"/>
+      <w:bookmarkStart w:id="34" w:name="_Toc240543446"/>
       <w:r>
         <w:t>3.7 Business Rules</w:t>
       </w:r>
@@ -9824,13 +9948,7 @@
               <w:rPr>
                 <w:sz w:val="19"/>
               </w:rPr>
-              <w:t xml:space="preserve">Appendix A chart applied in the </w:t>
-            </w:r>
-            <w:r>
-              <w:rPr>
-                <w:sz w:val="19"/>
-              </w:rPr>
-              <w:t>recipient→donor direction in one shared module; authoritative check in the service layer</w:t>
+              <w:t>Appendix A chart applied in the recipient→donor direction in one shared module; authoritative check in the service layer</w:t>
             </w:r>
           </w:p>
         </w:tc>
@@ -9867,7 +9985,20 @@
               <w:rPr>
                 <w:sz w:val="19"/>
               </w:rPr>
-              <w:t>A request follows Pending → Matched → Fulfilled; Cancelled and Rejected are terminal and cannot change</w:t>
+              <w:t>A request f</w:t>
+            </w:r>
+            <w:r>
+              <w:rPr>
+                <w:sz w:val="19"/>
+              </w:rPr>
+              <w:t xml:space="preserve">ollows Pending → Matched → Fulfilled; Cancelled </w:t>
+            </w:r>
+            <w:r>
+              <w:rPr>
+                <w:sz w:val="19"/>
+              </w:rPr>
+              <w:lastRenderedPageBreak/>
+              <w:t>and Rejected are terminal and cannot change</w:t>
             </w:r>
           </w:p>
         </w:tc>
@@ -9883,7 +10014,15 @@
               <w:rPr>
                 <w:sz w:val="19"/>
               </w:rPr>
-              <w:t>Status transition guard in the request service</w:t>
+              <w:lastRenderedPageBreak/>
+              <w:t xml:space="preserve">Status transition guard in the </w:t>
+            </w:r>
+            <w:r>
+              <w:rPr>
+                <w:sz w:val="19"/>
+              </w:rPr>
+              <w:lastRenderedPageBreak/>
+              <w:t>request service</w:t>
             </w:r>
           </w:p>
         </w:tc>
@@ -9904,6 +10043,7 @@
               <w:rPr>
                 <w:sz w:val="19"/>
               </w:rPr>
+              <w:lastRenderedPageBreak/>
               <w:t>BR-3</w:t>
             </w:r>
           </w:p>
@@ -9920,13 +10060,7 @@
               <w:rPr>
                 <w:sz w:val="19"/>
               </w:rPr>
-              <w:t>A req</w:t>
-            </w:r>
-            <w:r>
-              <w:rPr>
-                <w:sz w:val="19"/>
-              </w:rPr>
-              <w:t>uest can be matched by at most one donor</w:t>
+              <w:t>A request can be matched by at most one donor</w:t>
             </w:r>
           </w:p>
         </w:tc>
@@ -9948,7 +10082,6 @@
               <w:rPr>
                 <w:sz w:val="19"/>
               </w:rPr>
-              <w:lastRenderedPageBreak/>
               <w:t>(unique match)</w:t>
             </w:r>
           </w:p>
@@ -9970,7 +10103,6 @@
               <w:rPr>
                 <w:sz w:val="19"/>
               </w:rPr>
-              <w:lastRenderedPageBreak/>
               <w:t>BR-4</w:t>
             </w:r>
           </w:p>
@@ -10003,13 +10135,7 @@
               <w:rPr>
                 <w:sz w:val="19"/>
               </w:rPr>
-              <w:t xml:space="preserve">InventoryService transactional </w:t>
-            </w:r>
-            <w:r>
-              <w:rPr>
-                <w:sz w:val="19"/>
-              </w:rPr>
-              <w:t>decrement with floor check</w:t>
+              <w:t>InventoryService transactional decrement with floor check</w:t>
             </w:r>
           </w:p>
         </w:tc>
@@ -10062,7 +10188,13 @@
               <w:rPr>
                 <w:sz w:val="19"/>
               </w:rPr>
-              <w:t>Hospital-scoped endpoints keyed by hospitalId; route rules in Spring Security</w:t>
+              <w:t>Hospital-sco</w:t>
+            </w:r>
+            <w:r>
+              <w:rPr>
+                <w:sz w:val="19"/>
+              </w:rPr>
+              <w:t>ped endpoints keyed by hospitalId; route rules in Spring Security</w:t>
             </w:r>
           </w:p>
         </w:tc>
@@ -10115,13 +10247,7 @@
               <w:rPr>
                 <w:sz w:val="19"/>
               </w:rPr>
-              <w:t>Adm</w:t>
-            </w:r>
-            <w:r>
-              <w:rPr>
-                <w:sz w:val="19"/>
-              </w:rPr>
-              <w:t>in-only endpoints and moderation actions behind role checks</w:t>
+              <w:t>Admin-only endpoints and moderation actions behind role checks</w:t>
             </w:r>
           </w:p>
         </w:tc>
@@ -10158,7 +10284,13 @@
               <w:rPr>
                 <w:sz w:val="19"/>
               </w:rPr>
-              <w:t>Donors see only open requests they can serve; a decline hides the request for that donor only and never mutates the request</w:t>
+              <w:t>Donors see only open requests they can serve; a d</w:t>
+            </w:r>
+            <w:r>
+              <w:rPr>
+                <w:sz w:val="19"/>
+              </w:rPr>
+              <w:t>ecline hides the request for that donor only and never mutates the request</w:t>
             </w:r>
           </w:p>
         </w:tc>
@@ -10211,13 +10343,7 @@
               <w:rPr>
                 <w:sz w:val="19"/>
               </w:rPr>
-              <w:t>Guest emer</w:t>
-            </w:r>
-            <w:r>
-              <w:rPr>
-                <w:sz w:val="19"/>
-              </w:rPr>
-              <w:t>gency lookups expose guest request IDs only</w:t>
+              <w:t>Guest emergency lookups expose guest request IDs only</w:t>
             </w:r>
           </w:p>
         </w:tc>
@@ -10270,7 +10396,13 @@
               <w:rPr>
                 <w:sz w:val="19"/>
               </w:rPr>
-              <w:t>No plaintext or exposed credential data</w:t>
+              <w:t>No plainte</w:t>
+            </w:r>
+            <w:r>
+              <w:rPr>
+                <w:sz w:val="19"/>
+              </w:rPr>
+              <w:t>xt or exposed credential data</w:t>
             </w:r>
           </w:p>
         </w:tc>
@@ -10301,12 +10433,9 @@
       <w:pPr>
         <w:pStyle w:val="Heading2"/>
       </w:pPr>
-      <w:bookmarkStart w:id="35" w:name="_Toc240405643"/>
-      <w:r>
-        <w:t xml:space="preserve">3.8 Design </w:t>
-      </w:r>
-      <w:r>
-        <w:t>Refinements from Proposal to Implementation</w:t>
+      <w:bookmarkStart w:id="35" w:name="_Toc240543447"/>
+      <w:r>
+        <w:t>3.8 Design Refinements from Proposal to Implementation</w:t>
       </w:r>
       <w:bookmarkEnd w:id="35"/>
     </w:p>
@@ -10315,7 +10444,10 @@
         <w:jc w:val="both"/>
       </w:pPr>
       <w:r>
-        <w:t>Four design details were refined between the proposal-stage design and the implemented system, in the normal course of testing and hardening — recorded here for transparency:</w:t>
+        <w:t xml:space="preserve">Four design details were refined between the proposal-stage design and the </w:t>
+      </w:r>
+      <w:r>
+        <w:t>implemented system, in the normal course of testing and hardening — recorded here for transparency:</w:t>
       </w:r>
     </w:p>
     <w:p>
@@ -10324,13 +10456,10 @@
         <w:spacing w:after="60"/>
       </w:pPr>
       <w:r>
-        <w:t>Single API facade. The proposal speci</w:t>
-      </w:r>
-      <w:r>
-        <w:t xml:space="preserve">fied AJAX/Fetch calls to REST endpoints; implementation concentrated every call in one shared module (bb-api.js) that mirrors the proposal's Appendix B endpoints, so pages never touch the transport directly and the swap from the demonstration store to the </w:t>
-      </w:r>
-      <w:r>
-        <w:t>real Spring backend is a single configuration flag.</w:t>
+        <w:t>Single API facade. The proposal specified AJAX/Fetch calls to REST endpoints; implementation concentrated every call in one shared module (bb-api.js) that m</w:t>
+      </w:r>
+      <w:r>
+        <w:t>irrors the proposal's Appendix B endpoints, so pages never touch the transport directly and the swap from the demonstration store to the real Spring backend is a single configuration flag.</w:t>
       </w:r>
     </w:p>
     <w:p>
@@ -10339,10 +10468,13 @@
         <w:spacing w:after="60"/>
       </w:pPr>
       <w:r>
-        <w:t>Compatibility rule centralised. The Appendix A chart was initially duplicated in the two request forms; donor matching would have required a third copy, so it was extracted into one shared module (bb-comp</w:t>
-      </w:r>
-      <w:r>
-        <w:t>at.js) with the matching direction documented — recipient → compatible donor groups — after testing showed that reading the chart backwards would offer a donor a patient they must not give blood to.</w:t>
+        <w:t xml:space="preserve">Compatibility rule centralised. The Appendix A chart was initially </w:t>
+      </w:r>
+      <w:r>
+        <w:t>duplicated in the two request forms; donor matching would have required a third copy, so it was extracted into one shared module (bb-compat.js) with the matching direction documented — recipient → compatible donor groups — after testing showed that reading</w:t>
+      </w:r>
+      <w:r>
+        <w:t xml:space="preserve"> the chart backwards would offer a donor a patient they must not give blood to.</w:t>
       </w:r>
     </w:p>
     <w:p>
@@ -10351,13 +10483,10 @@
         <w:spacing w:after="60"/>
       </w:pPr>
       <w:r>
-        <w:t xml:space="preserve">Hospital name normalisation. The five partner </w:t>
-      </w:r>
-      <w:r>
-        <w:t>hospitals are referred to by several natural variants (abbreviations and full names) across the interface; an alias table normalises every submitted request to canonical hospital labels so that requests forwarded or submitted under variant names land in th</w:t>
-      </w:r>
-      <w:r>
-        <w:t>e correct hospital queue's equality filter.</w:t>
+        <w:t>Hospital name normalisation. The five partner hospitals are referred to by several natural variants (abbreviations and full names) across the interface; an alias table normalis</w:t>
+      </w:r>
+      <w:r>
+        <w:t>es every submitted request to canonical hospital labels so that requests forwarded or submitted under variant names land in the correct hospital queue's equality filter.</w:t>
       </w:r>
     </w:p>
     <w:p>
@@ -10366,18 +10495,22 @@
         <w:spacing w:after="60"/>
       </w:pPr>
       <w:r>
-        <w:t>Status vocabulary finalised. Request statuses were finalised as Pending → Matched → Fulfilled, with Cancelled and Rejected as terminal outcomes, each status change recorded as a timeline entry on the request — re</w:t>
-      </w:r>
-      <w:r>
-        <w:t>placing the proposal's informal “open/closed” wording and aligning the tracker, hospital queue, and moderation views on one vocabulary.</w:t>
+        <w:t>Status vocabulary finalised. Request statuses were finalised as Pending → Matched → Fu</w:t>
+      </w:r>
+      <w:r>
+        <w:t>lfilled, with Cancelled and Rejected as terminal outcomes, each status change recorded as a timeline entry on the request — replacing the proposal's informal “open/closed” wording and aligning the tracker, hospital queue, and moderation views on one vocabu</w:t>
+      </w:r>
+      <w:r>
+        <w:t>lary.</w:t>
       </w:r>
     </w:p>
     <w:p>
       <w:pPr>
         <w:pStyle w:val="Heading2"/>
       </w:pPr>
-      <w:bookmarkStart w:id="36" w:name="_Toc240405644"/>
-      <w:r>
+      <w:bookmarkStart w:id="36" w:name="_Toc240543448"/>
+      <w:r>
+        <w:lastRenderedPageBreak/>
         <w:t>3.9 Security Design</w:t>
       </w:r>
       <w:bookmarkEnd w:id="36"/>
@@ -10388,10 +10521,10 @@
         <w:spacing w:after="60"/>
       </w:pPr>
       <w:r>
-        <w:t>Role-based access control across four roles. In the demonstration build, role-private pages are guar</w:t>
-      </w:r>
-      <w:r>
-        <w:t>ded client-side: logged-out visitors are bounced to the login page and wrong-role users to their own dashboard, with the blocked URL stashed so login can continue to the original target — but only if the role selected at login may actually access it.</w:t>
+        <w:t>Role-based access control across four roles. In the demonstration build, role-private pages are guarded client-side: logged-out visitors are bounced to the login page and wrong-role users to their own dashboard, with the blocked U</w:t>
+      </w:r>
+      <w:r>
+        <w:t>RL stashed so login can continue to the original target — but only if the role selected at login may actually access it.</w:t>
       </w:r>
     </w:p>
     <w:p>
@@ -10400,14 +10533,10 @@
         <w:spacing w:after="60"/>
       </w:pPr>
       <w:r>
-        <w:lastRenderedPageBreak/>
-        <w:t>Serve</w:t>
-      </w:r>
-      <w:r>
-        <w:t>r-side enforcement by design. The authoritative gate is Spring Security in the service layer: route rules make /api/auth/** public, /api/admin/** administrator-only, and /api/hospitals/{hospitalId}/** accessible only to that hospital's staff, so hiding fro</w:t>
-      </w:r>
-      <w:r>
-        <w:t>ntend elements is never mistaken for security.</w:t>
+        <w:t>Server-side enforcement by design. The authoritative gate is Spring Security in the service layer: route rules make /api/auth/** public</w:t>
+      </w:r>
+      <w:r>
+        <w:t>, /api/admin/** administrator-only, and /api/hospitals/{hospitalId}/** accessible only to that hospital's staff, so hiding frontend elements is never mistaken for security.</w:t>
       </w:r>
     </w:p>
     <w:p>
@@ -10416,7 +10545,10 @@
         <w:spacing w:after="60"/>
       </w:pPr>
       <w:r>
-        <w:t>Hospital data isolation. Every hospital-scoped endpoint is keyed by hospitalId and scoped to that institution's inventory and queue only, per requirement FR-10.</w:t>
+        <w:t xml:space="preserve">Hospital data isolation. Every hospital-scoped endpoint is keyed by hospitalId and </w:t>
+      </w:r>
+      <w:r>
+        <w:t>scoped to that institution's inventory and queue only, per requirement FR-10.</w:t>
       </w:r>
     </w:p>
     <w:p>
@@ -10425,13 +10557,10 @@
         <w:spacing w:after="60"/>
       </w:pPr>
       <w:r>
-        <w:t>Validation on both ends. Shared client-side vali</w:t>
-      </w:r>
-      <w:r>
-        <w:t xml:space="preserve">dation covers email, phone, blood group format, password strength, future dates, units, and required consent; corresponding server-side validation is part of the scheduled backend, per the assignment's requirement that input validation is required on both </w:t>
-      </w:r>
-      <w:r>
-        <w:t>the frontend and backend.</w:t>
+        <w:t>Validation on both ends. Shared client-side validation covers email, phone, blood group format, password strength, future dates, units, and required consent; corresponding server</w:t>
+      </w:r>
+      <w:r>
+        <w:t>-side validation is part of the scheduled backend, per the assignment's requirement that input validation is required on both the frontend and backend.</w:t>
       </w:r>
     </w:p>
     <w:p>
@@ -10440,7 +10569,10 @@
         <w:spacing w:after="60"/>
       </w:pPr>
       <w:r>
-        <w:t>Guest privacy guard. The public emergency status lookup answers guest request IDs (EM-…) but explicitly rejects member request IDs (BB-…), so the public endpoint cannot be used to read members' requests.</w:t>
+        <w:t xml:space="preserve">Guest privacy guard. The public emergency status lookup answers guest request IDs (EM-…) but explicitly </w:t>
+      </w:r>
+      <w:r>
+        <w:t>rejects member request IDs (BB-…), so the public endpoint cannot be used to read members' requests.</w:t>
       </w:r>
     </w:p>
     <w:p>
@@ -10449,10 +10581,7 @@
         <w:spacing w:after="60"/>
       </w:pPr>
       <w:r>
-        <w:t>Secrets management. SMTP a</w:t>
-      </w:r>
-      <w:r>
-        <w:t>nd database credentials are supplied via environment variables — never hardcoded (CPJ119 §2.4).</w:t>
+        <w:t>Secrets management. SMTP and database credentials are supplied via environment variables — never hardcoded (CPJ119 §2.4).</w:t>
       </w:r>
     </w:p>
     <w:p>
@@ -10464,7 +10593,7 @@
       <w:pPr>
         <w:pStyle w:val="Heading1"/>
       </w:pPr>
-      <w:bookmarkStart w:id="37" w:name="_Toc240405645"/>
+      <w:bookmarkStart w:id="37" w:name="_Toc240543449"/>
       <w:r>
         <w:lastRenderedPageBreak/>
         <w:t>CHAPTER 4: IMPLEMENTATION</w:t>
@@ -10475,9 +10604,12 @@
       <w:pPr>
         <w:pStyle w:val="Heading2"/>
       </w:pPr>
-      <w:bookmarkStart w:id="38" w:name="_Toc240405646"/>
-      <w:r>
-        <w:t>4.1 Development Environment and Approach</w:t>
+      <w:bookmarkStart w:id="38" w:name="_Toc240543450"/>
+      <w:r>
+        <w:t>4.1 De</w:t>
+      </w:r>
+      <w:r>
+        <w:t>velopment Environment and Approach</w:t>
       </w:r>
       <w:bookmarkEnd w:id="38"/>
     </w:p>
@@ -10486,13 +10618,13 @@
         <w:jc w:val="both"/>
       </w:pPr>
       <w:r>
-        <w:t xml:space="preserve">Frontend: HTML, CSS, and vanilla JavaScript in VS Code — no frameworks and no build step — </w:t>
-      </w:r>
-      <w:r>
-        <w:t>with quality verification driven by headless Chrome automation. Backend (scheduled implementation phase): Java + Spring Boot (Spring MVC, Spring Security, Spring Data JPA, Spring Mail, Validation, Lombok), MySQL, IntelliJ IDEA. API testing: Postman. A Pyth</w:t>
-      </w:r>
-      <w:r>
-        <w:t>on test stub serves the static site and an Appendix B REST stub on one port so the AJAX/Fetch layer can be exercised over real HTTP before the Spring backend exists.</w:t>
+        <w:t>Frontend: HTML, CSS, and vanilla JavaScript in VS Code — no frameworks and no build step — with quality verification driven by headless Chrome automation. Backend (scheduled implementation phase): Java + Spring Boot (Spri</w:t>
+      </w:r>
+      <w:r>
+        <w:t>ng MVC, Spring Security, Spring Data JPA, Spring Mail, Validation, Lombok), MySQL, IntelliJ IDEA. API testing: Postman. A Python test stub serves the static site and an Appendix B REST stub on one port so the AJAX/Fetch layer can be exercised over real HTT</w:t>
+      </w:r>
+      <w:r>
+        <w:t>P before the Spring backend exists.</w:t>
       </w:r>
     </w:p>
     <w:p>
@@ -10500,10 +10632,10 @@
         <w:jc w:val="both"/>
       </w:pPr>
       <w:r>
-        <w:t>Implementation followed a dependency-ordered roadmap (Table 4-1), with the automated QA ha</w:t>
-      </w:r>
-      <w:r>
-        <w:t>rness run at the end of every session before proceeding — most consequentially after the request lifecycle and after the real-mode transport work.</w:t>
+        <w:t>Implementation followed a dependency-ordered roadmap (Table 4-1), with the automated QA harness run at the end of every session before proceeding — most consequentially after the request lifecycle and after the real-mode</w:t>
+      </w:r>
+      <w:r>
+        <w:t xml:space="preserve"> transport work.</w:t>
       </w:r>
     </w:p>
     <w:p>
@@ -10617,13 +10749,7 @@
               <w:rPr>
                 <w:sz w:val="19"/>
               </w:rPr>
-              <w:t xml:space="preserve">Project setup, shared UI </w:t>
-            </w:r>
-            <w:r>
-              <w:rPr>
-                <w:sz w:val="19"/>
-              </w:rPr>
-              <w:t>conventions, page scaffolding</w:t>
+              <w:t>Project setup, shared UI conventions, page scaffolding</w:t>
             </w:r>
           </w:p>
         </w:tc>
@@ -10676,7 +10802,13 @@
               <w:rPr>
                 <w:sz w:val="19"/>
               </w:rPr>
-              <w:t>Shared modules: bb-validate.js, bb-api.js, bb-paginate.js, bb-compat.js, demo store</w:t>
+              <w:t xml:space="preserve">Shared modules: </w:t>
+            </w:r>
+            <w:r>
+              <w:rPr>
+                <w:sz w:val="19"/>
+              </w:rPr>
+              <w:t>bb-validate.js, bb-api.js, bb-paginate.js, bb-compat.js, demo store</w:t>
             </w:r>
           </w:p>
         </w:tc>
@@ -10745,7 +10877,13 @@
               <w:rPr>
                 <w:sz w:val="19"/>
               </w:rPr>
-              <w:t>Role-aware nav on every page; private pages bounce correctly; return-URL continuation</w:t>
+              <w:t>Role-aware nav on every page; private pages bounce c</w:t>
+            </w:r>
+            <w:r>
+              <w:rPr>
+                <w:sz w:val="19"/>
+              </w:rPr>
+              <w:t>orrectly; return-URL continuation</w:t>
             </w:r>
           </w:p>
         </w:tc>
@@ -10798,13 +10936,7 @@
               <w:rPr>
                 <w:sz w:val="19"/>
               </w:rPr>
-              <w:t>Group/district/availability actually filter; emergenc</w:t>
-            </w:r>
-            <w:r>
-              <w:rPr>
-                <w:sz w:val="19"/>
-              </w:rPr>
-              <w:t>y search never dead-ends at zero results</w:t>
+              <w:t>Group/district/availability actually filter; emergency search never dead-ends at zero results</w:t>
             </w:r>
           </w:p>
         </w:tc>
@@ -10841,7 +10973,13 @@
               <w:rPr>
                 <w:sz w:val="19"/>
               </w:rPr>
-              <w:t>Request forms (member + public emergency) with inline validation</w:t>
+              <w:t xml:space="preserve">Request forms (member + public emergency) with inline </w:t>
+            </w:r>
+            <w:r>
+              <w:rPr>
+                <w:sz w:val="19"/>
+              </w:rPr>
+              <w:t>validation</w:t>
             </w:r>
           </w:p>
         </w:tc>
@@ -10894,13 +11032,7 @@
               <w:rPr>
                 <w:sz w:val="19"/>
               </w:rPr>
-              <w:t xml:space="preserve">Request lifecycle: accept/decline, Matched status, </w:t>
-            </w:r>
-            <w:r>
-              <w:rPr>
-                <w:sz w:val="19"/>
-              </w:rPr>
-              <w:t>fulfilment</w:t>
+              <w:t>Request lifecycle: accept/decline, Matched status, fulfilment</w:t>
             </w:r>
           </w:p>
         </w:tc>
@@ -11006,13 +11138,7 @@
               <w:rPr>
                 <w:sz w:val="19"/>
               </w:rPr>
-              <w:t>Administrator po</w:t>
-            </w:r>
-            <w:r>
-              <w:rPr>
-                <w:sz w:val="19"/>
-              </w:rPr>
-              <w:t>rtal: analytics, user management, moderation</w:t>
+              <w:t>Administrator portal: analytics, user management, moderation</w:t>
             </w:r>
           </w:p>
         </w:tc>
@@ -11028,7 +11154,13 @@
               <w:rPr>
                 <w:sz w:val="19"/>
               </w:rPr>
-              <w:t>Live KPI counts; suspend; forward flow; Emergency badges; demo reset</w:t>
+              <w:t>Live KPI counts; suspend; forward flow; Emergency badges; demo</w:t>
+            </w:r>
+            <w:r>
+              <w:rPr>
+                <w:sz w:val="19"/>
+              </w:rPr>
+              <w:t xml:space="preserve"> reset</w:t>
             </w:r>
           </w:p>
         </w:tc>
@@ -11118,13 +11250,7 @@
               <w:rPr>
                 <w:sz w:val="19"/>
               </w:rPr>
-              <w:t xml:space="preserve">Public </w:t>
-            </w:r>
-            <w:r>
-              <w:rPr>
-                <w:sz w:val="19"/>
-              </w:rPr>
-              <w:t>site: landing, about, contact, terms, privacy, 404</w:t>
+              <w:t>Public site: landing, about, contact, terms, privacy, 404</w:t>
             </w:r>
           </w:p>
         </w:tc>
@@ -11177,7 +11303,13 @@
               <w:rPr>
                 <w:sz w:val="19"/>
               </w:rPr>
-              <w:t>QA harness: automated functional checks</w:t>
+              <w:t xml:space="preserve">QA </w:t>
+            </w:r>
+            <w:r>
+              <w:rPr>
+                <w:sz w:val="19"/>
+              </w:rPr>
+              <w:t>harness: automated functional checks</w:t>
             </w:r>
           </w:p>
         </w:tc>
@@ -11230,13 +11362,7 @@
               <w:rPr>
                 <w:sz w:val="19"/>
               </w:rPr>
-              <w:t xml:space="preserve">Responsive verification at </w:t>
-            </w:r>
-            <w:r>
-              <w:rPr>
-                <w:sz w:val="19"/>
-              </w:rPr>
-              <w:t>360/430/768/1280</w:t>
+              <w:t>Responsive verification at 360/430/768/1280</w:t>
             </w:r>
           </w:p>
         </w:tc>
@@ -11305,7 +11431,13 @@
               <w:rPr>
                 <w:sz w:val="19"/>
               </w:rPr>
-              <w:t xml:space="preserve">16/16 checks against REST stub; /api/api regression caught, fixed, </w:t>
+              <w:t>16/16 c</w:t>
+            </w:r>
+            <w:r>
+              <w:rPr>
+                <w:sz w:val="19"/>
+              </w:rPr>
+              <w:t xml:space="preserve">hecks against REST stub; /api/api regression caught, fixed, </w:t>
             </w:r>
             <w:r>
               <w:rPr>
@@ -11327,7 +11459,7 @@
       <w:pPr>
         <w:pStyle w:val="Heading2"/>
       </w:pPr>
-      <w:bookmarkStart w:id="39" w:name="_Toc240405647"/>
+      <w:bookmarkStart w:id="39" w:name="_Toc240543451"/>
       <w:r>
         <w:t>4.2 Main System Flows</w:t>
       </w:r>
@@ -11338,13 +11470,13 @@
         <w:jc w:val="both"/>
       </w:pPr>
       <w:r>
-        <w:t>The request lifecycle (Figu</w:t>
-      </w:r>
-      <w:r>
-        <w:t>re 1-1) is the system's backbone: a requester searches donors, submits a request (or a guest uses the public emergency form), the request enters the administrator's moderation queue and is forwarded to a partner hospital, compatible donors see and accept i</w:t>
-      </w:r>
-      <w:r>
-        <w:t>t (status Matched), and the hospital marks it fulfilled — closing the request and decrementing that hospital's stock for the blood group. Every state change is appended to the request's timeline and visible to the requester in the tracking view.</w:t>
+        <w:t>The request lifecycle (Figure 1-1) is the system's backbone: a requester searches donors, submits a request (or a guest uses the public emergency form), the</w:t>
+      </w:r>
+      <w:r>
+        <w:t xml:space="preserve"> request enters the administrator's moderation queue and is forwarded to a partner hospital, compatible donors see and accept it (status Matched), and the hospital marks it fulfilled — closing the request and decrementing that hospital's stock for the bloo</w:t>
+      </w:r>
+      <w:r>
+        <w:t>d group. Every state change is appended to the request's timeline and visible to the requester in the tracking view.</w:t>
       </w:r>
     </w:p>
     <w:p>
@@ -11358,28 +11490,28 @@
           <w:i/>
           <w:sz w:val="19"/>
         </w:rPr>
-        <w:t>[INSERT DI</w:t>
-      </w:r>
+        <w:t>[INSERT DIAGRAM: Figure 1-1 — Requester submits → Pending → Admin forwards → Hospital queue →</w:t>
+      </w:r>
+    </w:p>
+    <w:p>
+      <w:pPr>
+        <w:keepNext/>
+        <w:spacing w:after="0"/>
+        <w:jc w:val="center"/>
+      </w:pPr>
       <w:r>
         <w:rPr>
           <w:i/>
           <w:sz w:val="19"/>
         </w:rPr>
-        <w:t>AGRAM: Figure 1-1 — Requester submits → Pending → Admin forwards → Hospital queue →</w:t>
-      </w:r>
-    </w:p>
-    <w:p>
-      <w:pPr>
-        <w:keepNext/>
-        <w:spacing w:after="0"/>
-        <w:jc w:val="center"/>
-      </w:pPr>
+        <w:t>Donor accepts (Matched) → Hospital fulfils (F</w:t>
+      </w:r>
       <w:r>
         <w:rPr>
           <w:i/>
           <w:sz w:val="19"/>
         </w:rPr>
-        <w:t>Donor accepts (Matched) → Hospital fulfils (Fulfilled, stock decremented); Cancelled/Rejected</w:t>
+        <w:t>ulfilled, stock decremented); Cancelled/Rejected</w:t>
       </w:r>
     </w:p>
     <w:p>
@@ -11401,10 +11533,7 @@
         <w:pStyle w:val="BBCaption"/>
       </w:pPr>
       <w:r>
-        <w:t>Figure 1-1: BloodBuddy Request Lifec</w:t>
-      </w:r>
-      <w:r>
-        <w:t>ycle</w:t>
+        <w:t>Figure 1-1: BloodBuddy Request Lifecycle</w:t>
       </w:r>
     </w:p>
     <w:p/>
@@ -11413,10 +11542,13 @@
         <w:jc w:val="both"/>
       </w:pPr>
       <w:r>
-        <w:t>The donor discovery flow (landing → search → donor cards → request modal → tracking) preserves the built page sequence: search calls the donor search endpoint with blood group, district, and availability filters; results are paginated; the request mo</w:t>
-      </w:r>
-      <w:r>
-        <w:t>dal creates the request through the API facade and redirects to tracking. The public emergency flow mirrors it for guests, issuing an EM- identifier and a status-lookup card.</w:t>
+        <w:t xml:space="preserve">The donor discovery flow (landing → search → donor cards → request modal → tracking) preserves the built page </w:t>
+      </w:r>
+      <w:r>
+        <w:t>sequence: search calls the donor search endpoint with blood group, district, and availability filters; results are paginated; the request modal creates the request through the API facade and redirects to tracking. The public emergency flow mirrors it for g</w:t>
+      </w:r>
+      <w:r>
+        <w:t>uests, issuing an EM- identifier and a status-lookup card.</w:t>
       </w:r>
     </w:p>
     <w:p>
@@ -11453,7 +11585,14 @@
           <w:i/>
           <w:sz w:val="19"/>
         </w:rPr>
-        <w:t>[INSERT SCREENSHOT: requester-request.html — compatibility chips, future-date field, inline errors]</w:t>
+        <w:t>[INSERT SCREENSHOT: requester-request.html — compatibility chips,</w:t>
+      </w:r>
+      <w:r>
+        <w:rPr>
+          <w:i/>
+          <w:sz w:val="19"/>
+        </w:rPr>
+        <w:t xml:space="preserve"> future-date field, inline errors]</w:t>
       </w:r>
     </w:p>
     <w:p>
@@ -11475,10 +11614,7 @@
         <w:pStyle w:val="BBCaption"/>
       </w:pPr>
       <w:r>
-        <w:t>Figur</w:t>
-      </w:r>
-      <w:r>
-        <w:t>e 4-3: Blood Request Form with Inline Validation</w:t>
+        <w:t>Figure 4-3: Blood Request Form with Inline Validation</w:t>
       </w:r>
     </w:p>
     <w:p/>
@@ -11486,7 +11622,7 @@
       <w:pPr>
         <w:pStyle w:val="Heading2"/>
       </w:pPr>
-      <w:bookmarkStart w:id="40" w:name="_Toc240405648"/>
+      <w:bookmarkStart w:id="40" w:name="_Toc240543452"/>
       <w:r>
         <w:t>4.3 Key Implementations</w:t>
       </w:r>
@@ -11496,9 +11632,12 @@
       <w:pPr>
         <w:pStyle w:val="Heading3"/>
       </w:pPr>
-      <w:bookmarkStart w:id="41" w:name="_Toc240405649"/>
-      <w:r>
-        <w:t>4.3.1 Compatibility-Based Donor Matching (FR-06 — safety-critical)</w:t>
+      <w:bookmarkStart w:id="41" w:name="_Toc240543453"/>
+      <w:r>
+        <w:t>4.3.1 Compatibility-Based Donor Matching (FR-</w:t>
+      </w:r>
+      <w:r>
+        <w:t>06 — safety-critical)</w:t>
       </w:r>
       <w:bookmarkEnd w:id="41"/>
     </w:p>
@@ -11507,13 +11646,13 @@
         <w:jc w:val="both"/>
       </w:pPr>
       <w:r>
-        <w:t>The Appendix A compatibility chart is implemented once, in bb-compat.js, and read in the correct clinical direction</w:t>
-      </w:r>
-      <w:r>
-        <w:t xml:space="preserve"> — recipient → compatible donor groups. To decide whether a donor may serve a request, the code asks isCompatible(donorGroup, recipientGroup), never whether the recipient's group appears in donorsFor(donorGroup); reading the chart backwards would offer a d</w:t>
-      </w:r>
-      <w:r>
-        <w:t>onor a patient they must not give blood to. The donor dashboard therefore lists only open requests the logged-in donor can actually serve:</w:t>
+        <w:t>The Appendix A compatibility chart is implemented once, in bb-compat.js, and read in the correct clinical direction — recipient → compatible donor groups. To decide whether a donor may serve a request, the code asks isCompatible(donor</w:t>
+      </w:r>
+      <w:r>
+        <w:t xml:space="preserve">Group, recipientGroup), never whether the recipient's group appears in donorsFor(donorGroup); reading the chart backwards would offer a donor a patient they must not give blood to. The donor dashboard therefore lists only open requests the logged-in donor </w:t>
+      </w:r>
+      <w:r>
+        <w:t>can actually serve:</w:t>
       </w:r>
     </w:p>
     <w:p>
@@ -11541,28 +11680,28 @@
           <w:rFonts w:ascii="Courier New" w:eastAsia="Courier New" w:hAnsi="Courier New"/>
           <w:sz w:val="17"/>
         </w:rPr>
-        <w:t>var COMPAT = { 'A+': ['</w:t>
-      </w:r>
+        <w:t>var COMPAT = { 'A+': ['A+','A-','O+','O-'], 'A-': ['A-','O-'], 'B+': ['B+','B-','O+','O-'],</w:t>
+      </w:r>
+    </w:p>
+    <w:p>
+      <w:pPr>
+        <w:shd w:val="clear" w:color="auto" w:fill="F2F2F2"/>
+        <w:spacing w:after="0"/>
+        <w:ind w:left="340"/>
+      </w:pPr>
       <w:r>
         <w:rPr>
           <w:rFonts w:ascii="Courier New" w:eastAsia="Courier New" w:hAnsi="Courier New"/>
           <w:sz w:val="17"/>
         </w:rPr>
-        <w:t>A+','A-','O+','O-'], 'A-': ['A-','O-'], 'B+': ['B+','B-','O+','O-'],</w:t>
-      </w:r>
-    </w:p>
-    <w:p>
-      <w:pPr>
-        <w:shd w:val="clear" w:color="auto" w:fill="F2F2F2"/>
-        <w:spacing w:after="0"/>
-        <w:ind w:left="340"/>
-      </w:pPr>
+        <w:t xml:space="preserve">               'B-': ['B-','O-'], 'AB+': ['AB+','A</w:t>
+      </w:r>
       <w:r>
         <w:rPr>
           <w:rFonts w:ascii="Courier New" w:eastAsia="Courier New" w:hAnsi="Courier New"/>
           <w:sz w:val="17"/>
         </w:rPr>
-        <w:t xml:space="preserve">               'B-': ['B-','O-'], 'AB+': ['AB+','AB-','A+','A-','B+','B-','O+','O-'],</w:t>
+        <w:t>B-','A+','A-','B+','B-','O+','O-'],</w:t>
       </w:r>
     </w:p>
     <w:p>
@@ -11590,14 +11729,7 @@
           <w:rFonts w:ascii="Courier New" w:eastAsia="Courier New" w:hAnsi="Courier New"/>
           <w:sz w:val="17"/>
         </w:rPr>
-        <w:t>// donor may serve r</w:t>
-      </w:r>
-      <w:r>
-        <w:rPr>
-          <w:rFonts w:ascii="Courier New" w:eastAsia="Courier New" w:hAnsi="Courier New"/>
-          <w:sz w:val="17"/>
-        </w:rPr>
-        <w:t>equest only if donor's group is in COMPAT[recipientGroup]</w:t>
+        <w:t>// donor may serve request only if donor's group is in COMPAT[recipientGroup]</w:t>
       </w:r>
     </w:p>
     <w:p>
@@ -11639,22 +11771,19 @@
       </w:pPr>
       <w:r>
         <w:lastRenderedPageBreak/>
-        <w:t>The same rule is verified by the automated suite (Sectio</w:t>
-      </w:r>
-      <w:r>
-        <w:t>n 5.2, TC-09): a B+ donor is offered B+ and AB+ recipients and never an A+ one. The module's header records that the authoritative compatibility rule belongs in the Spring service layer, so a requester can never talk the frontend into an unsafe match.</w:t>
+        <w:t xml:space="preserve">The same rule is verified by the automated suite (Section 5.2, TC-09): a B+ donor is offered B+ and AB+ recipients and never an A+ one. The module's header records that the </w:t>
+      </w:r>
+      <w:r>
+        <w:t>authoritative compatibility rule belongs in the Spring service layer, so a requester can never talk the frontend into an unsafe match.</w:t>
       </w:r>
     </w:p>
     <w:p>
       <w:pPr>
         <w:pStyle w:val="Heading3"/>
       </w:pPr>
-      <w:bookmarkStart w:id="42" w:name="_Toc240405650"/>
-      <w:r>
-        <w:t>4.3.</w:t>
-      </w:r>
-      <w:r>
-        <w:t>2 Session Handling and Role-Based Access Control (FR-02)</w:t>
+      <w:bookmarkStart w:id="42" w:name="_Toc240543454"/>
+      <w:r>
+        <w:t>4.3.2 Session Handling and Role-Based Access Control (FR-02)</w:t>
       </w:r>
       <w:bookmarkEnd w:id="42"/>
     </w:p>
@@ -11663,13 +11792,13 @@
         <w:jc w:val="both"/>
       </w:pPr>
       <w:r>
-        <w:t xml:space="preserve">The demonstration build implements RBAC end-to-end at the page level: a session record ({role, name}) set at login/register drives a role-aware navigation rebuilt on every page; a guard map declares </w:t>
-      </w:r>
-      <w:r>
-        <w:t>each private page's permitted role; logged-out visitors bounce to the login page and wrong-role users to their own dashboard; the blocked URL is stashed in session storage and the login page continues to it only if the selected role may access it; and in-p</w:t>
-      </w:r>
-      <w:r>
-        <w:t>age calls-to-action are swapped per role, so a donor is never offered a requester action such as “Request blood”:</w:t>
+        <w:t>The demonstration build implements RBAC end-to-end at the pa</w:t>
+      </w:r>
+      <w:r>
+        <w:t>ge level: a session record ({role, name}) set at login/register drives a role-aware navigation rebuilt on every page; a guard map declares each private page's permitted role; logged-out visitors bounce to the login page and wrong-role users to their own da</w:t>
+      </w:r>
+      <w:r>
+        <w:t>shboard; the blocked URL is stashed in session storage and the login page continues to it only if the selected role may access it; and in-page calls-to-action are swapped per role, so a donor is never offered a requester action such as “Request blood”:</w:t>
       </w:r>
     </w:p>
     <w:p>
@@ -11725,28 +11854,28 @@
           <w:rFonts w:ascii="Courier New" w:eastAsia="Courier New" w:hAnsi="Courier New"/>
           <w:sz w:val="17"/>
         </w:rPr>
-        <w:t>BloodBuddyNav.canAccess(role, page)   // login continue-to honoured only if permitted</w:t>
-      </w:r>
-    </w:p>
-    <w:p>
-      <w:pPr>
-        <w:shd w:val="clear" w:color="auto" w:fill="F2F2F2"/>
-        <w:spacing w:after="0"/>
-        <w:ind w:left="340"/>
-      </w:pPr>
+        <w:t>BloodBuddyNav.canAccess(role, pa</w:t>
+      </w:r>
       <w:r>
         <w:rPr>
           <w:rFonts w:ascii="Courier New" w:eastAsia="Courier New" w:hAnsi="Courier New"/>
           <w:sz w:val="17"/>
         </w:rPr>
-        <w:t xml:space="preserve">// wrong role → own dashboard; logged out → auth-login.html with </w:t>
-      </w:r>
+        <w:t>ge)   // login continue-to honoured only if permitted</w:t>
+      </w:r>
+    </w:p>
+    <w:p>
+      <w:pPr>
+        <w:shd w:val="clear" w:color="auto" w:fill="F2F2F2"/>
+        <w:spacing w:after="0"/>
+        <w:ind w:left="340"/>
+      </w:pPr>
       <w:r>
         <w:rPr>
           <w:rFonts w:ascii="Courier New" w:eastAsia="Courier New" w:hAnsi="Courier New"/>
           <w:sz w:val="17"/>
         </w:rPr>
-        <w:t>stashed return URL</w:t>
+        <w:t>// wrong role → own dashboard; logged out → auth-login.html with stashed return URL</w:t>
       </w:r>
     </w:p>
     <w:p>
@@ -11759,19 +11888,19 @@
         <w:jc w:val="both"/>
       </w:pPr>
       <w:r>
-        <w:t>The corresponding server-side enforcement — Spring Security route rules and role checks on every write endpoint — is specified in Section 3.9 and scheduled with the backend.</w:t>
+        <w:t xml:space="preserve">The corresponding server-side enforcement — Spring Security route rules and role checks on every write endpoint — is </w:t>
+      </w:r>
+      <w:r>
+        <w:t>specified in Section 3.9 and scheduled with the backend.</w:t>
       </w:r>
     </w:p>
     <w:p>
       <w:pPr>
         <w:pStyle w:val="Heading3"/>
       </w:pPr>
-      <w:bookmarkStart w:id="43" w:name="_Toc240405651"/>
-      <w:r>
-        <w:t>4.3.3 AJAX/Fetch API Facade with Mock/Real Transport (FR-14, C</w:t>
-      </w:r>
-      <w:r>
-        <w:t>PJ119 §2.6)</w:t>
+      <w:bookmarkStart w:id="43" w:name="_Toc240543455"/>
+      <w:r>
+        <w:t>4.3.3 AJAX/Fetch API Facade with Mock/Real Transport (FR-14, CPJ119 §2.6)</w:t>
       </w:r>
       <w:bookmarkEnd w:id="43"/>
     </w:p>
@@ -11780,10 +11909,10 @@
         <w:jc w:val="both"/>
       </w:pPr>
       <w:r>
-        <w:t>Every page reaches the backend through one facade (bb-api.js) that mirrors the proposal's Appendix B endpoints. In mock mode it serves calls from the shared demonstration store with simulated latency; flipping one flag (MOCK = false) routes the</w:t>
-      </w:r>
-      <w:r>
-        <w:t xml:space="preserve"> identical calls through real fetch() to the Spring endpoints, so pages keep working unchanged:</w:t>
+        <w:t xml:space="preserve">Every page reaches the backend through one facade (bb-api.js) that mirrors the proposal's Appendix B endpoints. In mock mode </w:t>
+      </w:r>
+      <w:r>
+        <w:t>it serves calls from the shared demonstration store with simulated latency; flipping one flag (MOCK = false) routes the identical calls through real fetch() to the Spring endpoints, so pages keep working unchanged:</w:t>
       </w:r>
     </w:p>
     <w:p>
@@ -11797,7 +11926,14 @@
           <w:rFonts w:ascii="Courier New" w:eastAsia="Courier New" w:hAnsi="Courier New"/>
           <w:sz w:val="17"/>
         </w:rPr>
-        <w:t>// CODE/js/bb-api.js (excerpt) — real transport; BASE is the origin prefix only</w:t>
+        <w:t>// CODE/js/bb-api.js (excerpt) — real tra</w:t>
+      </w:r>
+      <w:r>
+        <w:rPr>
+          <w:rFonts w:ascii="Courier New" w:eastAsia="Courier New" w:hAnsi="Courier New"/>
+          <w:sz w:val="17"/>
+        </w:rPr>
+        <w:t>nsport; BASE is the origin prefix only</w:t>
       </w:r>
     </w:p>
     <w:p>
@@ -11839,14 +11975,7 @@
           <w:rFonts w:ascii="Courier New" w:eastAsia="Courier New" w:hAnsi="Courier New"/>
           <w:sz w:val="17"/>
         </w:rPr>
-        <w:t xml:space="preserve">    met</w:t>
-      </w:r>
-      <w:r>
-        <w:rPr>
-          <w:rFonts w:ascii="Courier New" w:eastAsia="Courier New" w:hAnsi="Courier New"/>
-          <w:sz w:val="17"/>
-        </w:rPr>
-        <w:t>hod: method,</w:t>
+        <w:t xml:space="preserve">    method: method,</w:t>
       </w:r>
     </w:p>
     <w:p>
@@ -11888,7 +12017,14 @@
           <w:rFonts w:ascii="Courier New" w:eastAsia="Courier New" w:hAnsi="Courier New"/>
           <w:sz w:val="17"/>
         </w:rPr>
-        <w:t xml:space="preserve">    credentials: 'same-origin'</w:t>
+        <w:t xml:space="preserve"> </w:t>
+      </w:r>
+      <w:r>
+        <w:rPr>
+          <w:rFonts w:ascii="Courier New" w:eastAsia="Courier New" w:hAnsi="Courier New"/>
+          <w:sz w:val="17"/>
+        </w:rPr>
+        <w:t xml:space="preserve">   credentials: 'same-origin'</w:t>
       </w:r>
     </w:p>
     <w:p>
@@ -11930,14 +12066,7 @@
           <w:rFonts w:ascii="Courier New" w:eastAsia="Courier New" w:hAnsi="Courier New"/>
           <w:sz w:val="17"/>
         </w:rPr>
-        <w:t>// every path already carries /ap</w:t>
-      </w:r>
-      <w:r>
-        <w:rPr>
-          <w:rFonts w:ascii="Courier New" w:eastAsia="Courier New" w:hAnsi="Courier New"/>
-          <w:sz w:val="17"/>
-        </w:rPr>
-        <w:t>i/, so BASE must stay '' — a '/api' prefix</w:t>
+        <w:t>// every path already carries /api/, so BASE must stay '' — a '/api' prefix</w:t>
       </w:r>
     </w:p>
     <w:p>
@@ -11964,20 +12093,20 @@
         <w:jc w:val="both"/>
       </w:pPr>
       <w:r>
-        <w:t>The commented rule above is not decorative: the first real-mode run composed /api/api/... and 404'd every endpoint with no JavaScript error — the failure</w:t>
-      </w:r>
-      <w:r>
-        <w:t xml:space="preserve"> was invisible in mock mode because mock mode never reaches the concatenation. It was found by running the fetch path against the REST stub (Section 5.2, TC-20), fixed, and then guarded by a dedicated automated check that was negative-tested (re-injecting </w:t>
-      </w:r>
-      <w:r>
-        <w:t>the bad prefix demonstrably fails the suite).</w:t>
+        <w:t>The commented rule above is not de</w:t>
+      </w:r>
+      <w:r>
+        <w:t>corative: the first real-mode run composed /api/api/... and 404'd every endpoint with no JavaScript error — the failure was invisible in mock mode because mock mode never reaches the concatenation. It was found by running the fetch path against the REST st</w:t>
+      </w:r>
+      <w:r>
+        <w:t>ub (Section 5.2, TC-20), fixed, and then guarded by a dedicated automated check that was negative-tested (re-injecting the bad prefix demonstrably fails the suite).</w:t>
       </w:r>
     </w:p>
     <w:p>
       <w:pPr>
         <w:pStyle w:val="Heading3"/>
       </w:pPr>
-      <w:bookmarkStart w:id="44" w:name="_Toc240405652"/>
+      <w:bookmarkStart w:id="44" w:name="_Toc240543456"/>
       <w:r>
         <w:t>4.3.4 Image Handling — Database-Stored Photographs (FR-13, CPJ119 §2.5)</w:t>
       </w:r>
@@ -11988,17 +12117,20 @@
         <w:jc w:val="both"/>
       </w:pPr>
       <w:r>
-        <w:t>All four role profile editors implement secure photo upload exactly as the assignment's database-image requirement anticipates: a file inp</w:t>
-      </w:r>
-      <w:r>
-        <w:t xml:space="preserve">ut restricted to JPG/PNG, read client-side via FileReader into a Base64 data URL, rendered as a live preview with a remove action, and </w:t>
+        <w:t>All four role profi</w:t>
+      </w:r>
+      <w:r>
+        <w:t xml:space="preserve">le editors implement secure photo upload exactly as the assignment's database-image requirement anticipates: a file input restricted to JPG/PNG, read client-side via FileReader into a Base64 data URL, rendered as a live preview with a remove action, and </w:t>
       </w:r>
       <w:r>
         <w:lastRenderedPageBreak/>
-        <w:t>carried as the photo field of the profile payload saved through the API facade — never written to the project directory a</w:t>
-      </w:r>
-      <w:r>
-        <w:t>s a static file. The scheduled backend stores the image as a BLOB column (or the equivalent Base64 string) and serves retrieval through an authenticated API endpoint, satisfying the brief's “stored within the database” constraint end-to-end.</w:t>
+        <w:t>ca</w:t>
+      </w:r>
+      <w:r>
+        <w:t>rried as the photo field of the profile payload saved through the API facade — never written to the project directory as a static file. The scheduled backend stores the image as a BLOB column (or the equivalent Base64 string) and serves retrieval through a</w:t>
+      </w:r>
+      <w:r>
+        <w:t>n authenticated API endpoint, satisfying the brief's “stored within the database” constraint end-to-end.</w:t>
       </w:r>
     </w:p>
     <w:p>
@@ -12012,115 +12144,115 @@
           <w:i/>
           <w:sz w:val="19"/>
         </w:rPr>
-        <w:t>[INSERT SCREEN</w:t>
-      </w:r>
+        <w:t>[INSERT SCREENSHOT: donor-profile.html — photo preview, Remove control, save bar]</w:t>
+      </w:r>
+    </w:p>
+    <w:p>
+      <w:pPr>
+        <w:pStyle w:val="BBCaption"/>
+      </w:pPr>
+      <w:r>
+        <w:t xml:space="preserve">Figure 4-4: Profile Photo Upload (Base64 Preview </w:t>
+      </w:r>
+      <w:r>
+        <w:t>Round-Trip)</w:t>
+      </w:r>
+    </w:p>
+    <w:p/>
+    <w:p>
+      <w:pPr>
+        <w:pStyle w:val="Heading3"/>
+      </w:pPr>
+      <w:bookmarkStart w:id="45" w:name="_Toc240543457"/>
+      <w:r>
+        <w:t>4.3.5 Pagination and Reusable Presentation Components (FR-04)</w:t>
+      </w:r>
+      <w:bookmarkEnd w:id="45"/>
+    </w:p>
+    <w:p>
+      <w:pPr>
+        <w:jc w:val="both"/>
+      </w:pPr>
+      <w:r>
+        <w:t>A single reusable pager component (bb-paginate.js) serves every listing surface — donor search results, the admin user table, the admin moderation queue, and the hospital queue — wi</w:t>
+      </w:r>
+      <w:r>
+        <w:t>th previous/next controls, a page-size selector (5/10/20), and automatic hiding when a list is empty. Pages call setTotal(filtered) and slice(items) in their render path; when the backend arrives, the client-side slice is replaced by ?page=&amp;size= query par</w:t>
+      </w:r>
+      <w:r>
+        <w:t>ameters without touching the pages.</w:t>
+      </w:r>
+    </w:p>
+    <w:p>
+      <w:pPr>
+        <w:pStyle w:val="Heading3"/>
+      </w:pPr>
+      <w:bookmarkStart w:id="46" w:name="_Toc240543458"/>
+      <w:r>
+        <w:t>4.3.6 Shared Client-Side Validation (FR-14, CPJ119 §2.1/§4)</w:t>
+      </w:r>
+      <w:bookmarkEnd w:id="46"/>
+    </w:p>
+    <w:p>
+      <w:pPr>
+        <w:jc w:val="both"/>
+      </w:pPr>
+      <w:r>
+        <w:t>Validation previously existed as nine copies of ad-hoc alert-based checks; it is now one shared module (bb-validate.js) providing email, phone, blood group form</w:t>
+      </w:r>
+      <w:r>
+        <w:t>at, password strength, future-date, units, and consent rules, rendered as inline field-level errors under each control. A computed-style pass verified that every error renders visibly (6.03:1 contrast against its background, passing WCAG AA) and that the e</w:t>
+      </w:r>
+      <w:r>
+        <w:t>rror ring styling wins the cascade on every form — evidence in Section 5.2 (TC-01) and Appendix E.</w:t>
+      </w:r>
+    </w:p>
+    <w:p>
+      <w:pPr>
+        <w:pStyle w:val="Heading2"/>
+      </w:pPr>
+      <w:bookmarkStart w:id="47" w:name="_Toc240543459"/>
+      <w:r>
+        <w:t>4.4 Administrative and Management Panels</w:t>
+      </w:r>
+      <w:bookmarkEnd w:id="47"/>
+    </w:p>
+    <w:p>
+      <w:pPr>
+        <w:jc w:val="both"/>
+      </w:pPr>
+      <w:r>
+        <w:t>The build comprises 23 pages: public pages (landing, about, contact, terms, privacy, branded 404), authentication pa</w:t>
+      </w:r>
+      <w:r>
+        <w:t>ges (login, register, forgot password), and a portal per role. All four portals follow a consistent pattern — hero with role imagery, role-aware navigation, cards for primary data, and status badges (Pending/Matched/Fulfilled; Emergency for guest requests)</w:t>
+      </w:r>
+      <w:r>
+        <w:t>. The administrator portal provides KPI tiles with live counts, user management with suspension and a demo-data reset control, and request moderation with status tabs, a hospital filter (including “not routed yet”), and forwarding to partner hospitals. The</w:t>
+      </w:r>
+      <w:r>
+        <w:t xml:space="preserve"> hospital portal provides inventory management with stock adjustment and a request queue with accept/fulfil actions; the requester portal adds tracking tabs per status with a live open-request count.</w:t>
+      </w:r>
+    </w:p>
+    <w:p>
+      <w:pPr>
+        <w:keepNext/>
+        <w:spacing w:after="0"/>
+        <w:jc w:val="center"/>
+      </w:pPr>
       <w:r>
         <w:rPr>
           <w:i/>
           <w:sz w:val="19"/>
         </w:rPr>
-        <w:t>SHOT: donor-profile.html — photo preview, Remove control, save bar]</w:t>
-      </w:r>
-    </w:p>
-    <w:p>
-      <w:pPr>
-        <w:pStyle w:val="BBCaption"/>
-      </w:pPr>
-      <w:r>
-        <w:t>Figure 4-4: Profile Photo Upload (Base64 Preview Round-Trip)</w:t>
-      </w:r>
-    </w:p>
-    <w:p/>
-    <w:p>
-      <w:pPr>
-        <w:pStyle w:val="Heading3"/>
-      </w:pPr>
-      <w:bookmarkStart w:id="45" w:name="_Toc240405653"/>
-      <w:r>
-        <w:t>4.3.5 Pagination and Reusable Presentation Components (FR-04)</w:t>
-      </w:r>
-      <w:bookmarkEnd w:id="45"/>
-    </w:p>
-    <w:p>
-      <w:pPr>
-        <w:jc w:val="both"/>
-      </w:pPr>
-      <w:r>
-        <w:t xml:space="preserve">A single reusable pager component (bb-paginate.js) serves every </w:t>
-      </w:r>
-      <w:r>
-        <w:t>listing surface — donor search results, the admin user table, the admin moderation queue, and the hospital queue — with previous/next controls, a page-size selector (5/10/20), and automatic hiding when a list is empty. Pages call setTotal(filtered) and sli</w:t>
-      </w:r>
-      <w:r>
-        <w:t>ce(items) in their render path; when the backend arrives, the client-side slice is replaced by ?page=&amp;size= query parameters without touching the pages.</w:t>
-      </w:r>
-    </w:p>
-    <w:p>
-      <w:pPr>
-        <w:pStyle w:val="Heading3"/>
-      </w:pPr>
-      <w:bookmarkStart w:id="46" w:name="_Toc240405654"/>
-      <w:r>
-        <w:t>4.3.6 Shared Client-Side Validation (FR-14, CPJ119 §2.1/§4)</w:t>
-      </w:r>
-      <w:bookmarkEnd w:id="46"/>
-    </w:p>
-    <w:p>
-      <w:pPr>
-        <w:jc w:val="both"/>
-      </w:pPr>
-      <w:r>
-        <w:t xml:space="preserve">Validation previously existed as nine </w:t>
-      </w:r>
-      <w:r>
-        <w:t>copies of ad-hoc alert-based checks; it is now one shared module (bb-validate.js) providing email, phone, blood group format, password strength, future-date, units, and consent rules, rendered as inline field-level errors under each control. A computed-sty</w:t>
-      </w:r>
-      <w:r>
-        <w:t>le pass verified that every error renders visibly (6.03:1 contrast against its background, passing WCAG AA) and that the error ring styling wins the cascade on every form — evidence in Section 5.2 (TC-01) and Appendix E.</w:t>
-      </w:r>
-    </w:p>
-    <w:p>
-      <w:pPr>
-        <w:pStyle w:val="Heading2"/>
-      </w:pPr>
-      <w:bookmarkStart w:id="47" w:name="_Toc240405655"/>
-      <w:r>
-        <w:t>4.4 Administrative and Management P</w:t>
-      </w:r>
-      <w:r>
-        <w:t>anels</w:t>
-      </w:r>
-      <w:bookmarkEnd w:id="47"/>
-    </w:p>
-    <w:p>
-      <w:pPr>
-        <w:jc w:val="both"/>
-      </w:pPr>
-      <w:r>
-        <w:t xml:space="preserve">The build comprises 23 pages: public pages (landing, about, contact, terms, privacy, branded 404), authentication pages (login, register, forgot password), and a portal per role. All four portals follow a consistent pattern — hero with role imagery, </w:t>
-      </w:r>
-      <w:r>
-        <w:t>role-aware navigation, cards for primary data, and status badges (Pending/Matched/Fulfilled; Emergency for guest requests). The administrator portal provides KPI tiles with live counts, user management with suspension and a demo-data reset control, and req</w:t>
-      </w:r>
-      <w:r>
-        <w:t>uest moderation with status tabs, a hospital filter (including “not routed yet”), and forwarding to partner hospitals. The hospital portal provides inventory management with stock adjustment and a request queue with accept/fulfil actions; the requester por</w:t>
-      </w:r>
-      <w:r>
-        <w:t>tal adds tracking tabs per status with a live open-request count.</w:t>
-      </w:r>
-    </w:p>
-    <w:p>
-      <w:pPr>
-        <w:keepNext/>
-        <w:spacing w:after="0"/>
-        <w:jc w:val="center"/>
-      </w:pPr>
+        <w:t>[INSERT SCREENSHOT: admin-dashboard.html — KPI tiles, us</w:t>
+      </w:r>
       <w:r>
         <w:rPr>
           <w:i/>
           <w:sz w:val="19"/>
         </w:rPr>
-        <w:t>[INSERT SCREENSHOT: admin-dashboard.html — KPI tiles, users table with pagination, reset control]</w:t>
+        <w:t>ers table with pagination, reset control]</w:t>
       </w:r>
     </w:p>
     <w:p>
@@ -12162,7 +12294,14 @@
           <w:i/>
           <w:sz w:val="19"/>
         </w:rPr>
-        <w:t>[INSERT SCREENSHOT: requester-tracking.html — status tabs, timeline, live open-count]</w:t>
+        <w:t>[INSERT SCREENSHOT: requester-tracki</w:t>
+      </w:r>
+      <w:r>
+        <w:rPr>
+          <w:i/>
+          <w:sz w:val="19"/>
+        </w:rPr>
+        <w:t>ng.html — status tabs, timeline, live open-count]</w:t>
       </w:r>
     </w:p>
     <w:p>
@@ -12178,7 +12317,7 @@
       <w:pPr>
         <w:pStyle w:val="Heading2"/>
       </w:pPr>
-      <w:bookmarkStart w:id="48" w:name="_Toc240405656"/>
+      <w:bookmarkStart w:id="48" w:name="_Toc240543460"/>
       <w:r>
         <w:t>4.5 API Surface</w:t>
       </w:r>
@@ -12189,10 +12328,7 @@
         <w:pStyle w:val="BBCaption"/>
       </w:pPr>
       <w:r>
-        <w:t xml:space="preserve">Table </w:t>
-      </w:r>
-      <w:r>
-        <w:t>4-2: Summary of REST API Endpoints by Module</w:t>
+        <w:t>Table 4-2: Summary of REST API Endpoints by Module</w:t>
       </w:r>
     </w:p>
     <w:tbl>
@@ -12298,7 +12434,13 @@
               <w:rPr>
                 <w:sz w:val="19"/>
               </w:rPr>
-              <w:t>POST /api/auth/register, POST /api/auth/login, POST /api/auth/forgot</w:t>
+              <w:t xml:space="preserve">POST </w:t>
+            </w:r>
+            <w:r>
+              <w:rPr>
+                <w:sz w:val="19"/>
+              </w:rPr>
+              <w:t>/api/auth/register, POST /api/auth/login, POST /api/auth/forgot</w:t>
             </w:r>
           </w:p>
         </w:tc>
@@ -12352,13 +12494,7 @@
               <w:rPr>
                 <w:sz w:val="19"/>
               </w:rPr>
-              <w:t xml:space="preserve">GET /api/donors/search (group/district/availability, paginated), GET </w:t>
-            </w:r>
-            <w:r>
-              <w:rPr>
-                <w:sz w:val="19"/>
-              </w:rPr>
-              <w:t>/api/donors/{id}</w:t>
+              <w:t>GET /api/donors/search (group/district/availability, paginated), GET /api/donors/{id}</w:t>
             </w:r>
           </w:p>
         </w:tc>
@@ -12411,7 +12547,13 @@
               <w:rPr>
                 <w:sz w:val="19"/>
               </w:rPr>
-              <w:t>GET /api/requests (?requester=&amp;donor=&amp;hospital=&amp;guest=), POST /api/requests, GET /api/requests/{id}, PATCH /api/requests/{id} (status / moderation / fulfilment)</w:t>
+              <w:t>GET /api/requests (?requester=&amp;donor=&amp;hospital=&amp;guest=), POST /api/requests,</w:t>
+            </w:r>
+            <w:r>
+              <w:rPr>
+                <w:sz w:val="19"/>
+              </w:rPr>
+              <w:t xml:space="preserve"> GET /api/requests/{id}, PATCH /api/requests/{id} (status / moderation / fulfilment)</w:t>
             </w:r>
           </w:p>
         </w:tc>
@@ -12464,13 +12606,7 @@
               <w:rPr>
                 <w:sz w:val="19"/>
               </w:rPr>
-              <w:t>GET /api/hospitals/inven</w:t>
-            </w:r>
-            <w:r>
-              <w:rPr>
-                <w:sz w:val="19"/>
-              </w:rPr>
-              <w:t>tory, PUT /api/hospitals/inventory/{bloodGroup}</w:t>
+              <w:t>GET /api/hospitals/inventory, PUT /api/hospitals/inventory/{bloodGroup}</w:t>
             </w:r>
           </w:p>
         </w:tc>
@@ -12523,13 +12659,13 @@
               <w:rPr>
                 <w:sz w:val="19"/>
               </w:rPr>
-              <w:t>GET/PUT /api/hospitals/{hospitalId}/inventory[/{bloodGroup}], POST /api/hospitals/{hospitalId}/requests, GET /api/hospitals/{hospitalId}/requests/{requestId}/statu</w:t>
-            </w:r>
-            <w:r>
-              <w:rPr>
-                <w:sz w:val="19"/>
-              </w:rPr>
-              <w:t>s, GET /api/hospitals/{hospitalId}/donors/nearby</w:t>
+              <w:t>GET/PUT /api/ho</w:t>
+            </w:r>
+            <w:r>
+              <w:rPr>
+                <w:sz w:val="19"/>
+              </w:rPr>
+              <w:t>spitals/{hospitalId}/inventory[/{bloodGroup}], POST /api/hospitals/{hospitalId}/requests, GET /api/hospitals/{hospitalId}/requests/{requestId}/status, GET /api/hospitals/{hospitalId}/donors/nearby</w:t>
             </w:r>
           </w:p>
         </w:tc>
@@ -12582,7 +12718,13 @@
               <w:rPr>
                 <w:sz w:val="19"/>
               </w:rPr>
-              <w:t>GET /api/admin/users, PATCH /api/admin/users/{id} (status), moderation/forward via PATCH /api/requests/{id}</w:t>
+              <w:t>GET /api/admin/users, PATCH /api/</w:t>
+            </w:r>
+            <w:r>
+              <w:rPr>
+                <w:sz w:val="19"/>
+              </w:rPr>
+              <w:t>admin/users/{id} (status), moderation/forward via PATCH /api/requests/{id}</w:t>
             </w:r>
           </w:p>
         </w:tc>
@@ -12635,13 +12777,7 @@
               <w:rPr>
                 <w:sz w:val="19"/>
               </w:rPr>
-              <w:t>GET /api/profile/{role}, PUT /api/profile/{role} (</w:t>
-            </w:r>
-            <w:r>
-              <w:rPr>
-                <w:sz w:val="19"/>
-              </w:rPr>
-              <w:t>→ GET /api/auth/me + role-scoped PUT in final backend)</w:t>
+              <w:t>GET /api/profile/{role}, PUT /api/profile/{role} (→ GET /api/auth/me + role-scoped PUT in final backend)</w:t>
             </w:r>
           </w:p>
         </w:tc>
@@ -12673,10 +12809,13 @@
         <w:jc w:val="both"/>
       </w:pPr>
       <w:r>
-        <w:t xml:space="preserve">Every page consumes exactly these endpoints through the facade; the demonstration store implements them in mock mode, and the scheduled Spring controllers implement the same </w:t>
-      </w:r>
-      <w:r>
-        <w:t>contract. (Full request/response listing in Appendix B; the exported Postman collection is submitted with the backend phase.)</w:t>
+        <w:t xml:space="preserve">Every page consumes </w:t>
+      </w:r>
+      <w:r>
+        <w:t>exactly these endpoints through the facade; the demonstration store implements them in mock mode, and the scheduled Spring controllers implement the same contract. (Full request/response listing in Appendix B; the exported Postman collection is submitted w</w:t>
+      </w:r>
+      <w:r>
+        <w:t>ith the backend phase.)</w:t>
       </w:r>
     </w:p>
     <w:p>
@@ -12688,7 +12827,7 @@
       <w:pPr>
         <w:pStyle w:val="Heading1"/>
       </w:pPr>
-      <w:bookmarkStart w:id="49" w:name="_Toc240405657"/>
+      <w:bookmarkStart w:id="49" w:name="_Toc240543461"/>
       <w:r>
         <w:lastRenderedPageBreak/>
         <w:t>CHAPTER 5: TESTING AND RESULTS</w:t>
@@ -12699,7 +12838,7 @@
       <w:pPr>
         <w:pStyle w:val="Heading2"/>
       </w:pPr>
-      <w:bookmarkStart w:id="50" w:name="_Toc240405658"/>
+      <w:bookmarkStart w:id="50" w:name="_Toc240543462"/>
       <w:r>
         <w:t>5.1 Testing Strategy</w:t>
       </w:r>
@@ -12710,10 +12849,10 @@
         <w:jc w:val="both"/>
       </w:pPr>
       <w:r>
-        <w:t>Testing was continuous and checkpoint-based: the automated QA harness was ru</w:t>
-      </w:r>
-      <w:r>
-        <w:t>n at the end of every build session, and no session's work was accepted while a check failed. The verification approach has three layers, each covering what the others structurally cannot:</w:t>
+        <w:t>Testing was continuous and checkpoint-based: the automated QA harness was run at the end of every build session, and no session's work was accepted while a check failed. The veri</w:t>
+      </w:r>
+      <w:r>
+        <w:t>fication approach has three layers, each covering what the others structurally cannot:</w:t>
       </w:r>
     </w:p>
     <w:p>
@@ -12722,10 +12861,10 @@
         <w:spacing w:after="60"/>
       </w:pPr>
       <w:r>
-        <w:t xml:space="preserve">Functional harness (resptest/qa-harness.html): a self-driving test </w:t>
-      </w:r>
-      <w:r>
-        <w:t>page that loads every page in isolated frames with cleared storage, seeds controlled data, exercises the interactions of all four roles, and reports per-check results — 266 checks.</w:t>
+        <w:t>Functional harness (resptest/qa-harness.html): a self-driving test page that loads every page in isolated frames with cleared storage, seeds controlled data, exercises t</w:t>
+      </w:r>
+      <w:r>
+        <w:t>he interactions of all four roles, and reports per-check results — 266 checks.</w:t>
       </w:r>
     </w:p>
     <w:p>
@@ -12734,10 +12873,10 @@
         <w:spacing w:after="60"/>
       </w:pPr>
       <w:r>
-        <w:t>Responsive layout check (resptest/responsive-check.html): loads all pages a</w:t>
-      </w:r>
-      <w:r>
-        <w:t>t 360, 430, 768, and 1280 px viewports and fails any page whose content overflows horizontally — 92 page×width combinations.</w:t>
+        <w:t>Responsive layout check (resptest/responsive-check.html): loads all pages at 360, 430, 768, and 1280 px viewports and fails any page whose content overflows horizontally — 92 pa</w:t>
+      </w:r>
+      <w:r>
+        <w:t>ge×width combinations.</w:t>
       </w:r>
     </w:p>
     <w:p>
@@ -12746,10 +12885,10 @@
         <w:spacing w:after="60"/>
       </w:pPr>
       <w:r>
-        <w:t xml:space="preserve">Real-mode transport check (resptest/real-mode-check.html + tools/mock_api_server.py): with the facade's mock mode switched off and </w:t>
-      </w:r>
-      <w:r>
-        <w:t>the data store pinned empty, five representative pages must render their rows purely from HTTP responses served by a REST stub — proving the AJAX/Fetch layer actually performs network calls rather than merely containing them — 16 checks.</w:t>
+        <w:t>Real-mode transport check (resptest/real-mode-check.html + tools/mock_api_server.py): with the facade's mock mode switched off and the data store pinned empty, five representative pages must render their rows purely from HTTP respons</w:t>
+      </w:r>
+      <w:r>
+        <w:t>es served by a REST stub — proving the AJAX/Fetch layer actually performs network calls rather than merely containing them — 16 checks.</w:t>
       </w:r>
     </w:p>
     <w:p>
@@ -12757,20 +12896,20 @@
         <w:jc w:val="both"/>
       </w:pPr>
       <w:r>
-        <w:t>The suite is delib</w:t>
-      </w:r>
-      <w:r>
-        <w:t xml:space="preserve">erately adversarial towards itself: guards were negative-tested (deliberately re-injecting a known-bad configuration must fail the suite), and the harness seeds its own data rather than depending on other pages' leftovers. Backend API testing in Postman — </w:t>
-      </w:r>
-      <w:r>
-        <w:t>success and failure cases per module, with the collection exported as JSON — is part of the scheduled backend phase; no backend test is reported as passed here.</w:t>
+        <w:t>The suite is deliberately adversarial towards itself: guards were negative-tested (deliberately re-injecting a known-bad</w:t>
+      </w:r>
+      <w:r>
+        <w:t xml:space="preserve"> configuration must fail the suite), and the harness seeds its own data rather than depending on other pages' leftovers. Backend API testing in Postman — success and failure cases per module, with the collection exported as JSON — is part of the scheduled </w:t>
+      </w:r>
+      <w:r>
+        <w:t>backend phase; no backend test is reported as passed here.</w:t>
       </w:r>
     </w:p>
     <w:p>
       <w:pPr>
         <w:pStyle w:val="Heading2"/>
       </w:pPr>
-      <w:bookmarkStart w:id="51" w:name="_Toc240405659"/>
+      <w:bookmarkStart w:id="51" w:name="_Toc240543463"/>
       <w:r>
         <w:t>5.2 Key Test Cases</w:t>
       </w:r>
@@ -13060,13 +13199,7 @@
               <w:rPr>
                 <w:sz w:val="19"/>
               </w:rPr>
-              <w:t xml:space="preserve">Bounced to own </w:t>
-            </w:r>
-            <w:r>
-              <w:rPr>
-                <w:sz w:val="19"/>
-              </w:rPr>
-              <w:t>dashboard; no cross-role access</w:t>
+              <w:t>Bounced to own dashboard; no cross-role access</w:t>
             </w:r>
           </w:p>
         </w:tc>
@@ -13204,13 +13337,7 @@
               <w:rPr>
                 <w:sz w:val="19"/>
               </w:rPr>
-              <w:t xml:space="preserve">Group shown across districts with </w:t>
-            </w:r>
-            <w:r>
-              <w:rPr>
-                <w:sz w:val="19"/>
-              </w:rPr>
-              <w:t>explanation; no dead-end</w:t>
+              <w:t>Group shown across districts with explanation; no dead-end</w:t>
             </w:r>
           </w:p>
         </w:tc>
@@ -13279,7 +13406,13 @@
               <w:rPr>
                 <w:sz w:val="19"/>
               </w:rPr>
-              <w:t>POST /api/requests persists; appears in tracker; cancellable while open</w:t>
+              <w:t>POST /api/requests persists; appears i</w:t>
+            </w:r>
+            <w:r>
+              <w:rPr>
+                <w:sz w:val="19"/>
+              </w:rPr>
+              <w:t>n tracker; cancellable while open</w:t>
             </w:r>
           </w:p>
         </w:tc>
@@ -13348,13 +13481,7 @@
               <w:rPr>
                 <w:sz w:val="19"/>
               </w:rPr>
-              <w:t>EM- ID issued and displayed; lookup returns status; me</w:t>
-            </w:r>
-            <w:r>
-              <w:rPr>
-                <w:sz w:val="19"/>
-              </w:rPr>
-              <w:t xml:space="preserve">mber </w:t>
+              <w:t xml:space="preserve">EM- ID issued and displayed; lookup returns status; member </w:t>
             </w:r>
             <w:r>
               <w:rPr>
@@ -13431,7 +13558,13 @@
               <w:rPr>
                 <w:sz w:val="19"/>
               </w:rPr>
-              <w:t>Offered B+/AB+ requests only; never an A+ recipient</w:t>
+              <w:t>Offered B+/AB+ requests only; never an A+ reci</w:t>
+            </w:r>
+            <w:r>
+              <w:rPr>
+                <w:sz w:val="19"/>
+              </w:rPr>
+              <w:t>pient</w:t>
             </w:r>
           </w:p>
         </w:tc>
@@ -13638,7 +13771,13 @@
               <w:rPr>
                 <w:sz w:val="19"/>
               </w:rPr>
-              <w:t>Hidden for that donor only; request unchanged for others</w:t>
+              <w:t xml:space="preserve">Hidden for </w:t>
+            </w:r>
+            <w:r>
+              <w:rPr>
+                <w:sz w:val="19"/>
+              </w:rPr>
+              <w:t>that donor only; request unchanged for others</w:t>
             </w:r>
           </w:p>
         </w:tc>
@@ -13707,13 +13846,7 @@
               <w:rPr>
                 <w:sz w:val="19"/>
               </w:rPr>
-              <w:t>Request routed to chosen hospital queue; Eme</w:t>
-            </w:r>
-            <w:r>
-              <w:rPr>
-                <w:sz w:val="19"/>
-              </w:rPr>
-              <w:t>rgency badge on guest requests</w:t>
+              <w:t>Request routed to chosen hospital queue; Emergency badge on guest requests</w:t>
             </w:r>
           </w:p>
         </w:tc>
@@ -13782,7 +13915,13 @@
               <w:rPr>
                 <w:sz w:val="19"/>
               </w:rPr>
-              <w:t>Level updated; blood-bank-open pill mirrors profile toggle</w:t>
+              <w:t xml:space="preserve">Level updated; blood-bank-open pill mirrors profile </w:t>
+            </w:r>
+            <w:r>
+              <w:rPr>
+                <w:sz w:val="19"/>
+              </w:rPr>
+              <w:t>toggle</w:t>
             </w:r>
           </w:p>
         </w:tc>
@@ -13920,13 +14059,7 @@
               <w:rPr>
                 <w:sz w:val="19"/>
               </w:rPr>
-              <w:t xml:space="preserve">Page </w:t>
-            </w:r>
-            <w:r>
-              <w:rPr>
-                <w:sz w:val="19"/>
-              </w:rPr>
-              <w:t>sizes 5/10/20; Prev/Next; pager hides when empty</w:t>
+              <w:t>Page sizes 5/10/20; Prev/Next; pager hides when empty</w:t>
             </w:r>
           </w:p>
         </w:tc>
@@ -13995,7 +14128,13 @@
               <w:rPr>
                 <w:sz w:val="19"/>
               </w:rPr>
-              <w:t>Preview renders; remove works; JPG/PNG-only enforced</w:t>
+              <w:t xml:space="preserve">Preview renders; remove works; </w:t>
+            </w:r>
+            <w:r>
+              <w:rPr>
+                <w:sz w:val="19"/>
+              </w:rPr>
+              <w:t>JPG/PNG-only enforced</w:t>
             </w:r>
           </w:p>
         </w:tc>
@@ -14101,13 +14240,7 @@
               <w:rPr>
                 <w:sz w:val="19"/>
               </w:rPr>
-              <w:t>TC-1</w:t>
-            </w:r>
-            <w:r>
-              <w:rPr>
-                <w:sz w:val="19"/>
-              </w:rPr>
-              <w:t>8</w:t>
+              <w:t>TC-18</w:t>
             </w:r>
           </w:p>
         </w:tc>
@@ -14261,13 +14394,7 @@
               <w:rPr>
                 <w:sz w:val="19"/>
               </w:rPr>
-              <w:t xml:space="preserve">Backend API </w:t>
-            </w:r>
-            <w:r>
-              <w:rPr>
-                <w:sz w:val="19"/>
-              </w:rPr>
-              <w:t>suite in Postman (success + failure, concurrent accepts)</w:t>
+              <w:t>Backend API suite in Postman (success + failure, concurrent accepts)</w:t>
             </w:r>
           </w:p>
         </w:tc>
@@ -14299,7 +14426,13 @@
               <w:rPr>
                 <w:sz w:val="19"/>
               </w:rPr>
-              <w:t>Pending (backend phase)</w:t>
+              <w:t>Pending (b</w:t>
+            </w:r>
+            <w:r>
+              <w:rPr>
+                <w:sz w:val="19"/>
+              </w:rPr>
+              <w:t>ackend phase)</w:t>
             </w:r>
           </w:p>
         </w:tc>
@@ -14368,13 +14501,7 @@
               <w:rPr>
                 <w:sz w:val="19"/>
               </w:rPr>
-              <w:t>Pending (backend</w:t>
-            </w:r>
-            <w:r>
-              <w:rPr>
-                <w:sz w:val="19"/>
-              </w:rPr>
-              <w:t xml:space="preserve"> phase)</w:t>
+              <w:t>Pending (backend phase)</w:t>
             </w:r>
           </w:p>
         </w:tc>
@@ -14411,28 +14538,28 @@
           <w:i/>
           <w:sz w:val="19"/>
         </w:rPr>
-        <w:t>[INSERT SCREENSHOT: resptest/responsive-check.html — 92/92 page×width matrix]</w:t>
-      </w:r>
-    </w:p>
-    <w:p>
-      <w:pPr>
-        <w:keepNext/>
-        <w:spacing w:after="0"/>
-        <w:jc w:val="center"/>
-      </w:pPr>
+        <w:t>[INSERT SCREENSHOT: resptest</w:t>
+      </w:r>
       <w:r>
         <w:rPr>
           <w:i/>
           <w:sz w:val="19"/>
         </w:rPr>
-        <w:t xml:space="preserve">[INSERT SCREENSHOT: real-mode-check.html — 16/16 over HTTP with the stub's GET </w:t>
-      </w:r>
+        <w:t>/responsive-check.html — 92/92 page×width matrix]</w:t>
+      </w:r>
+    </w:p>
+    <w:p>
+      <w:pPr>
+        <w:keepNext/>
+        <w:spacing w:after="0"/>
+        <w:jc w:val="center"/>
+      </w:pPr>
       <w:r>
         <w:rPr>
           <w:i/>
           <w:sz w:val="19"/>
         </w:rPr>
-        <w:t>/api/... -&gt; 200 log]</w:t>
+        <w:t>[INSERT SCREENSHOT: real-mode-check.html — 16/16 over HTTP with the stub's GET /api/... -&gt; 200 log]</w:t>
       </w:r>
     </w:p>
     <w:p>
@@ -14448,7 +14575,7 @@
       <w:pPr>
         <w:pStyle w:val="Heading2"/>
       </w:pPr>
-      <w:bookmarkStart w:id="52" w:name="_Toc240405660"/>
+      <w:bookmarkStart w:id="52" w:name="_Toc240543464"/>
       <w:r>
         <w:t>5.3 Testing Evidence and Tools</w:t>
       </w:r>
@@ -14459,23 +14586,26 @@
         <w:jc w:val="both"/>
       </w:pPr>
       <w:r>
-        <w:t xml:space="preserve">The harness runs headlessly in Chrome with a fresh profile and cache buster, dumps its results to the DOM, and exits non-zero on failure, </w:t>
-      </w:r>
-      <w:r>
-        <w:t>making it repeatable from the command line (the exact commands are recorded in Appendix E). The visual validation pass used a computed-style probe rather than screenshots alone: every inline error on both request forms was measured for display, box size, c</w:t>
-      </w:r>
-      <w:r>
-        <w:t>olour contrast (6.03:1, WCAG AA), and ring styling, with the probe and its screenshots kept as re-runnable artefacts. Five genuine defects the suite caught — a dead search route, a status-crash on unlabelled states, a transport prefix that would have 404'd</w:t>
-      </w:r>
-      <w:r>
-        <w:t xml:space="preserve"> every real call, a botched page edit, and a non-responsive 404 page — are recorded with their fixes in Section 7.2's context and Appendix E.</w:t>
+        <w:t xml:space="preserve">The </w:t>
+      </w:r>
+      <w:r>
+        <w:t>harness runs headlessly in Chrome with a fresh profile and cache buster, dumps its results to the DOM, and exits non-zero on failure, making it repeatable from the command line (the exact commands are recorded in Appendix E). The visual validation pass use</w:t>
+      </w:r>
+      <w:r>
+        <w:t>d a computed-style probe rather than screenshots alone: every inline error on both request forms was measured for display, box size, colour contrast (6.03:1, WCAG AA), and ring styling, with the probe and its screenshots kept as re-runnable artefacts. Five</w:t>
+      </w:r>
+      <w:r>
+        <w:t xml:space="preserve"> genuine defects the suite caught — a dead search route, a status-crash on unlabelled states, a transport prefix that would have 404'd every real call, a botched page edit, and a non-responsive 404 page — are recorded with their fixes in Section 7.2's cont</w:t>
+      </w:r>
+      <w:r>
+        <w:t>ext and Appendix E.</w:t>
       </w:r>
     </w:p>
     <w:p>
       <w:pPr>
         <w:pStyle w:val="Heading2"/>
       </w:pPr>
-      <w:bookmarkStart w:id="53" w:name="_Toc240405661"/>
+      <w:bookmarkStart w:id="53" w:name="_Toc240543465"/>
       <w:r>
         <w:t>5.4 Requirements Traceability</w:t>
       </w:r>
@@ -14537,14 +14667,7 @@
                 <w:b/>
                 <w:sz w:val="19"/>
               </w:rPr>
-              <w:t>Implementa</w:t>
-            </w:r>
-            <w:r>
-              <w:rPr>
-                <w:b/>
-                <w:sz w:val="19"/>
-              </w:rPr>
-              <w:t>tion</w:t>
+              <w:t>Implementation</w:t>
             </w:r>
           </w:p>
         </w:tc>
@@ -14615,7 +14738,13 @@
               <w:rPr>
                 <w:sz w:val="19"/>
               </w:rPr>
-              <w:t>TC-01, TC-02</w:t>
+              <w:t xml:space="preserve">TC-01, </w:t>
+            </w:r>
+            <w:r>
+              <w:rPr>
+                <w:sz w:val="19"/>
+              </w:rPr>
+              <w:t>TC-02</w:t>
             </w:r>
           </w:p>
         </w:tc>
@@ -14689,13 +14818,7 @@
               <w:rPr>
                 <w:sz w:val="19"/>
               </w:rPr>
-              <w:t xml:space="preserve">FR-03 Donor registry + </w:t>
-            </w:r>
-            <w:r>
-              <w:rPr>
-                <w:sz w:val="19"/>
-              </w:rPr>
-              <w:t>availability</w:t>
+              <w:t>FR-03 Donor registry + availability</w:t>
             </w:r>
           </w:p>
         </w:tc>
@@ -14748,7 +14871,13 @@
               <w:rPr>
                 <w:sz w:val="19"/>
               </w:rPr>
-              <w:t>FR-04 Search + filtering + pagination</w:t>
+              <w:t xml:space="preserve">FR-04 Search + filtering + </w:t>
+            </w:r>
+            <w:r>
+              <w:rPr>
+                <w:sz w:val="19"/>
+              </w:rPr>
+              <w:t>pagination</w:t>
             </w:r>
           </w:p>
         </w:tc>
@@ -14817,13 +14946,7 @@
               <w:rPr>
                 <w:sz w:val="19"/>
               </w:rPr>
-              <w:t xml:space="preserve">Request forms, tracker tabs, </w:t>
-            </w:r>
-            <w:r>
-              <w:rPr>
-                <w:sz w:val="19"/>
-              </w:rPr>
-              <w:t>timeline entries</w:t>
+              <w:t>Request forms, tracker tabs, timeline entries</w:t>
             </w:r>
           </w:p>
         </w:tc>
@@ -14876,7 +14999,13 @@
               <w:rPr>
                 <w:sz w:val="19"/>
               </w:rPr>
-              <w:t>bb-compat.js (recipient→donor direction); service-layer rule specified</w:t>
+              <w:t>bb-compat.js (recipient→donor direction); service-layer rul</w:t>
+            </w:r>
+            <w:r>
+              <w:rPr>
+                <w:sz w:val="19"/>
+              </w:rPr>
+              <w:t>e specified</w:t>
             </w:r>
           </w:p>
         </w:tc>
@@ -14966,13 +15095,7 @@
               <w:rPr>
                 <w:sz w:val="19"/>
               </w:rPr>
-              <w:t>FR-08 Hospital invento</w:t>
-            </w:r>
-            <w:r>
-              <w:rPr>
-                <w:sz w:val="19"/>
-              </w:rPr>
-              <w:t>ry management</w:t>
+              <w:t>FR-08 Hospital inventory management</w:t>
             </w:r>
           </w:p>
         </w:tc>
@@ -15147,7 +15270,13 @@
               <w:rPr>
                 <w:sz w:val="19"/>
               </w:rPr>
-              <w:t>Admin KPIs, user management, moderation + forwarding</w:t>
+              <w:t>Admin KPIs, user management, moderation + forwar</w:t>
+            </w:r>
+            <w:r>
+              <w:rPr>
+                <w:sz w:val="19"/>
+              </w:rPr>
+              <w:t>ding</w:t>
             </w:r>
           </w:p>
         </w:tc>
@@ -15200,13 +15329,7 @@
               <w:rPr>
                 <w:sz w:val="19"/>
               </w:rPr>
-              <w:t>EMAIL_NOTIFICATION design (§3.4); Spring Mail</w:t>
-            </w:r>
-            <w:r>
-              <w:rPr>
-                <w:sz w:val="19"/>
-              </w:rPr>
-              <w:t xml:space="preserve"> scheduled</w:t>
+              <w:t>EMAIL_NOTIFICATION design (§3.4); Spring Mail scheduled</w:t>
             </w:r>
           </w:p>
         </w:tc>
@@ -15296,7 +15419,13 @@
               <w:rPr>
                 <w:sz w:val="19"/>
               </w:rPr>
-              <w:t xml:space="preserve">FR-14 AJAX/Fetch + validation + </w:t>
+              <w:t>FR-14 AJAX/Fetch + validation</w:t>
+            </w:r>
+            <w:r>
+              <w:rPr>
+                <w:sz w:val="19"/>
+              </w:rPr>
+              <w:t xml:space="preserve"> + </w:t>
             </w:r>
             <w:r>
               <w:rPr>
@@ -15365,13 +15494,7 @@
               <w:rPr>
                 <w:sz w:val="19"/>
               </w:rPr>
-              <w:t>NFR-01–06 Usabi</w:t>
-            </w:r>
-            <w:r>
-              <w:rPr>
-                <w:sz w:val="19"/>
-              </w:rPr>
-              <w:t>lity, security, reliability, maintainability, performance, auditability</w:t>
+              <w:t>NFR-01–06 Usability, security, reliability, maintainability, performance, auditability</w:t>
             </w:r>
           </w:p>
         </w:tc>
@@ -15387,7 +15510,13 @@
               <w:rPr>
                 <w:sz w:val="19"/>
               </w:rPr>
-              <w:t>Responsive UI; RBAC + dual-end validation; consistent error shapes; layered design + shared modules; pagination; timeline audit trail</w:t>
+              <w:t xml:space="preserve">Responsive UI; RBAC + dual-end validation; consistent error shapes; layered design + </w:t>
+            </w:r>
+            <w:r>
+              <w:rPr>
+                <w:sz w:val="19"/>
+              </w:rPr>
+              <w:t>shared modules; pagination; timeline audit trail</w:t>
             </w:r>
           </w:p>
         </w:tc>
@@ -15418,12 +15547,9 @@
       <w:pPr>
         <w:pStyle w:val="Heading2"/>
       </w:pPr>
-      <w:bookmarkStart w:id="54" w:name="_Toc240405662"/>
-      <w:r>
-        <w:t xml:space="preserve">5.5 </w:t>
-      </w:r>
-      <w:r>
-        <w:t>Evaluation Against the Assignment Brief</w:t>
+      <w:bookmarkStart w:id="54" w:name="_Toc240543466"/>
+      <w:r>
+        <w:t>5.5 Evaluation Against the Assignment Brief</w:t>
       </w:r>
       <w:bookmarkEnd w:id="54"/>
     </w:p>
@@ -15432,13 +15558,13 @@
         <w:jc w:val="both"/>
       </w:pPr>
       <w:r>
-        <w:t>Every mandatory §2.1 frontend criterion is implemented and evidenced: semantic HTML/CSS/JS with a fully responsive layout (92/92 layout checks), client-side form validation (shared module, inline errors, TC-01), dyna</w:t>
-      </w:r>
-      <w:r>
-        <w:t>mic UI updates, basic AJAX/Fetch integration with backend APIs (proven over real HTTP, TC-19), search and filtering, pagination, role-based access control, and dashboard analytics. Code quality criteria are addressed through the strict layered design, shar</w:t>
-      </w:r>
-      <w:r>
-        <w:t>ed modules, consistent naming, global error shapes, and validation on both ends (client-side verified; server-side scheduled).</w:t>
+        <w:t xml:space="preserve">Every mandatory §2.1 frontend criterion is implemented and evidenced: semantic HTML/CSS/JS with a fully responsive layout </w:t>
+      </w:r>
+      <w:r>
+        <w:t>(92/92 layout checks), client-side form validation (shared module, inline errors, TC-01), dynamic UI updates, basic AJAX/Fetch integration with backend APIs (proven over real HTTP, TC-19), search and filtering, pagination, role-based access control, and da</w:t>
+      </w:r>
+      <w:r>
+        <w:t>shboard analytics. Code quality criteria are addressed through the strict layered design, shared modules, consistent naming, global error shapes, and validation on both ends (client-side verified; server-side scheduled).</w:t>
       </w:r>
     </w:p>
     <w:p>
@@ -15446,16 +15572,16 @@
         <w:jc w:val="both"/>
       </w:pPr>
       <w:r>
-        <w:t>The remaining mandatory criteria belong to the scheduled backend phase and are not claimed as complete: the Spring MVC N-Tier imp</w:t>
-      </w:r>
-      <w:r>
-        <w:t>lementation (§2.2), MySQL + Hibernate persistence with 1:1, 1:N and N:N relationships (§2.3), SMTP registration confirmation via environment-variable credentials (§2.4), the backend half of database-stored images (§2.5 — the frontend Base64 upload is done)</w:t>
-      </w:r>
-      <w:r>
-        <w:t>, and the Postman collection exported as JSON (§2.6 — the endpoint contract is implemented and HTTP-verified against the stub, but the collection itself is exported with the backend). The demonstration build's persistence is browser-based and is explicitly</w:t>
-      </w:r>
-      <w:r>
-        <w:t xml:space="preserve"> not presented as the backend.</w:t>
+        <w:t>The remaining mandatory criteria be</w:t>
+      </w:r>
+      <w:r>
+        <w:t xml:space="preserve">long to the scheduled backend phase and are not claimed as complete: the Spring MVC N-Tier implementation (§2.2), MySQL + Hibernate persistence with 1:1, 1:N and N:N relationships (§2.3), SMTP registration confirmation via environment-variable credentials </w:t>
+      </w:r>
+      <w:r>
+        <w:t>(§2.4), the backend half of database-stored images (§2.5 — the frontend Base64 upload is done), and the Postman collection exported as JSON (§2.6 — the endpoint contract is implemented and HTTP-verified against the stub, but the collection itself is export</w:t>
+      </w:r>
+      <w:r>
+        <w:t>ed with the backend). The demonstration build's persistence is browser-based and is explicitly not presented as the backend.</w:t>
       </w:r>
     </w:p>
     <w:p>
@@ -15467,7 +15593,7 @@
       <w:pPr>
         <w:pStyle w:val="Heading1"/>
       </w:pPr>
-      <w:bookmarkStart w:id="55" w:name="_Toc240405663"/>
+      <w:bookmarkStart w:id="55" w:name="_Toc240543467"/>
       <w:r>
         <w:lastRenderedPageBreak/>
         <w:t>CHAPTER 6: PROJECT TIMELINE</w:t>
@@ -15479,10 +15605,10 @@
         <w:jc w:val="both"/>
       </w:pPr>
       <w:r>
-        <w:t xml:space="preserve">The project followed the phase-dependency order of the build roadmap (Table 4-1), with the automated QA checkpoint passing at the end of every phase before the next began. Periods are shown as </w:t>
-      </w:r>
-      <w:r>
-        <w:t>project weeks; the backend phase is scheduled, not yet performed.</w:t>
+        <w:t xml:space="preserve">The project followed the phase-dependency order of the build roadmap (Table 4-1), with the automated </w:t>
+      </w:r>
+      <w:r>
+        <w:t>QA checkpoint passing at the end of every phase before the next began. Periods are shown as project weeks; the backend phase is scheduled, not yet performed.</w:t>
       </w:r>
     </w:p>
     <w:p>
@@ -15615,13 +15741,7 @@
               <w:rPr>
                 <w:sz w:val="19"/>
               </w:rPr>
-              <w:t xml:space="preserve">Proposal (CPP400) approval; requirements finalisation; project setup and shared UI </w:t>
-            </w:r>
-            <w:r>
-              <w:rPr>
-                <w:sz w:val="19"/>
-              </w:rPr>
-              <w:t>conventions</w:t>
+              <w:t>Proposal (CPP400) approval; requirements finalisation; project setup and shared UI conventions</w:t>
             </w:r>
           </w:p>
         </w:tc>
@@ -15759,7 +15879,13 @@
               <w:rPr>
                 <w:sz w:val="19"/>
               </w:rPr>
-              <w:t>Auth pages, session-aware navigation, RBAC page guards</w:t>
+              <w:t>Auth pages, session-aware naviga</w:t>
+            </w:r>
+            <w:r>
+              <w:rPr>
+                <w:sz w:val="19"/>
+              </w:rPr>
+              <w:t>tion, RBAC page guards</w:t>
             </w:r>
           </w:p>
         </w:tc>
@@ -15828,13 +15954,7 @@
               <w:rPr>
                 <w:sz w:val="19"/>
               </w:rPr>
-              <w:t xml:space="preserve">Donor search + request forms (member </w:t>
-            </w:r>
-            <w:r>
-              <w:rPr>
-                <w:sz w:val="19"/>
-              </w:rPr>
-              <w:t>and public emergency) with inline validation</w:t>
+              <w:t>Donor search + request forms (member and public emergency) with inline validation</w:t>
             </w:r>
           </w:p>
         </w:tc>
@@ -16248,13 +16368,7 @@
               <w:rPr>
                 <w:sz w:val="19"/>
               </w:rPr>
-              <w:t xml:space="preserve">Responsive </w:t>
-            </w:r>
-            <w:r>
-              <w:rPr>
-                <w:sz w:val="19"/>
-              </w:rPr>
-              <w:t>verification; real-mode transport verification</w:t>
+              <w:t>Responsive verification; real-mode transport verification</w:t>
             </w:r>
           </w:p>
         </w:tc>
@@ -16408,13 +16522,7 @@
               <w:rPr>
                 <w:sz w:val="19"/>
               </w:rPr>
-              <w:t xml:space="preserve">[Weeks </w:t>
-            </w:r>
-            <w:r>
-              <w:rPr>
-                <w:sz w:val="19"/>
-              </w:rPr>
-              <w:t>11–12]</w:t>
+              <w:t>[Weeks 11–12]</w:t>
             </w:r>
           </w:p>
         </w:tc>
@@ -16444,16 +16552,49 @@
     <w:p>
       <w:pPr>
         <w:keepNext/>
-        <w:spacing w:after="0"/>
+        <w:spacing w:after="40"/>
         <w:jc w:val="center"/>
       </w:pPr>
       <w:r>
         <w:rPr>
-          <w:i/>
-          <w:sz w:val="19"/>
+          <w:noProof/>
         </w:rPr>
         <w:lastRenderedPageBreak/>
-        <w:t>[INSERT FIGURE: Gantt chart if desired — reuse/adapt the timeline figure from the proposal]</w:t>
+        <w:drawing>
+          <wp:inline distT="0" distB="0" distL="0" distR="0" wp14:anchorId="7D1288ED" wp14:editId="4B1BE136">
+            <wp:extent cx="5760000" cy="2641249"/>
+            <wp:effectExtent l="0" t="0" r="0" b="0"/>
+            <wp:docPr id="5" name="Picture 5"/>
+            <wp:cNvGraphicFramePr>
+              <a:graphicFrameLocks xmlns:a="http://schemas.openxmlformats.org/drawingml/2006/main" noChangeAspect="1"/>
+            </wp:cNvGraphicFramePr>
+            <a:graphic xmlns:a="http://schemas.openxmlformats.org/drawingml/2006/main">
+              <a:graphicData uri="http://schemas.openxmlformats.org/drawingml/2006/picture">
+                <pic:pic xmlns:pic="http://schemas.openxmlformats.org/drawingml/2006/picture">
+                  <pic:nvPicPr>
+                    <pic:cNvPr id="0" name="fig6_1_gantt.png"/>
+                    <pic:cNvPicPr/>
+                  </pic:nvPicPr>
+                  <pic:blipFill>
+                    <a:blip r:embed="rId12"/>
+                    <a:stretch>
+                      <a:fillRect/>
+                    </a:stretch>
+                  </pic:blipFill>
+                  <pic:spPr>
+                    <a:xfrm>
+                      <a:off x="0" y="0"/>
+                      <a:ext cx="5760000" cy="2641249"/>
+                    </a:xfrm>
+                    <a:prstGeom prst="rect">
+                      <a:avLst/>
+                    </a:prstGeom>
+                  </pic:spPr>
+                </pic:pic>
+              </a:graphicData>
+            </a:graphic>
+          </wp:inline>
+        </w:drawing>
       </w:r>
     </w:p>
     <w:p>
@@ -16474,7 +16615,7 @@
       <w:pPr>
         <w:pStyle w:val="Heading1"/>
       </w:pPr>
-      <w:bookmarkStart w:id="56" w:name="_Toc240405664"/>
+      <w:bookmarkStart w:id="56" w:name="_Toc240543468"/>
       <w:r>
         <w:lastRenderedPageBreak/>
         <w:t>CHAPTER 7: CONCLUSION, LIMITATIONS AND FUTURE SCOPE</w:t>
@@ -16485,7 +16626,7 @@
       <w:pPr>
         <w:pStyle w:val="Heading2"/>
       </w:pPr>
-      <w:bookmarkStart w:id="57" w:name="_Toc240405665"/>
+      <w:bookmarkStart w:id="57" w:name="_Toc240543469"/>
       <w:r>
         <w:t>7.1 Conclusion</w:t>
       </w:r>
@@ -16496,16 +16637,16 @@
         <w:jc w:val="both"/>
       </w:pPr>
       <w:r>
-        <w:t>BloodBuddy set out to close five evidence</w:t>
-      </w:r>
-      <w:r>
-        <w:t>-backed gaps — unstructured social-media requests, no searchable donor registry, manual hospital records, no automated alerting, and no moderation — with a structured, role-based web platform, and the frontend through which users experience all five closur</w:t>
-      </w:r>
-      <w:r>
-        <w:t xml:space="preserve">es is complete and verified: 266/266 functional checks, 92/92 responsive page×width combinations, and 16/16 real-HTTP transport checks. The full request lifecycle — submission, moderation, hospital routing, compatibility-correct donor matching, fulfilment </w:t>
-      </w:r>
-      <w:r>
-        <w:t>with stock decrement — works end-to-end across all four roles plus the guest emergency flow.</w:t>
+        <w:t>BloodBuddy set out to close five evidence-backed gaps — u</w:t>
+      </w:r>
+      <w:r>
+        <w:t>nstructured social-media requests, no searchable donor registry, manual hospital records, no automated alerting, and no moderation — with a structured, role-based web platform, and the frontend through which users experience all five closures is complete a</w:t>
+      </w:r>
+      <w:r>
+        <w:t>nd verified: 266/266 functional checks, 92/92 responsive page×width combinations, and 16/16 real-HTTP transport checks. The full request lifecycle — submission, moderation, hospital routing, compatibility-correct donor matching, fulfilment with stock decre</w:t>
+      </w:r>
+      <w:r>
+        <w:t>ment — works end-to-end across all four roles plus the guest emergency flow.</w:t>
       </w:r>
     </w:p>
     <w:p>
@@ -16513,23 +16654,23 @@
         <w:jc w:val="both"/>
       </w:pPr>
       <w:r>
-        <w:t>The project's most instructive results are methodological. Centralising the compatibility chart in one module exposed how easily a clinical rule drifts when duplic</w:t>
-      </w:r>
-      <w:r>
-        <w:t>ated — and how the matching direction itself is the safety-critical detail. The API facade design made the mock-to-real backend swap a one-flag change and, just as importantly, made the transport layer testable: the one defect that would have silently brok</w:t>
-      </w:r>
-      <w:r>
-        <w:t>en every real call was invisible to 261 functional checks and was caught only by exercising the fetch path over HTTP, then pinned by a negative-tested guard. The project traces cleanly from documented field evidence through requirements, layered design, ph</w:t>
-      </w:r>
-      <w:r>
-        <w:t>ased implementation, and evidence-based verification — a complete software development lifecycle in miniature.</w:t>
+        <w:t>The project's most instructive results are methodological. Centralising the compatibility chart in one module exposed how easily a clinical rule drifts when duplicated — and how t</w:t>
+      </w:r>
+      <w:r>
+        <w:t>he matching direction itself is the safety-critical detail. The API facade design made the mock-to-real backend swap a one-flag change and, just as importantly, made the transport layer testable: the one defect that would have silently broken every real ca</w:t>
+      </w:r>
+      <w:r>
+        <w:t>ll was invisible to 261 functional checks and was caught only by exercising the fetch path over HTTP, then pinned by a negative-tested guard. The project traces cleanly from documented field evidence through requirements, layered design, phased implementat</w:t>
+      </w:r>
+      <w:r>
+        <w:t>ion, and evidence-based verification — a complete software development lifecycle in miniature.</w:t>
       </w:r>
     </w:p>
     <w:p>
       <w:pPr>
         <w:pStyle w:val="Heading2"/>
       </w:pPr>
-      <w:bookmarkStart w:id="58" w:name="_Toc240405666"/>
+      <w:bookmarkStart w:id="58" w:name="_Toc240543470"/>
       <w:r>
         <w:t>7.2 Limitations</w:t>
       </w:r>
@@ -16541,10 +16682,10 @@
         <w:spacing w:after="60"/>
       </w:pPr>
       <w:r>
-        <w:t xml:space="preserve">The demonstration build persists data in the browser; the Spring MVC + MySQL backend that makes the system durable and </w:t>
-      </w:r>
-      <w:r>
-        <w:t>multi-user is the scheduled implementation phase, and the browser store is explicitly not a backend.</w:t>
+        <w:t xml:space="preserve">The demonstration build persists data in the browser; the Spring MVC + MySQL backend that makes the system durable and multi-user is the </w:t>
+      </w:r>
+      <w:r>
+        <w:t>scheduled implementation phase, and the browser store is explicitly not a backend.</w:t>
       </w:r>
     </w:p>
     <w:p>
@@ -16553,10 +16694,10 @@
         <w:spacing w:after="60"/>
       </w:pPr>
       <w:r>
-        <w:t>Matching, authorisation, and status rules are enforced client-side in the demonstration; the authoritative service-layer enforcement specified in Section 3</w:t>
-      </w:r>
-      <w:r>
-        <w:t>.9 must land with the backend or the security model is advisory.</w:t>
+        <w:t xml:space="preserve">Matching, authorisation, and status rules are enforced client-side in the demonstration; the authoritative service-layer enforcement specified in Section 3.9 must land with </w:t>
+      </w:r>
+      <w:r>
+        <w:t>the backend or the security model is advisory.</w:t>
       </w:r>
     </w:p>
     <w:p>
@@ -16574,10 +16715,10 @@
         <w:spacing w:after="60"/>
       </w:pPr>
       <w:r>
-        <w:t>Email notifications are designed</w:t>
-      </w:r>
-      <w:r>
-        <w:t xml:space="preserve"> (EMAIL_NOTIFICATION entity, SMTP configuration via environment variables) but not yet sending, as delivery depends on the backend phase.</w:t>
+        <w:t>Email notifications are designed (EMAIL_NOTIFICATI</w:t>
+      </w:r>
+      <w:r>
+        <w:t>ON entity, SMTP configuration via environment variables) but not yet sending, as delivery depends on the backend phase.</w:t>
       </w:r>
     </w:p>
     <w:p>
@@ -16586,10 +16727,10 @@
         <w:spacing w:after="60"/>
       </w:pPr>
       <w:r>
-        <w:t xml:space="preserve">Concurrency is untested beyond the automated suites' scope; server-side guarantees (e.g., a database-level uniqueness </w:t>
-      </w:r>
-      <w:r>
-        <w:t>on request matching) are specified but not yet in force.</w:t>
+        <w:t>Concurrency is untested beyond the automated suites' scope; server-side guarantees (e.g., a database-level uniqueness on request matchin</w:t>
+      </w:r>
+      <w:r>
+        <w:t>g) are specified but not yet in force.</w:t>
       </w:r>
     </w:p>
     <w:p>
@@ -16605,7 +16746,7 @@
       <w:pPr>
         <w:pStyle w:val="Heading2"/>
       </w:pPr>
-      <w:bookmarkStart w:id="59" w:name="_Toc240405667"/>
+      <w:bookmarkStart w:id="59" w:name="_Toc240543471"/>
       <w:r>
         <w:t>7.3 Future Scope</w:t>
       </w:r>
@@ -16617,10 +16758,10 @@
         <w:spacing w:after="60"/>
       </w:pPr>
       <w:r>
-        <w:t>Complete the Spring MVC b</w:t>
-      </w:r>
-      <w:r>
-        <w:t>ackend: six Hibernate entities with 1:1/1:N/M:N relationships, Spring Security RBAC, server-side validation, and the hospital-scoped API modules behind the existing facade contract.</w:t>
+        <w:t>Complete the Spring MVC backend: six Hibern</w:t>
+      </w:r>
+      <w:r>
+        <w:t>ate entities with 1:1/1:N/M:N relationships, Spring Security RBAC, server-side validation, and the hospital-scoped API modules behind the existing facade contract.</w:t>
       </w:r>
     </w:p>
     <w:p>
@@ -16629,10 +16770,10 @@
         <w:spacing w:after="60"/>
       </w:pPr>
       <w:r>
-        <w:t>SMTP registration confirmation and urgent-request donor alerts, with crede</w:t>
-      </w:r>
-      <w:r>
-        <w:t>ntials via environment variables; optional login alerts and password-reset emails.</w:t>
+        <w:t>SMTP registration confirmation and urgent-request donor alerts, with credentials via environ</w:t>
+      </w:r>
+      <w:r>
+        <w:t>ment variables; optional login alerts and password-reset emails.</w:t>
       </w:r>
     </w:p>
     <w:p>
@@ -16650,10 +16791,10 @@
         <w:spacing w:after="60"/>
       </w:pPr>
       <w:r>
-        <w:t>S</w:t>
-      </w:r>
-      <w:r>
-        <w:t>MS push alongside email for urgent requests, given Nepal's mobile-first usage patterns.</w:t>
+        <w:t xml:space="preserve">SMS push alongside </w:t>
+      </w:r>
+      <w:r>
+        <w:t>email for urgent requests, given Nepal's mobile-first usage patterns.</w:t>
       </w:r>
     </w:p>
     <w:p>
@@ -16672,10 +16813,10 @@
         <w:spacing w:after="60"/>
       </w:pPr>
       <w:r>
-        <w:t>Deployment to a cloud hos</w:t>
-      </w:r>
-      <w:r>
-        <w:t>t with HTTPS, database backups, and monitoring; multilingual (Nepali) interface; and a native mobile companion if usage data justifies it.</w:t>
+        <w:t>Deployment to a cloud host with HTTPS, data</w:t>
+      </w:r>
+      <w:r>
+        <w:t>base backups, and monitoring; multilingual (Nepali) interface; and a native mobile companion if usage data justifies it.</w:t>
       </w:r>
     </w:p>
     <w:p>
@@ -16687,7 +16828,7 @@
       <w:pPr>
         <w:pStyle w:val="Heading1"/>
       </w:pPr>
-      <w:bookmarkStart w:id="60" w:name="_Toc240405668"/>
+      <w:bookmarkStart w:id="60" w:name="_Toc240543472"/>
       <w:r>
         <w:lastRenderedPageBreak/>
         <w:t>REFERENCES</w:t>
@@ -16709,10 +16850,10 @@
         <w:ind w:left="567" w:hanging="567"/>
       </w:pPr>
       <w:r>
-        <w:t>Fielding,</w:t>
-      </w:r>
-      <w:r>
-        <w:t xml:space="preserve"> R. T. (2000). Architectural styles and the design of network-based software architectures [Doctoral dissertation, University of California, Irvine]. University of California.</w:t>
+        <w:t>Fielding, R. T. (2000). Arc</w:t>
+      </w:r>
+      <w:r>
+        <w:t>hitectural styles and the design of network-based software architectures [Doctoral dissertation, University of California, Irvine]. University of California.</w:t>
       </w:r>
     </w:p>
     <w:p>
@@ -16721,10 +16862,10 @@
         <w:ind w:left="567" w:hanging="567"/>
       </w:pPr>
       <w:r>
-        <w:t>Hibernate ORM Documentation. (2024). Hibernate getting started guide. https://do</w:t>
-      </w:r>
-      <w:r>
-        <w:t>cs.jboss.org/hibernate/orm/current/quickstart/html_single/</w:t>
+        <w:t>Hibernate ORM Documentation. (2024). Hibernate getting started guide. https://docs.jboss.org/hiber</w:t>
+      </w:r>
+      <w:r>
+        <w:t>nate/orm/current/quickstart/html_single/</w:t>
       </w:r>
     </w:p>
     <w:p>
@@ -16775,10 +16916,10 @@
         <w:ind w:left="567" w:hanging="567"/>
       </w:pPr>
       <w:r>
-        <w:t xml:space="preserve">Spring Framework Documentation. (2024). Spring MVC — Web on Servlet Stack. </w:t>
-      </w:r>
-      <w:r>
-        <w:t>https://docs.spring.io/spring-framework/reference/web/webmvc.html</w:t>
+        <w:t>Spring Framework Documentation. (2024). Spring MVC — Web on Servlet Stack. https://docs.spring.io/spring-framework/reference/web/</w:t>
+      </w:r>
+      <w:r>
+        <w:t>webmvc.html</w:t>
       </w:r>
     </w:p>
     <w:p>
@@ -16796,10 +16937,10 @@
         <w:ind w:left="567" w:hanging="567"/>
       </w:pPr>
       <w:r>
-        <w:t>World Health Organisation. (2023). Blood safety and availability. W</w:t>
-      </w:r>
-      <w:r>
-        <w:t>HO Fact Sheets. https://www.who.int/news-room/fact-sheets/detail/blood-safety-and-availability</w:t>
+        <w:t>World Health Organisation. (2023). Blood safety and availability. WHO Fact Sheets. https://www.who.int/news-room/fact-she</w:t>
+      </w:r>
+      <w:r>
+        <w:t>ets/detail/blood-safety-and-availability</w:t>
       </w:r>
     </w:p>
     <w:p>
@@ -16811,7 +16952,7 @@
       <w:pPr>
         <w:pStyle w:val="Heading1"/>
       </w:pPr>
-      <w:bookmarkStart w:id="61" w:name="_Toc240405669"/>
+      <w:bookmarkStart w:id="61" w:name="_Toc240543473"/>
       <w:r>
         <w:lastRenderedPageBreak/>
         <w:t>APPENDICES</w:t>
@@ -16822,7 +16963,7 @@
       <w:pPr>
         <w:pStyle w:val="Heading2"/>
       </w:pPr>
-      <w:bookmarkStart w:id="62" w:name="_Toc240405670"/>
+      <w:bookmarkStart w:id="62" w:name="_Toc240543474"/>
       <w:r>
         <w:t>Appendix A: Blood Group Compatibility Chart</w:t>
       </w:r>
@@ -16833,10 +16974,10 @@
         <w:jc w:val="both"/>
       </w:pPr>
       <w:r>
-        <w:t xml:space="preserve">The compatibility chart below is the authoritative reference implemented in bb-compat.js and used by </w:t>
-      </w:r>
-      <w:r>
-        <w:t>the donor matching algorithm to suggest compatible donor blood groups when an exact match is unavailable. The chart is written recipient → compatible donor groups; matching code must read it in that direction.</w:t>
+        <w:t xml:space="preserve">The compatibility chart below is the authoritative reference implemented in bb-compat.js and used by the donor matching algorithm to suggest </w:t>
+      </w:r>
+      <w:r>
+        <w:t>compatible donor blood groups when an exact match is unavailable. The chart is written recipient → compatible donor groups; matching code must read it in that direction.</w:t>
       </w:r>
     </w:p>
     <w:p>
@@ -16844,10 +16985,7 @@
         <w:pStyle w:val="BBCaption"/>
       </w:pPr>
       <w:r>
-        <w:t xml:space="preserve">Table A-1: Recipient → Compatible Donor Blood </w:t>
-      </w:r>
-      <w:r>
-        <w:t>Groups</w:t>
+        <w:t>Table A-1: Recipient → Compatible Donor Blood Groups</w:t>
       </w:r>
     </w:p>
     <w:tbl>
@@ -16897,7 +17035,14 @@
                 <w:b/>
                 <w:sz w:val="19"/>
               </w:rPr>
-              <w:t>Compatible Donor Blood Groups</w:t>
+              <w:t xml:space="preserve">Compatible </w:t>
+            </w:r>
+            <w:r>
+              <w:rPr>
+                <w:b/>
+                <w:sz w:val="19"/>
+              </w:rPr>
+              <w:t>Donor Blood Groups</w:t>
             </w:r>
           </w:p>
         </w:tc>
@@ -17209,12 +17354,9 @@
       <w:pPr>
         <w:pStyle w:val="Heading2"/>
       </w:pPr>
-      <w:bookmarkStart w:id="63" w:name="_Toc240405671"/>
-      <w:r>
-        <w:t xml:space="preserve">Appendix B: REST API </w:t>
-      </w:r>
-      <w:r>
-        <w:t>Endpoint Reference</w:t>
+      <w:bookmarkStart w:id="63" w:name="_Toc240543475"/>
+      <w:r>
+        <w:t>Appendix B: REST API Endpoint Reference</w:t>
       </w:r>
       <w:bookmarkEnd w:id="63"/>
     </w:p>
@@ -17223,7 +17365,10 @@
         <w:jc w:val="both"/>
       </w:pPr>
       <w:r>
-        <w:t>Full listing of every endpoint the frontend facade consumes (mirroring the proposal's Appendix B), with the hospital-scoped local APIs for the five partner hospitals.</w:t>
+        <w:t xml:space="preserve">Full listing of every </w:t>
+      </w:r>
+      <w:r>
+        <w:t>endpoint the frontend facade consumes (mirroring the proposal's Appendix B), with the hospital-scoped local APIs for the five partner hospitals.</w:t>
       </w:r>
     </w:p>
     <w:p>
@@ -17353,7 +17498,13 @@
               <w:rPr>
                 <w:sz w:val="19"/>
               </w:rPr>
-              <w:t>Register a new user (donor, requester, hospital staff, or admin)</w:t>
+              <w:t xml:space="preserve">Register a new user </w:t>
+            </w:r>
+            <w:r>
+              <w:rPr>
+                <w:sz w:val="19"/>
+              </w:rPr>
+              <w:t>(donor, requester, hospital staff, or admin)</w:t>
             </w:r>
           </w:p>
         </w:tc>
@@ -17724,7 +17875,13 @@
               <w:rPr>
                 <w:sz w:val="19"/>
               </w:rPr>
-              <w:t>Update request status (accept / fulfil / cancel / moderate / forward)</w:t>
+              <w:t xml:space="preserve">Update request status (accept / fulfil / </w:t>
+            </w:r>
+            <w:r>
+              <w:rPr>
+                <w:sz w:val="19"/>
+              </w:rPr>
+              <w:t>cancel / moderate / forward)</w:t>
             </w:r>
           </w:p>
         </w:tc>
@@ -17996,13 +18153,7 @@
                 <w:sz w:val="19"/>
               </w:rPr>
               <w:lastRenderedPageBreak/>
-              <w:t>partner hospital (TUTH, Bir, Patan, Manmohan,</w:t>
-            </w:r>
-            <w:r>
-              <w:rPr>
-                <w:sz w:val="19"/>
-              </w:rPr>
-              <w:t xml:space="preserve"> NMCTH)</w:t>
+              <w:t>partner hospital (TUTH, Bir, Patan, Manmohan, NMCTH)</w:t>
             </w:r>
           </w:p>
         </w:tc>
@@ -18040,7 +18191,13 @@
               <w:rPr>
                 <w:sz w:val="19"/>
               </w:rPr>
-              <w:t>/api/hospitals/{hospitalId}/inventory/{bloodGroup}</w:t>
+              <w:t>/api/hospitals/{hospitalId}/inventory/{bloodGrou</w:t>
+            </w:r>
+            <w:r>
+              <w:rPr>
+                <w:sz w:val="19"/>
+              </w:rPr>
+              <w:t>p}</w:t>
             </w:r>
           </w:p>
         </w:tc>
@@ -18162,7 +18319,13 @@
               <w:rPr>
                 <w:sz w:val="19"/>
               </w:rPr>
-              <w:t>Local: check the fulfilment status of a blood request at a partner hospital</w:t>
+              <w:t>Local</w:t>
+            </w:r>
+            <w:r>
+              <w:rPr>
+                <w:sz w:val="19"/>
+              </w:rPr>
+              <w:t>: check the fulfilment status of a blood request at a partner hospital</w:t>
             </w:r>
           </w:p>
         </w:tc>
@@ -18215,13 +18378,7 @@
               <w:rPr>
                 <w:sz w:val="19"/>
               </w:rPr>
-              <w:t xml:space="preserve">Local: registered donors near a partner hospital, filtered by blood </w:t>
-            </w:r>
-            <w:r>
-              <w:rPr>
-                <w:sz w:val="19"/>
-              </w:rPr>
-              <w:t>group</w:t>
+              <w:t>Local: registered donors near a partner hospital, filtered by blood group</w:t>
             </w:r>
           </w:p>
         </w:tc>
@@ -18274,7 +18431,13 @@
               <w:rPr>
                 <w:sz w:val="19"/>
               </w:rPr>
-              <w:t>Retrieve / save the signed-in user's role profile (incl. Base64 photograph)</w:t>
+              <w:t xml:space="preserve">Retrieve / save the </w:t>
+            </w:r>
+            <w:r>
+              <w:rPr>
+                <w:sz w:val="19"/>
+              </w:rPr>
+              <w:t>signed-in user's role profile (incl. Base64 photograph)</w:t>
             </w:r>
           </w:p>
         </w:tc>
@@ -18290,7 +18453,7 @@
       <w:pPr>
         <w:pStyle w:val="Heading2"/>
       </w:pPr>
-      <w:bookmarkStart w:id="64" w:name="_Toc240405672"/>
+      <w:bookmarkStart w:id="64" w:name="_Toc240543476"/>
       <w:r>
         <w:t>Appendix C: Database Schema</w:t>
       </w:r>
@@ -18301,10 +18464,10 @@
         <w:jc w:val="both"/>
       </w:pPr>
       <w:r>
-        <w:t xml:space="preserve">To be exported from MySQL Workbench during the backend phase: table definitions for USER, DONOR, BLOOD_REQUEST, </w:t>
-      </w:r>
-      <w:r>
-        <w:t>HOSPITAL, BLOOD_INVENTORY and EMAIL_NOTIFICATION with FK constraints, the role/status enums, and the hospital_id + blood_group uniqueness on inventory rows.</w:t>
+        <w:t xml:space="preserve">To be exported from MySQL Workbench during the backend phase: table definitions for USER, DONOR, BLOOD_REQUEST, HOSPITAL, BLOOD_INVENTORY and </w:t>
+      </w:r>
+      <w:r>
+        <w:t>EMAIL_NOTIFICATION with FK constraints, the role/status enums, and the hospital_id + blood_group uniqueness on inventory rows.</w:t>
       </w:r>
     </w:p>
     <w:p/>
@@ -18312,7 +18475,7 @@
       <w:pPr>
         <w:pStyle w:val="Heading2"/>
       </w:pPr>
-      <w:bookmarkStart w:id="65" w:name="_Toc240405673"/>
+      <w:bookmarkStart w:id="65" w:name="_Toc240543477"/>
       <w:r>
         <w:t>Appendix D: Selected Source Code</w:t>
       </w:r>
@@ -18323,10 +18486,7 @@
         <w:jc w:val="both"/>
       </w:pPr>
       <w:r>
-        <w:t xml:space="preserve">Selected implementation excerpts (full files in the </w:t>
-      </w:r>
-      <w:r>
-        <w:t>submitted codebase):</w:t>
+        <w:t>Selected implementation excerpts (full files in the submitted codebase):</w:t>
       </w:r>
     </w:p>
     <w:p>
@@ -18334,7 +18494,10 @@
         <w:jc w:val="both"/>
       </w:pPr>
       <w:r>
-        <w:t>• CODE/js/bb-compat.js — the Appendix A compatibility chart and direction-correct matching helpers.</w:t>
+        <w:t>• CODE/js/bb-compat.js</w:t>
+      </w:r>
+      <w:r>
+        <w:t xml:space="preserve"> — the Appendix A compatibility chart and direction-correct matching helpers.</w:t>
       </w:r>
     </w:p>
     <w:p>
@@ -18342,10 +18505,7 @@
         <w:jc w:val="both"/>
       </w:pPr>
       <w:r>
-        <w:t xml:space="preserve">• CODE/js/bb-api.js — the API facade: endpoint table, mock adapter, real fetch transport, error normalisation, and the documented BASE </w:t>
-      </w:r>
-      <w:r>
-        <w:t>invariant.</w:t>
+        <w:t>• CODE/js/bb-api.js — the API facade: endpoint table, mock adapter, real fetch transport, error normalisation, and the documented BASE invariant.</w:t>
       </w:r>
     </w:p>
     <w:p>
@@ -18353,7 +18513,10 @@
         <w:jc w:val="both"/>
       </w:pPr>
       <w:r>
-        <w:t>• CODE/js/nav.js — session model, ROLE_LINKS/ROLE_CTA tables, RBAC guard map, and return-URL continuation logic.</w:t>
+        <w:t>• CODE/js/nav.js — session model</w:t>
+      </w:r>
+      <w:r>
+        <w:t>, ROLE_LINKS/ROLE_CTA tables, RBAC guard map, and return-URL continuation logic.</w:t>
       </w:r>
     </w:p>
     <w:p>
@@ -18369,10 +18532,7 @@
         <w:jc w:val="both"/>
       </w:pPr>
       <w:r>
-        <w:t>• CODE/js/bb-paginate.js — reusable pager (page sizes</w:t>
-      </w:r>
-      <w:r>
-        <w:t>, prev/next, auto-hide).</w:t>
+        <w:t>• CODE/js/bb-paginate.js — reusable pager (page sizes, prev/next, auto-hide).</w:t>
       </w:r>
     </w:p>
     <w:p/>
@@ -18380,9 +18540,12 @@
       <w:pPr>
         <w:pStyle w:val="Heading2"/>
       </w:pPr>
-      <w:bookmarkStart w:id="66" w:name="_Toc240405674"/>
-      <w:r>
-        <w:t>Appendix E: QA Evidence and Reproduction Steps</w:t>
+      <w:bookmarkStart w:id="66" w:name="_Toc240543478"/>
+      <w:r>
+        <w:t>Appendix E: QA Ev</w:t>
+      </w:r>
+      <w:r>
+        <w:t>idence and Reproduction Steps</w:t>
       </w:r>
       <w:bookmarkEnd w:id="66"/>
     </w:p>
@@ -18399,10 +18562,10 @@
         <w:jc w:val="both"/>
       </w:pPr>
       <w:r>
-        <w:t xml:space="preserve">• resptest/qa-harness.html — 266/266 checks (functional, all four roles, guest flow, transport guards). Run: serve the </w:t>
-      </w:r>
-      <w:r>
-        <w:t>repo root, then headless Chrome with a fresh profile and virtual time budget; the harness prints a per-check PASS/FAIL report.</w:t>
+        <w:t xml:space="preserve">• resptest/qa-harness.html — 266/266 checks (functional, all four roles, guest flow, transport guards). Run: serve the repo root, then headless Chrome with a fresh </w:t>
+      </w:r>
+      <w:r>
+        <w:t>profile and virtual time budget; the harness prints a per-check PASS/FAIL report.</w:t>
       </w:r>
     </w:p>
     <w:p>
@@ -18418,10 +18581,10 @@
         <w:jc w:val="both"/>
       </w:pPr>
       <w:r>
-        <w:t>• re</w:t>
-      </w:r>
-      <w:r>
-        <w:t>sptest/real-mode-check.html + tools/mock_api_server.py — 16/16 over real HTTP; the stub's stdout logs each GET /api/... → 200, and the store is pinned empty so rendered rows can only have arrived over HTTP.</w:t>
+        <w:t>• resptest/real-mode-check.html + tools/mock_api_</w:t>
+      </w:r>
+      <w:r>
+        <w:t>server.py — 16/16 over real HTTP; the stub's stdout logs each GET /api/... → 200, and the store is pinned empty so rendered rows can only have arrived over HTTP.</w:t>
       </w:r>
     </w:p>
     <w:p>
@@ -18430,10 +18593,10 @@
       </w:pPr>
       <w:r>
         <w:lastRenderedPageBreak/>
-        <w:t>• resptest/visual-forms.html — computed-style val</w:t>
-      </w:r>
-      <w:r>
-        <w:t>idation-error probe (6.03:1 contrast, error ring cascade) with saved screenshots.</w:t>
+        <w:t>• resptest/visual-forms.html — computed-style validation-error probe (6.03:1 contrast, error r</w:t>
+      </w:r>
+      <w:r>
+        <w:t>ing cascade) with saved screenshots.</w:t>
       </w:r>
     </w:p>
     <w:p>
@@ -18449,7 +18612,7 @@
       <w:pPr>
         <w:pStyle w:val="Heading2"/>
       </w:pPr>
-      <w:bookmarkStart w:id="67" w:name="_Toc240405675"/>
+      <w:bookmarkStart w:id="67" w:name="_Toc240543479"/>
       <w:r>
         <w:t>Appendix F: Additional Screenshots</w:t>
       </w:r>
@@ -18460,10 +18623,10 @@
         <w:jc w:val="both"/>
       </w:pPr>
       <w:r>
-        <w:t xml:space="preserve">Additional interface evidence beyond those </w:t>
-      </w:r>
-      <w:r>
-        <w:t>placed in-chapter (landing, about, contact, legal pages, all four role portals, and the branded 404):</w:t>
+        <w:t>Additional interface evidence beyond those placed in-chapter (landing, about, contact, l</w:t>
+      </w:r>
+      <w:r>
+        <w:t>egal pages, all four role portals, and the branded 404):</w:t>
       </w:r>
     </w:p>
     <w:p>
@@ -18487,10 +18650,10 @@
         <w:jc w:val="both"/>
       </w:pPr>
       <w:r>
-        <w:t>[INSERT SCREENSHOT: donor-dashboard.ht</w:t>
-      </w:r>
-      <w:r>
-        <w:t>ml — nearby compatible requests with accept/decline]</w:t>
+        <w:t>[INSERT SCREENSHOT: donor-dashboard.html — nearby compatible requests with accept/d</w:t>
+      </w:r>
+      <w:r>
+        <w:t>ecline]</w:t>
       </w:r>
     </w:p>
     <w:p>
@@ -18511,7 +18674,7 @@
     </w:p>
     <w:p/>
     <w:sectPr>
-      <w:footerReference w:type="default" r:id="rId8"/>
+      <w:footerReference w:type="default" r:id="rId13"/>
       <w:pgSz w:w="11906" w:h="16838"/>
       <w:pgMar w:top="1247" w:right="1361" w:bottom="1247" w:left="1361" w:header="720" w:footer="720" w:gutter="0"/>
       <w:cols w:space="720"/>
@@ -30205,7 +30368,7 @@
     <w:autoRedefine/>
     <w:uiPriority w:val="39"/>
     <w:unhideWhenUsed/>
-    <w:rsid w:val="00D561CF"/>
+    <w:rsid w:val="000473B4"/>
     <w:pPr>
       <w:spacing w:after="100"/>
     </w:pPr>
@@ -30217,7 +30380,7 @@
     <w:autoRedefine/>
     <w:uiPriority w:val="39"/>
     <w:unhideWhenUsed/>
-    <w:rsid w:val="00D561CF"/>
+    <w:rsid w:val="000473B4"/>
     <w:pPr>
       <w:spacing w:after="100"/>
       <w:ind w:left="220"/>
@@ -30230,7 +30393,7 @@
     <w:autoRedefine/>
     <w:uiPriority w:val="39"/>
     <w:unhideWhenUsed/>
-    <w:rsid w:val="00D561CF"/>
+    <w:rsid w:val="000473B4"/>
     <w:pPr>
       <w:spacing w:after="100"/>
       <w:ind w:left="440"/>
@@ -30244,7 +30407,7 @@
     <w:uiPriority w:val="39"/>
     <w:semiHidden/>
     <w:unhideWhenUsed/>
-    <w:rsid w:val="00D561CF"/>
+    <w:rsid w:val="000473B4"/>
     <w:pPr>
       <w:spacing w:after="100"/>
       <w:ind w:left="660"/>
@@ -30258,7 +30421,7 @@
     <w:uiPriority w:val="39"/>
     <w:semiHidden/>
     <w:unhideWhenUsed/>
-    <w:rsid w:val="00D561CF"/>
+    <w:rsid w:val="000473B4"/>
     <w:pPr>
       <w:spacing w:after="100"/>
       <w:ind w:left="880"/>
@@ -30272,7 +30435,7 @@
     <w:uiPriority w:val="39"/>
     <w:semiHidden/>
     <w:unhideWhenUsed/>
-    <w:rsid w:val="00D561CF"/>
+    <w:rsid w:val="000473B4"/>
     <w:pPr>
       <w:spacing w:after="100"/>
       <w:ind w:left="1100"/>
@@ -30286,7 +30449,7 @@
     <w:uiPriority w:val="39"/>
     <w:semiHidden/>
     <w:unhideWhenUsed/>
-    <w:rsid w:val="00D561CF"/>
+    <w:rsid w:val="000473B4"/>
     <w:pPr>
       <w:spacing w:after="100"/>
       <w:ind w:left="1320"/>
@@ -30300,7 +30463,7 @@
     <w:uiPriority w:val="39"/>
     <w:semiHidden/>
     <w:unhideWhenUsed/>
-    <w:rsid w:val="00D561CF"/>
+    <w:rsid w:val="000473B4"/>
     <w:pPr>
       <w:spacing w:after="100"/>
       <w:ind w:left="1540"/>
@@ -30314,7 +30477,7 @@
     <w:uiPriority w:val="39"/>
     <w:semiHidden/>
     <w:unhideWhenUsed/>
-    <w:rsid w:val="00D561CF"/>
+    <w:rsid w:val="000473B4"/>
     <w:pPr>
       <w:spacing w:after="100"/>
       <w:ind w:left="1760"/>
@@ -30325,7 +30488,7 @@
     <w:basedOn w:val="DefaultParagraphFont"/>
     <w:uiPriority w:val="99"/>
     <w:unhideWhenUsed/>
-    <w:rsid w:val="00D561CF"/>
+    <w:rsid w:val="000473B4"/>
     <w:rPr>
       <w:color w:val="0000FF" w:themeColor="hyperlink"/>
       <w:u w:val="single"/>
